--- a/William/PHP Backend/William_Jackson.docx
+++ b/William/PHP Backend/William_Jackson.docx
@@ -15,7 +15,17 @@
           <w:sz w:val="44"/>
           <w:szCs w:val="44"/>
         </w:rPr>
-        <w:t>WILLIAM</w:t>
+        <w:t>W</w:t>
+      </w:r>
+      <w:r>
+        <w:rPr>
+          <w:b/>
+          <w:bCs/>
+          <w:color w:val="111111"/>
+          <w:sz w:val="44"/>
+          <w:szCs w:val="44"/>
+        </w:rPr>
+        <w:t>illiam</w:t>
       </w:r>
       <w:r>
         <w:rPr>
@@ -25,7 +35,7 @@
           <w:sz w:val="44"/>
           <w:szCs w:val="44"/>
         </w:rPr>
-        <w:t xml:space="preserve"> JACKSON</w:t>
+        <w:t xml:space="preserve"> Jackson</w:t>
       </w:r>
     </w:p>
     <w:p>
@@ -41,6 +51,55 @@
           <w:szCs w:val="19"/>
         </w:rPr>
         <w:t>Senior Software Engineer</w:t>
+      </w:r>
+      <w:r>
+        <w:rPr>
+          <w:rFonts w:ascii="Arial" w:eastAsia="Arial" w:hAnsi="Arial" w:cs="Arial"/>
+          <w:color w:val="555555"/>
+          <w:sz w:val="19"/>
+          <w:szCs w:val="19"/>
+        </w:rPr>
+        <w:t xml:space="preserve"> – PHP (</w:t>
+      </w:r>
+      <w:proofErr w:type="spellStart"/>
+      <w:r>
+        <w:rPr>
+          <w:rFonts w:ascii="Arial" w:eastAsia="Arial" w:hAnsi="Arial" w:cs="Arial"/>
+          <w:color w:val="555555"/>
+          <w:sz w:val="19"/>
+          <w:szCs w:val="19"/>
+        </w:rPr>
+        <w:t>Laravel</w:t>
+      </w:r>
+      <w:proofErr w:type="spellEnd"/>
+      <w:r>
+        <w:rPr>
+          <w:rFonts w:ascii="Arial" w:eastAsia="Arial" w:hAnsi="Arial" w:cs="Arial"/>
+          <w:color w:val="555555"/>
+          <w:sz w:val="19"/>
+          <w:szCs w:val="19"/>
+        </w:rPr>
+        <w:t>/</w:t>
+      </w:r>
+      <w:proofErr w:type="spellStart"/>
+      <w:r>
+        <w:rPr>
+          <w:rFonts w:ascii="Arial" w:eastAsia="Arial" w:hAnsi="Arial" w:cs="Arial"/>
+          <w:color w:val="555555"/>
+          <w:sz w:val="19"/>
+          <w:szCs w:val="19"/>
+        </w:rPr>
+        <w:t>Symfony</w:t>
+      </w:r>
+      <w:proofErr w:type="spellEnd"/>
+      <w:r>
+        <w:rPr>
+          <w:rFonts w:ascii="Arial" w:eastAsia="Arial" w:hAnsi="Arial" w:cs="Arial"/>
+          <w:color w:val="555555"/>
+          <w:sz w:val="19"/>
+          <w:szCs w:val="19"/>
+        </w:rPr>
+        <w:t>) AWS/Azure</w:t>
       </w:r>
     </w:p>
     <w:tbl>
@@ -94,7 +153,7 @@
                 <w:sz w:val="17"/>
                 <w:szCs w:val="17"/>
               </w:rPr>
-              <w:t xml:space="preserve">Wellington, Nevada, United States </w:t>
+              <w:t xml:space="preserve">Wellington, Nevada, United States | </w:t>
             </w:r>
             <w:r>
               <w:rPr>
@@ -103,7 +162,7 @@
                 <w:sz w:val="17"/>
                 <w:szCs w:val="17"/>
               </w:rPr>
-              <w:t>+1 (725) 258-7943</w:t>
+              <w:t>+1 (786) 949-7561</w:t>
             </w:r>
             <w:r>
               <w:rPr>
@@ -121,7 +180,7 @@
                 <w:sz w:val="17"/>
                 <w:szCs w:val="17"/>
               </w:rPr>
-              <w:t>williamjacksondev@outlook.com</w:t>
+              <w:t>williamjackson.pro@outlook.com</w:t>
             </w:r>
             <w:r>
               <w:rPr>
@@ -130,7 +189,7 @@
                 <w:sz w:val="17"/>
                 <w:szCs w:val="17"/>
               </w:rPr>
-              <w:t xml:space="preserve">| </w:t>
+              <w:t xml:space="preserve"> | </w:t>
             </w:r>
             <w:r>
               <w:rPr>
@@ -139,30 +198,39 @@
                 <w:sz w:val="17"/>
                 <w:szCs w:val="17"/>
               </w:rPr>
-              <w:t>linkedin.com/in/william-jackson-3816183aa</w:t>
+              <w:t>linkedin.com/in/william-jackson-</w:t>
             </w:r>
+            <w:r>
+              <w:rPr>
+                <w:rFonts w:ascii="Arial" w:eastAsia="Arial" w:hAnsi="Arial" w:cs="Arial"/>
+                <w:color w:val="FFFFFF"/>
+                <w:sz w:val="17"/>
+                <w:szCs w:val="17"/>
+              </w:rPr>
+              <w:t>75b9343b6</w:t>
+            </w:r>
+            <w:bookmarkStart w:id="0" w:name="_GoBack"/>
+            <w:bookmarkEnd w:id="0"/>
           </w:p>
         </w:tc>
       </w:tr>
     </w:tbl>
     <w:p>
       <w:pPr>
-        <w:spacing w:after="120"/>
-      </w:pPr>
-    </w:p>
-    <w:p>
-      <w:pPr>
         <w:pBdr>
           <w:bottom w:val="single" w:sz="6" w:space="0" w:color="B91C1C"/>
         </w:pBdr>
         <w:spacing w:before="120" w:after="80"/>
+        <w:rPr>
+          <w:sz w:val="24"/>
+        </w:rPr>
       </w:pPr>
       <w:r>
         <w:rPr>
           <w:b/>
           <w:bCs/>
           <w:color w:val="111111"/>
-          <w:sz w:val="21"/>
+          <w:sz w:val="24"/>
           <w:szCs w:val="21"/>
         </w:rPr>
         <w:t>PROFESSIONAL SUMMARY</w:t>
@@ -175,201 +243,249 @@
         <w:jc w:val="both"/>
         <w:rPr>
           <w:rFonts w:ascii="Arial" w:hAnsi="Arial" w:cs="Arial"/>
-          <w:sz w:val="14"/>
-        </w:rPr>
-      </w:pPr>
-      <w:r>
-        <w:rPr>
-          <w:rFonts w:ascii="Arial" w:hAnsi="Arial" w:cs="Arial"/>
-          <w:sz w:val="20"/>
+          <w:sz w:val="12"/>
+        </w:rPr>
+      </w:pPr>
+      <w:r>
+        <w:rPr>
+          <w:sz w:val="22"/>
         </w:rPr>
         <w:t xml:space="preserve">Senior </w:t>
       </w:r>
       <w:r>
         <w:rPr>
           <w:rStyle w:val="Strong"/>
-          <w:rFonts w:ascii="Arial" w:hAnsi="Arial" w:cs="Arial"/>
-          <w:sz w:val="20"/>
+          <w:sz w:val="22"/>
         </w:rPr>
         <w:t>Backend Engineer</w:t>
       </w:r>
       <w:r>
         <w:rPr>
-          <w:rFonts w:ascii="Arial" w:hAnsi="Arial" w:cs="Arial"/>
-          <w:sz w:val="20"/>
-        </w:rPr>
-        <w:t xml:space="preserve"> with ~10 years of experience building </w:t>
-      </w:r>
-      <w:r>
-        <w:rPr>
-          <w:rStyle w:val="Strong"/>
-          <w:rFonts w:ascii="Arial" w:hAnsi="Arial" w:cs="Arial"/>
-          <w:sz w:val="20"/>
-        </w:rPr>
-        <w:t>PHP</w:t>
-      </w:r>
-      <w:r>
-        <w:rPr>
-          <w:rFonts w:ascii="Arial" w:hAnsi="Arial" w:cs="Arial"/>
-          <w:sz w:val="20"/>
-        </w:rPr>
-        <w:t xml:space="preserve"> services and API platforms on </w:t>
-      </w:r>
-      <w:r>
-        <w:rPr>
-          <w:rStyle w:val="Strong"/>
-          <w:rFonts w:ascii="Arial" w:hAnsi="Arial" w:cs="Arial"/>
-          <w:sz w:val="20"/>
+          <w:sz w:val="22"/>
+        </w:rPr>
+        <w:t xml:space="preserve"> with </w:t>
+      </w:r>
+      <w:r>
+        <w:rPr>
+          <w:rStyle w:val="Strong"/>
+          <w:sz w:val="22"/>
+        </w:rPr>
+        <w:t>10+ years</w:t>
+      </w:r>
+      <w:r>
+        <w:rPr>
+          <w:sz w:val="22"/>
+        </w:rPr>
+        <w:t xml:space="preserve"> of experience building high-availability </w:t>
+      </w:r>
+      <w:r>
+        <w:rPr>
+          <w:rStyle w:val="Strong"/>
+          <w:sz w:val="22"/>
+        </w:rPr>
+        <w:t>PHP 5.6–8.3</w:t>
+      </w:r>
+      <w:r>
+        <w:rPr>
+          <w:sz w:val="22"/>
+        </w:rPr>
+        <w:t xml:space="preserve"> services and API platforms across </w:t>
+      </w:r>
+      <w:proofErr w:type="spellStart"/>
+      <w:r>
+        <w:rPr>
+          <w:rStyle w:val="Strong"/>
+          <w:sz w:val="22"/>
+        </w:rPr>
+        <w:t>SaaS</w:t>
+      </w:r>
+      <w:proofErr w:type="spellEnd"/>
+      <w:r>
+        <w:rPr>
+          <w:rStyle w:val="Strong"/>
+          <w:sz w:val="22"/>
+        </w:rPr>
+        <w:t>, enterprise workflow, operations, and integration-heavy product environments</w:t>
+      </w:r>
+      <w:r>
+        <w:rPr>
+          <w:sz w:val="22"/>
+        </w:rPr>
+        <w:t xml:space="preserve"> on </w:t>
+      </w:r>
+      <w:r>
+        <w:rPr>
+          <w:rStyle w:val="Strong"/>
+          <w:sz w:val="22"/>
         </w:rPr>
         <w:t>AWS-first</w:t>
       </w:r>
       <w:r>
         <w:rPr>
-          <w:rFonts w:ascii="Arial" w:hAnsi="Arial" w:cs="Arial"/>
-          <w:sz w:val="20"/>
-        </w:rPr>
-        <w:t xml:space="preserve"> architectures, with proven delivery across </w:t>
+          <w:sz w:val="22"/>
+        </w:rPr>
+        <w:t xml:space="preserve"> architectures. Strong expertise in </w:t>
       </w:r>
       <w:proofErr w:type="spellStart"/>
       <w:r>
         <w:rPr>
           <w:rStyle w:val="Strong"/>
-          <w:rFonts w:ascii="Arial" w:hAnsi="Arial" w:cs="Arial"/>
-          <w:sz w:val="20"/>
-        </w:rPr>
-        <w:t>microservices</w:t>
+          <w:sz w:val="22"/>
+        </w:rPr>
+        <w:t>Laravel</w:t>
       </w:r>
       <w:proofErr w:type="spellEnd"/>
       <w:r>
         <w:rPr>
-          <w:rFonts w:ascii="Arial" w:hAnsi="Arial" w:cs="Arial"/>
-          <w:sz w:val="20"/>
+          <w:rStyle w:val="Strong"/>
+          <w:sz w:val="22"/>
+        </w:rPr>
+        <w:t xml:space="preserve"> 5.8–10</w:t>
+      </w:r>
+      <w:r>
+        <w:rPr>
+          <w:sz w:val="22"/>
         </w:rPr>
         <w:t xml:space="preserve">, </w:t>
       </w:r>
-      <w:r>
-        <w:rPr>
-          <w:rStyle w:val="Strong"/>
-          <w:rFonts w:ascii="Arial" w:hAnsi="Arial" w:cs="Arial"/>
-          <w:sz w:val="20"/>
-        </w:rPr>
-        <w:t>event-driven</w:t>
-      </w:r>
-      <w:r>
-        <w:rPr>
-          <w:rFonts w:ascii="Arial" w:hAnsi="Arial" w:cs="Arial"/>
-          <w:sz w:val="20"/>
-        </w:rPr>
-        <w:t xml:space="preserve"> workflows, and </w:t>
-      </w:r>
-      <w:r>
-        <w:rPr>
-          <w:rStyle w:val="Strong"/>
-          <w:rFonts w:ascii="Arial" w:hAnsi="Arial" w:cs="Arial"/>
-          <w:sz w:val="20"/>
-        </w:rPr>
-        <w:t>secure</w:t>
-      </w:r>
-      <w:r>
-        <w:rPr>
-          <w:rFonts w:ascii="Arial" w:hAnsi="Arial" w:cs="Arial"/>
-          <w:sz w:val="20"/>
-        </w:rPr>
-        <w:t xml:space="preserve"> enterprise integrations. Strong background in </w:t>
-      </w:r>
       <w:proofErr w:type="spellStart"/>
       <w:r>
         <w:rPr>
           <w:rStyle w:val="Strong"/>
-          <w:rFonts w:ascii="Arial" w:hAnsi="Arial" w:cs="Arial"/>
-          <w:sz w:val="20"/>
+          <w:sz w:val="22"/>
+        </w:rPr>
+        <w:t>Symfony</w:t>
+      </w:r>
+      <w:proofErr w:type="spellEnd"/>
+      <w:r>
+        <w:rPr>
+          <w:rStyle w:val="Strong"/>
+          <w:sz w:val="22"/>
+        </w:rPr>
+        <w:t xml:space="preserve"> 3.4–6</w:t>
+      </w:r>
+      <w:r>
+        <w:rPr>
+          <w:sz w:val="22"/>
+        </w:rPr>
+        <w:t xml:space="preserve">, distributed service design, secure REST and </w:t>
+      </w:r>
+      <w:proofErr w:type="spellStart"/>
+      <w:r>
+        <w:rPr>
+          <w:sz w:val="22"/>
+        </w:rPr>
+        <w:t>GraphQL</w:t>
+      </w:r>
+      <w:proofErr w:type="spellEnd"/>
+      <w:r>
+        <w:rPr>
+          <w:sz w:val="22"/>
+        </w:rPr>
+        <w:t xml:space="preserve"> delivery, and event-driven processing with </w:t>
+      </w:r>
+      <w:r>
+        <w:rPr>
+          <w:rStyle w:val="Strong"/>
+          <w:sz w:val="22"/>
+        </w:rPr>
+        <w:t>Kafka</w:t>
+      </w:r>
+      <w:r>
+        <w:rPr>
+          <w:sz w:val="22"/>
+        </w:rPr>
+        <w:t xml:space="preserve">, </w:t>
+      </w:r>
+      <w:proofErr w:type="spellStart"/>
+      <w:r>
+        <w:rPr>
+          <w:rStyle w:val="Strong"/>
+          <w:sz w:val="22"/>
+        </w:rPr>
+        <w:t>RabbitMQ</w:t>
+      </w:r>
+      <w:proofErr w:type="spellEnd"/>
+      <w:r>
+        <w:rPr>
+          <w:sz w:val="22"/>
+        </w:rPr>
+        <w:t xml:space="preserve">, and </w:t>
+      </w:r>
+      <w:r>
+        <w:rPr>
+          <w:rStyle w:val="Strong"/>
+          <w:sz w:val="22"/>
+        </w:rPr>
+        <w:t>AWS SQS/SNS</w:t>
+      </w:r>
+      <w:r>
+        <w:rPr>
+          <w:sz w:val="22"/>
+        </w:rPr>
+        <w:t xml:space="preserve">. Deep background in </w:t>
+      </w:r>
+      <w:proofErr w:type="spellStart"/>
+      <w:r>
+        <w:rPr>
+          <w:rStyle w:val="Strong"/>
+          <w:sz w:val="22"/>
         </w:rPr>
         <w:t>PostgreSQL</w:t>
       </w:r>
       <w:proofErr w:type="spellEnd"/>
       <w:r>
         <w:rPr>
-          <w:rStyle w:val="Strong"/>
-          <w:rFonts w:ascii="Arial" w:hAnsi="Arial" w:cs="Arial"/>
-          <w:sz w:val="20"/>
-        </w:rPr>
-        <w:t>/MySQL/SQL Server</w:t>
-      </w:r>
-      <w:r>
-        <w:rPr>
-          <w:rFonts w:ascii="Arial" w:hAnsi="Arial" w:cs="Arial"/>
-          <w:sz w:val="20"/>
-        </w:rPr>
-        <w:t xml:space="preserve"> data modeling, </w:t>
+          <w:sz w:val="22"/>
+        </w:rPr>
+        <w:t xml:space="preserve">, </w:t>
+      </w:r>
+      <w:r>
+        <w:rPr>
+          <w:rStyle w:val="Strong"/>
+          <w:sz w:val="22"/>
+        </w:rPr>
+        <w:t>MySQL</w:t>
+      </w:r>
+      <w:r>
+        <w:rPr>
+          <w:sz w:val="22"/>
+        </w:rPr>
+        <w:t xml:space="preserve">, </w:t>
+      </w:r>
+      <w:r>
+        <w:rPr>
+          <w:rStyle w:val="Strong"/>
+          <w:sz w:val="22"/>
+        </w:rPr>
+        <w:t>SQL Server</w:t>
+      </w:r>
+      <w:r>
+        <w:rPr>
+          <w:sz w:val="22"/>
+        </w:rPr>
+        <w:t xml:space="preserve">, </w:t>
       </w:r>
       <w:proofErr w:type="spellStart"/>
       <w:r>
         <w:rPr>
           <w:rStyle w:val="Strong"/>
-          <w:rFonts w:ascii="Arial" w:hAnsi="Arial" w:cs="Arial"/>
-          <w:sz w:val="20"/>
+          <w:sz w:val="22"/>
         </w:rPr>
         <w:t>Redis</w:t>
       </w:r>
       <w:proofErr w:type="spellEnd"/>
       <w:r>
         <w:rPr>
-          <w:rFonts w:ascii="Arial" w:hAnsi="Arial" w:cs="Arial"/>
-          <w:sz w:val="20"/>
-        </w:rPr>
-        <w:t xml:space="preserve"> caching, </w:t>
-      </w:r>
-      <w:r>
-        <w:rPr>
-          <w:rStyle w:val="Strong"/>
-          <w:rFonts w:ascii="Arial" w:hAnsi="Arial" w:cs="Arial"/>
-          <w:sz w:val="20"/>
-        </w:rPr>
-        <w:t>Kafka</w:t>
-      </w:r>
-      <w:r>
-        <w:rPr>
-          <w:rFonts w:ascii="Arial" w:hAnsi="Arial" w:cs="Arial"/>
-          <w:sz w:val="20"/>
-        </w:rPr>
-        <w:t xml:space="preserve"> and </w:t>
-      </w:r>
-      <w:r>
-        <w:rPr>
-          <w:rStyle w:val="Strong"/>
-          <w:rFonts w:ascii="Arial" w:hAnsi="Arial" w:cs="Arial"/>
-          <w:sz w:val="20"/>
-        </w:rPr>
-        <w:t>AWS SQS/SNS</w:t>
-      </w:r>
-      <w:r>
-        <w:rPr>
-          <w:rFonts w:ascii="Arial" w:hAnsi="Arial" w:cs="Arial"/>
-          <w:sz w:val="20"/>
-        </w:rPr>
-        <w:t xml:space="preserve"> pipelines, and </w:t>
-      </w:r>
-      <w:r>
-        <w:rPr>
-          <w:rStyle w:val="Strong"/>
-          <w:rFonts w:ascii="Arial" w:hAnsi="Arial" w:cs="Arial"/>
-          <w:sz w:val="20"/>
-        </w:rPr>
-        <w:t>search</w:t>
-      </w:r>
-      <w:r>
-        <w:rPr>
-          <w:rFonts w:ascii="Arial" w:hAnsi="Arial" w:cs="Arial"/>
-          <w:sz w:val="20"/>
-        </w:rPr>
-        <w:t xml:space="preserve"> stacks using </w:t>
+          <w:sz w:val="22"/>
+        </w:rPr>
+        <w:t xml:space="preserve">, and </w:t>
       </w:r>
       <w:proofErr w:type="spellStart"/>
       <w:r>
         <w:rPr>
           <w:rStyle w:val="Strong"/>
-          <w:rFonts w:ascii="Arial" w:hAnsi="Arial" w:cs="Arial"/>
-          <w:sz w:val="20"/>
+          <w:sz w:val="22"/>
         </w:rPr>
         <w:t>Elasticsearch</w:t>
       </w:r>
@@ -377,40 +493,28 @@
       <w:r>
         <w:rPr>
           <w:rStyle w:val="Strong"/>
-          <w:rFonts w:ascii="Arial" w:hAnsi="Arial" w:cs="Arial"/>
-          <w:sz w:val="20"/>
+          <w:sz w:val="22"/>
         </w:rPr>
         <w:t>/OpenSearch</w:t>
       </w:r>
       <w:r>
         <w:rPr>
-          <w:rFonts w:ascii="Arial" w:hAnsi="Arial" w:cs="Arial"/>
-          <w:sz w:val="20"/>
-        </w:rPr>
-        <w:t xml:space="preserve">. </w:t>
-      </w:r>
-      <w:proofErr w:type="gramStart"/>
-      <w:r>
-        <w:rPr>
-          <w:rFonts w:ascii="Arial" w:hAnsi="Arial" w:cs="Arial"/>
-          <w:sz w:val="20"/>
-        </w:rPr>
-        <w:t xml:space="preserve">Known for improving operability with </w:t>
+          <w:sz w:val="22"/>
+        </w:rPr>
+        <w:t xml:space="preserve">, with proven success improving latency, release reliability, and production visibility through </w:t>
       </w:r>
       <w:proofErr w:type="spellStart"/>
       <w:r>
         <w:rPr>
           <w:rStyle w:val="Strong"/>
-          <w:rFonts w:ascii="Arial" w:hAnsi="Arial" w:cs="Arial"/>
-          <w:sz w:val="20"/>
+          <w:sz w:val="22"/>
         </w:rPr>
         <w:t>OpenTelemetry</w:t>
       </w:r>
       <w:proofErr w:type="spellEnd"/>
       <w:r>
         <w:rPr>
-          <w:rFonts w:ascii="Arial" w:hAnsi="Arial" w:cs="Arial"/>
-          <w:sz w:val="20"/>
+          <w:sz w:val="22"/>
         </w:rPr>
         <w:t xml:space="preserve">, </w:t>
       </w:r>
@@ -418,24 +522,21 @@
       <w:r>
         <w:rPr>
           <w:rStyle w:val="Strong"/>
-          <w:rFonts w:ascii="Arial" w:hAnsi="Arial" w:cs="Arial"/>
-          <w:sz w:val="20"/>
+          <w:sz w:val="22"/>
         </w:rPr>
         <w:t>Datadog</w:t>
       </w:r>
       <w:proofErr w:type="spellEnd"/>
       <w:r>
         <w:rPr>
-          <w:rFonts w:ascii="Arial" w:hAnsi="Arial" w:cs="Arial"/>
-          <w:sz w:val="20"/>
+          <w:sz w:val="22"/>
         </w:rPr>
         <w:t xml:space="preserve">, </w:t>
       </w:r>
       <w:r>
         <w:rPr>
           <w:rStyle w:val="Strong"/>
-          <w:rFonts w:ascii="Arial" w:hAnsi="Arial" w:cs="Arial"/>
-          <w:sz w:val="20"/>
+          <w:sz w:val="22"/>
         </w:rPr>
         <w:t>Prometheus/</w:t>
       </w:r>
@@ -443,16 +544,14 @@
       <w:r>
         <w:rPr>
           <w:rStyle w:val="Strong"/>
-          <w:rFonts w:ascii="Arial" w:hAnsi="Arial" w:cs="Arial"/>
-          <w:sz w:val="20"/>
+          <w:sz w:val="22"/>
         </w:rPr>
         <w:t>Grafana</w:t>
       </w:r>
       <w:proofErr w:type="spellEnd"/>
       <w:r>
         <w:rPr>
-          <w:rFonts w:ascii="Arial" w:hAnsi="Arial" w:cs="Arial"/>
-          <w:sz w:val="20"/>
+          <w:sz w:val="22"/>
         </w:rPr>
         <w:t xml:space="preserve">, and </w:t>
       </w:r>
@@ -460,80 +559,56 @@
       <w:r>
         <w:rPr>
           <w:rStyle w:val="Strong"/>
-          <w:rFonts w:ascii="Arial" w:hAnsi="Arial" w:cs="Arial"/>
-          <w:sz w:val="20"/>
+          <w:sz w:val="22"/>
         </w:rPr>
         <w:t>CloudWatch</w:t>
       </w:r>
       <w:proofErr w:type="spellEnd"/>
       <w:r>
         <w:rPr>
-          <w:rFonts w:ascii="Arial" w:hAnsi="Arial" w:cs="Arial"/>
-          <w:sz w:val="20"/>
-        </w:rPr>
-        <w:t xml:space="preserve">, while enforcing </w:t>
-      </w:r>
-      <w:r>
-        <w:rPr>
-          <w:rStyle w:val="Strong"/>
-          <w:rFonts w:ascii="Arial" w:hAnsi="Arial" w:cs="Arial"/>
-          <w:sz w:val="20"/>
+          <w:sz w:val="22"/>
+        </w:rPr>
+        <w:t xml:space="preserve"> while enforcing </w:t>
+      </w:r>
+      <w:r>
+        <w:rPr>
+          <w:rStyle w:val="Strong"/>
+          <w:sz w:val="22"/>
         </w:rPr>
         <w:t>OAuth2/OIDC</w:t>
       </w:r>
       <w:r>
         <w:rPr>
-          <w:rFonts w:ascii="Arial" w:hAnsi="Arial" w:cs="Arial"/>
-          <w:sz w:val="20"/>
+          <w:sz w:val="22"/>
         </w:rPr>
         <w:t xml:space="preserve">, </w:t>
       </w:r>
       <w:r>
         <w:rPr>
           <w:rStyle w:val="Strong"/>
-          <w:rFonts w:ascii="Arial" w:hAnsi="Arial" w:cs="Arial"/>
-          <w:sz w:val="20"/>
+          <w:sz w:val="22"/>
         </w:rPr>
         <w:t>JWT</w:t>
       </w:r>
       <w:r>
         <w:rPr>
-          <w:rFonts w:ascii="Arial" w:hAnsi="Arial" w:cs="Arial"/>
-          <w:sz w:val="20"/>
+          <w:sz w:val="22"/>
         </w:rPr>
         <w:t xml:space="preserve">, </w:t>
       </w:r>
       <w:r>
         <w:rPr>
           <w:rStyle w:val="Strong"/>
-          <w:rFonts w:ascii="Arial" w:hAnsi="Arial" w:cs="Arial"/>
-          <w:sz w:val="20"/>
+          <w:sz w:val="22"/>
         </w:rPr>
         <w:t>RBAC/ABAC</w:t>
       </w:r>
       <w:r>
         <w:rPr>
-          <w:rFonts w:ascii="Arial" w:hAnsi="Arial" w:cs="Arial"/>
-          <w:sz w:val="20"/>
-        </w:rPr>
-        <w:t xml:space="preserve">, and </w:t>
-      </w:r>
-      <w:r>
-        <w:rPr>
-          <w:rStyle w:val="Strong"/>
-          <w:rFonts w:ascii="Arial" w:hAnsi="Arial" w:cs="Arial"/>
-          <w:sz w:val="20"/>
-        </w:rPr>
-        <w:t>audit logging</w:t>
-      </w:r>
-      <w:r>
-        <w:rPr>
-          <w:rFonts w:ascii="Arial" w:hAnsi="Arial" w:cs="Arial"/>
-          <w:sz w:val="20"/>
-        </w:rPr>
-        <w:t xml:space="preserve"> as default platform standards.</w:t>
-      </w:r>
-      <w:proofErr w:type="gramEnd"/>
+          <w:sz w:val="22"/>
+        </w:rPr>
+        <w:t>, and audit logging standards.</w:t>
+      </w:r>
     </w:p>
     <w:p>
       <w:pPr>
@@ -541,13 +616,16 @@
           <w:bottom w:val="single" w:sz="6" w:space="0" w:color="B91C1C"/>
         </w:pBdr>
         <w:spacing w:before="120" w:after="80"/>
+        <w:rPr>
+          <w:sz w:val="24"/>
+        </w:rPr>
       </w:pPr>
       <w:r>
         <w:rPr>
           <w:b/>
           <w:bCs/>
           <w:color w:val="111111"/>
-          <w:sz w:val="21"/>
+          <w:sz w:val="24"/>
           <w:szCs w:val="21"/>
         </w:rPr>
         <w:t>SKILLS</w:t>
@@ -558,139 +636,139 @@
         <w:pStyle w:val="NormalWeb"/>
         <w:numPr>
           <w:ilvl w:val="0"/>
-          <w:numId w:val="1"/>
+          <w:numId w:val="38"/>
         </w:numPr>
+        <w:spacing w:before="0" w:beforeAutospacing="0" w:after="0" w:afterAutospacing="0"/>
         <w:jc w:val="both"/>
         <w:rPr>
-          <w:rFonts w:ascii="Arial" w:hAnsi="Arial" w:cs="Arial"/>
-          <w:sz w:val="18"/>
-        </w:rPr>
-      </w:pPr>
-      <w:r>
-        <w:rPr>
-          <w:rStyle w:val="Strong"/>
-          <w:rFonts w:ascii="Arial" w:hAnsi="Arial" w:cs="Arial"/>
-          <w:sz w:val="18"/>
+          <w:sz w:val="22"/>
+        </w:rPr>
+      </w:pPr>
+      <w:r>
+        <w:rPr>
+          <w:rStyle w:val="Strong"/>
+          <w:sz w:val="22"/>
         </w:rPr>
         <w:t>Backend &amp; APIs</w:t>
       </w:r>
       <w:r>
         <w:rPr>
-          <w:rFonts w:ascii="Arial" w:hAnsi="Arial" w:cs="Arial"/>
-          <w:sz w:val="18"/>
+          <w:sz w:val="22"/>
         </w:rPr>
         <w:t xml:space="preserve"> — </w:t>
       </w:r>
       <w:r>
         <w:rPr>
           <w:rStyle w:val="Strong"/>
-          <w:rFonts w:ascii="Arial" w:hAnsi="Arial" w:cs="Arial"/>
-          <w:sz w:val="18"/>
-        </w:rPr>
-        <w:t>PHP</w:t>
-      </w:r>
-      <w:r>
-        <w:rPr>
-          <w:rFonts w:ascii="Arial" w:hAnsi="Arial" w:cs="Arial"/>
-          <w:sz w:val="18"/>
+          <w:sz w:val="22"/>
+        </w:rPr>
+        <w:t>PHP 5.6–8.3</w:t>
+      </w:r>
+      <w:r>
+        <w:rPr>
+          <w:sz w:val="22"/>
         </w:rPr>
         <w:t xml:space="preserve">, </w:t>
       </w:r>
       <w:proofErr w:type="spellStart"/>
       <w:r>
         <w:rPr>
-          <w:rFonts w:ascii="Arial" w:hAnsi="Arial" w:cs="Arial"/>
-          <w:sz w:val="18"/>
+          <w:rStyle w:val="Strong"/>
+          <w:sz w:val="22"/>
         </w:rPr>
         <w:t>Laravel</w:t>
       </w:r>
       <w:proofErr w:type="spellEnd"/>
       <w:r>
         <w:rPr>
-          <w:rFonts w:ascii="Arial" w:hAnsi="Arial" w:cs="Arial"/>
-          <w:sz w:val="18"/>
+          <w:rStyle w:val="Strong"/>
+          <w:sz w:val="22"/>
+        </w:rPr>
+        <w:t xml:space="preserve"> 5.8–10</w:t>
+      </w:r>
+      <w:r>
+        <w:rPr>
+          <w:sz w:val="22"/>
         </w:rPr>
         <w:t xml:space="preserve">, </w:t>
       </w:r>
       <w:proofErr w:type="spellStart"/>
       <w:r>
         <w:rPr>
-          <w:rFonts w:ascii="Arial" w:hAnsi="Arial" w:cs="Arial"/>
-          <w:sz w:val="18"/>
+          <w:rStyle w:val="Strong"/>
+          <w:sz w:val="22"/>
         </w:rPr>
         <w:t>Symfony</w:t>
       </w:r>
       <w:proofErr w:type="spellEnd"/>
       <w:r>
         <w:rPr>
-          <w:rFonts w:ascii="Arial" w:hAnsi="Arial" w:cs="Arial"/>
-          <w:sz w:val="18"/>
+          <w:rStyle w:val="Strong"/>
+          <w:sz w:val="22"/>
+        </w:rPr>
+        <w:t xml:space="preserve"> 3.4–6</w:t>
+      </w:r>
+      <w:r>
+        <w:rPr>
+          <w:sz w:val="22"/>
         </w:rPr>
         <w:t xml:space="preserve">, REST APIs, </w:t>
       </w:r>
       <w:proofErr w:type="spellStart"/>
       <w:r>
         <w:rPr>
-          <w:rFonts w:ascii="Arial" w:hAnsi="Arial" w:cs="Arial"/>
-          <w:sz w:val="18"/>
+          <w:sz w:val="22"/>
         </w:rPr>
         <w:t>GraphQL</w:t>
       </w:r>
       <w:proofErr w:type="spellEnd"/>
       <w:r>
         <w:rPr>
-          <w:rFonts w:ascii="Arial" w:hAnsi="Arial" w:cs="Arial"/>
-          <w:sz w:val="18"/>
-        </w:rPr>
-        <w:t xml:space="preserve">, API gateways/BFF, </w:t>
+          <w:sz w:val="22"/>
+        </w:rPr>
+        <w:t xml:space="preserve">, API gateway/BFF patterns, </w:t>
       </w:r>
       <w:proofErr w:type="spellStart"/>
       <w:r>
         <w:rPr>
-          <w:rFonts w:ascii="Arial" w:hAnsi="Arial" w:cs="Arial"/>
-          <w:sz w:val="18"/>
+          <w:sz w:val="22"/>
         </w:rPr>
         <w:t>microservices</w:t>
       </w:r>
       <w:proofErr w:type="spellEnd"/>
       <w:r>
         <w:rPr>
-          <w:rFonts w:ascii="Arial" w:hAnsi="Arial" w:cs="Arial"/>
-          <w:sz w:val="18"/>
+          <w:sz w:val="22"/>
         </w:rPr>
         <w:t xml:space="preserve">, event-driven architecture, background jobs, </w:t>
       </w:r>
       <w:proofErr w:type="spellStart"/>
       <w:r>
         <w:rPr>
-          <w:rFonts w:ascii="Arial" w:hAnsi="Arial" w:cs="Arial"/>
-          <w:sz w:val="18"/>
+          <w:sz w:val="22"/>
         </w:rPr>
         <w:t>WebSockets</w:t>
       </w:r>
       <w:proofErr w:type="spellEnd"/>
       <w:r>
         <w:rPr>
-          <w:rFonts w:ascii="Arial" w:hAnsi="Arial" w:cs="Arial"/>
-          <w:sz w:val="18"/>
+          <w:sz w:val="22"/>
         </w:rPr>
         <w:t xml:space="preserve">, </w:t>
       </w:r>
       <w:proofErr w:type="spellStart"/>
       <w:r>
         <w:rPr>
-          <w:rFonts w:ascii="Arial" w:hAnsi="Arial" w:cs="Arial"/>
-          <w:sz w:val="18"/>
+          <w:sz w:val="22"/>
         </w:rPr>
         <w:t>idempotency</w:t>
       </w:r>
       <w:proofErr w:type="spellEnd"/>
       <w:r>
         <w:rPr>
-          <w:rFonts w:ascii="Arial" w:hAnsi="Arial" w:cs="Arial"/>
-          <w:sz w:val="18"/>
-        </w:rPr>
-        <w:t>, rate limiting, OWASP-aligned secure coding</w:t>
+          <w:sz w:val="22"/>
+        </w:rPr>
+        <w:t>, rate limiting, secure coding, integration design, legacy modernization</w:t>
       </w:r>
     </w:p>
     <w:p>
@@ -698,243 +776,205 @@
         <w:pStyle w:val="NormalWeb"/>
         <w:numPr>
           <w:ilvl w:val="0"/>
-          <w:numId w:val="1"/>
+          <w:numId w:val="38"/>
         </w:numPr>
+        <w:spacing w:before="0" w:beforeAutospacing="0" w:after="0" w:afterAutospacing="0"/>
         <w:jc w:val="both"/>
         <w:rPr>
-          <w:rFonts w:ascii="Arial" w:hAnsi="Arial" w:cs="Arial"/>
-          <w:sz w:val="18"/>
-        </w:rPr>
-      </w:pPr>
-      <w:r>
-        <w:rPr>
-          <w:rStyle w:val="Strong"/>
-          <w:rFonts w:ascii="Arial" w:hAnsi="Arial" w:cs="Arial"/>
-          <w:sz w:val="18"/>
+          <w:sz w:val="22"/>
+        </w:rPr>
+      </w:pPr>
+      <w:r>
+        <w:rPr>
+          <w:rStyle w:val="Strong"/>
+          <w:sz w:val="22"/>
         </w:rPr>
         <w:t>Data, Messaging &amp; Search</w:t>
       </w:r>
       <w:r>
         <w:rPr>
-          <w:rFonts w:ascii="Arial" w:hAnsi="Arial" w:cs="Arial"/>
-          <w:sz w:val="18"/>
-        </w:rPr>
-        <w:t xml:space="preserve"> — Relational: </w:t>
+          <w:sz w:val="22"/>
+        </w:rPr>
+        <w:t xml:space="preserve"> — </w:t>
       </w:r>
       <w:proofErr w:type="spellStart"/>
       <w:r>
         <w:rPr>
           <w:rStyle w:val="Strong"/>
-          <w:rFonts w:ascii="Arial" w:hAnsi="Arial" w:cs="Arial"/>
-          <w:sz w:val="18"/>
+          <w:sz w:val="22"/>
         </w:rPr>
         <w:t>PostgreSQL</w:t>
       </w:r>
       <w:proofErr w:type="spellEnd"/>
       <w:r>
         <w:rPr>
-          <w:rFonts w:ascii="Arial" w:hAnsi="Arial" w:cs="Arial"/>
-          <w:sz w:val="18"/>
+          <w:rStyle w:val="Strong"/>
+          <w:sz w:val="22"/>
+        </w:rPr>
+        <w:t xml:space="preserve"> 10–16</w:t>
+      </w:r>
+      <w:r>
+        <w:rPr>
+          <w:sz w:val="22"/>
         </w:rPr>
         <w:t xml:space="preserve">, </w:t>
       </w:r>
       <w:r>
         <w:rPr>
           <w:rStyle w:val="Strong"/>
-          <w:rFonts w:ascii="Arial" w:hAnsi="Arial" w:cs="Arial"/>
-          <w:sz w:val="18"/>
-        </w:rPr>
-        <w:t>MySQL</w:t>
-      </w:r>
-      <w:r>
-        <w:rPr>
-          <w:rFonts w:ascii="Arial" w:hAnsi="Arial" w:cs="Arial"/>
-          <w:sz w:val="18"/>
+          <w:sz w:val="22"/>
+        </w:rPr>
+        <w:t>MySQL 5.7–8.0</w:t>
+      </w:r>
+      <w:r>
+        <w:rPr>
+          <w:sz w:val="22"/>
         </w:rPr>
         <w:t xml:space="preserve">, </w:t>
       </w:r>
       <w:r>
         <w:rPr>
           <w:rStyle w:val="Strong"/>
-          <w:rFonts w:ascii="Arial" w:hAnsi="Arial" w:cs="Arial"/>
-          <w:sz w:val="18"/>
-        </w:rPr>
-        <w:t>SQL Server</w:t>
-      </w:r>
-      <w:r>
-        <w:rPr>
-          <w:rFonts w:ascii="Arial" w:hAnsi="Arial" w:cs="Arial"/>
-          <w:sz w:val="18"/>
-        </w:rPr>
-        <w:t xml:space="preserve"> | </w:t>
+          <w:sz w:val="22"/>
+        </w:rPr>
+        <w:t>SQL Server 2016–2022</w:t>
+      </w:r>
+      <w:r>
+        <w:rPr>
+          <w:sz w:val="22"/>
+        </w:rPr>
+        <w:t xml:space="preserve">, </w:t>
       </w:r>
       <w:proofErr w:type="spellStart"/>
       <w:r>
         <w:rPr>
-          <w:rFonts w:ascii="Arial" w:hAnsi="Arial" w:cs="Arial"/>
-          <w:sz w:val="18"/>
-        </w:rPr>
-        <w:t>NoSQL</w:t>
+          <w:rStyle w:val="Strong"/>
+          <w:sz w:val="22"/>
+        </w:rPr>
+        <w:t>Redis</w:t>
       </w:r>
       <w:proofErr w:type="spellEnd"/>
       <w:r>
         <w:rPr>
-          <w:rFonts w:ascii="Arial" w:hAnsi="Arial" w:cs="Arial"/>
-          <w:sz w:val="18"/>
-        </w:rPr>
-        <w:t xml:space="preserve">: </w:t>
+          <w:rStyle w:val="Strong"/>
+          <w:sz w:val="22"/>
+        </w:rPr>
+        <w:t xml:space="preserve"> 5–7</w:t>
+      </w:r>
+      <w:r>
+        <w:rPr>
+          <w:sz w:val="22"/>
+        </w:rPr>
+        <w:t xml:space="preserve">, </w:t>
       </w:r>
       <w:proofErr w:type="spellStart"/>
       <w:r>
         <w:rPr>
-          <w:rStyle w:val="Strong"/>
-          <w:rFonts w:ascii="Arial" w:hAnsi="Arial" w:cs="Arial"/>
-          <w:sz w:val="18"/>
-        </w:rPr>
-        <w:t>Redis</w:t>
+          <w:sz w:val="22"/>
+        </w:rPr>
+        <w:t>MongoDB</w:t>
       </w:r>
       <w:proofErr w:type="spellEnd"/>
       <w:r>
         <w:rPr>
-          <w:rFonts w:ascii="Arial" w:hAnsi="Arial" w:cs="Arial"/>
-          <w:sz w:val="18"/>
+          <w:sz w:val="22"/>
         </w:rPr>
         <w:t xml:space="preserve">, </w:t>
       </w:r>
       <w:proofErr w:type="spellStart"/>
       <w:r>
         <w:rPr>
-          <w:rStyle w:val="Strong"/>
-          <w:rFonts w:ascii="Arial" w:hAnsi="Arial" w:cs="Arial"/>
-          <w:sz w:val="18"/>
-        </w:rPr>
-        <w:t>MongoDB</w:t>
+          <w:sz w:val="22"/>
+        </w:rPr>
+        <w:t>DynamoDB</w:t>
       </w:r>
       <w:proofErr w:type="spellEnd"/>
       <w:r>
         <w:rPr>
-          <w:rFonts w:ascii="Arial" w:hAnsi="Arial" w:cs="Arial"/>
-          <w:sz w:val="18"/>
+          <w:sz w:val="22"/>
         </w:rPr>
         <w:t xml:space="preserve">, </w:t>
       </w:r>
+      <w:r>
+        <w:rPr>
+          <w:rStyle w:val="Strong"/>
+          <w:sz w:val="22"/>
+        </w:rPr>
+        <w:t>AWS SQS/SNS</w:t>
+      </w:r>
+      <w:r>
+        <w:rPr>
+          <w:sz w:val="22"/>
+        </w:rPr>
+        <w:t xml:space="preserve">, </w:t>
+      </w:r>
+      <w:r>
+        <w:rPr>
+          <w:rStyle w:val="Strong"/>
+          <w:sz w:val="22"/>
+        </w:rPr>
+        <w:t>Kafka</w:t>
+      </w:r>
+      <w:r>
+        <w:rPr>
+          <w:sz w:val="22"/>
+        </w:rPr>
+        <w:t xml:space="preserve">, </w:t>
+      </w:r>
       <w:proofErr w:type="spellStart"/>
       <w:r>
         <w:rPr>
           <w:rStyle w:val="Strong"/>
-          <w:rFonts w:ascii="Arial" w:hAnsi="Arial" w:cs="Arial"/>
-          <w:sz w:val="18"/>
-        </w:rPr>
-        <w:t>DynamoDB</w:t>
+          <w:sz w:val="22"/>
+        </w:rPr>
+        <w:t>RabbitMQ</w:t>
       </w:r>
       <w:proofErr w:type="spellEnd"/>
       <w:r>
         <w:rPr>
-          <w:rFonts w:ascii="Arial" w:hAnsi="Arial" w:cs="Arial"/>
-          <w:sz w:val="18"/>
-        </w:rPr>
-        <w:t xml:space="preserve"> | Queues/streams: </w:t>
-      </w:r>
-      <w:r>
-        <w:rPr>
-          <w:rStyle w:val="Strong"/>
-          <w:rFonts w:ascii="Arial" w:hAnsi="Arial" w:cs="Arial"/>
-          <w:sz w:val="18"/>
-        </w:rPr>
-        <w:t>AWS SQS/SNS</w:t>
-      </w:r>
-      <w:r>
-        <w:rPr>
-          <w:rFonts w:ascii="Arial" w:hAnsi="Arial" w:cs="Arial"/>
-          <w:sz w:val="18"/>
+          <w:sz w:val="22"/>
         </w:rPr>
         <w:t xml:space="preserve">, </w:t>
       </w:r>
-      <w:r>
-        <w:rPr>
-          <w:rStyle w:val="Strong"/>
-          <w:rFonts w:ascii="Arial" w:hAnsi="Arial" w:cs="Arial"/>
-          <w:sz w:val="18"/>
-        </w:rPr>
-        <w:t>Kafka</w:t>
-      </w:r>
-      <w:r>
-        <w:rPr>
-          <w:rFonts w:ascii="Arial" w:hAnsi="Arial" w:cs="Arial"/>
-          <w:sz w:val="18"/>
+      <w:proofErr w:type="spellStart"/>
+      <w:r>
+        <w:rPr>
+          <w:rStyle w:val="Strong"/>
+          <w:sz w:val="22"/>
+        </w:rPr>
+        <w:t>Elasticsearch</w:t>
+      </w:r>
+      <w:proofErr w:type="spellEnd"/>
+      <w:r>
+        <w:rPr>
+          <w:rStyle w:val="Strong"/>
+          <w:sz w:val="22"/>
+        </w:rPr>
+        <w:t xml:space="preserve"> 7–8</w:t>
+      </w:r>
+      <w:r>
+        <w:rPr>
+          <w:sz w:val="22"/>
         </w:rPr>
         <w:t xml:space="preserve">, </w:t>
       </w:r>
+      <w:r>
+        <w:rPr>
+          <w:rStyle w:val="Strong"/>
+          <w:sz w:val="22"/>
+        </w:rPr>
+        <w:t>OpenSearch 1–2</w:t>
+      </w:r>
+      <w:r>
+        <w:rPr>
+          <w:sz w:val="22"/>
+        </w:rPr>
+        <w:t xml:space="preserve">, Redshift, </w:t>
+      </w:r>
       <w:proofErr w:type="spellStart"/>
       <w:r>
         <w:rPr>
-          <w:rStyle w:val="Strong"/>
-          <w:rFonts w:ascii="Arial" w:hAnsi="Arial" w:cs="Arial"/>
-          <w:sz w:val="18"/>
-        </w:rPr>
-        <w:t>RabbitMQ</w:t>
-      </w:r>
-      <w:proofErr w:type="spellEnd"/>
-      <w:r>
-        <w:rPr>
-          <w:rFonts w:ascii="Arial" w:hAnsi="Arial" w:cs="Arial"/>
-          <w:sz w:val="18"/>
-        </w:rPr>
-        <w:t xml:space="preserve"> | Search: </w:t>
-      </w:r>
-      <w:proofErr w:type="spellStart"/>
-      <w:r>
-        <w:rPr>
-          <w:rStyle w:val="Strong"/>
-          <w:rFonts w:ascii="Arial" w:hAnsi="Arial" w:cs="Arial"/>
-          <w:sz w:val="18"/>
-        </w:rPr>
-        <w:t>Elasticsearch</w:t>
-      </w:r>
-      <w:proofErr w:type="spellEnd"/>
-      <w:r>
-        <w:rPr>
-          <w:rFonts w:ascii="Arial" w:hAnsi="Arial" w:cs="Arial"/>
-          <w:sz w:val="18"/>
-        </w:rPr>
-        <w:t xml:space="preserve">, </w:t>
-      </w:r>
-      <w:r>
-        <w:rPr>
-          <w:rStyle w:val="Strong"/>
-          <w:rFonts w:ascii="Arial" w:hAnsi="Arial" w:cs="Arial"/>
-          <w:sz w:val="18"/>
-        </w:rPr>
-        <w:t>OpenSearch</w:t>
-      </w:r>
-      <w:r>
-        <w:rPr>
-          <w:rFonts w:ascii="Arial" w:hAnsi="Arial" w:cs="Arial"/>
-          <w:sz w:val="18"/>
-        </w:rPr>
-        <w:t xml:space="preserve"> | Analytics: </w:t>
-      </w:r>
-      <w:r>
-        <w:rPr>
-          <w:rStyle w:val="Strong"/>
-          <w:rFonts w:ascii="Arial" w:hAnsi="Arial" w:cs="Arial"/>
-          <w:sz w:val="18"/>
-        </w:rPr>
-        <w:t>Redshift</w:t>
-      </w:r>
-      <w:r>
-        <w:rPr>
-          <w:rFonts w:ascii="Arial" w:hAnsi="Arial" w:cs="Arial"/>
-          <w:sz w:val="18"/>
-        </w:rPr>
-        <w:t xml:space="preserve">, </w:t>
-      </w:r>
-      <w:proofErr w:type="spellStart"/>
-      <w:r>
-        <w:rPr>
-          <w:rStyle w:val="Strong"/>
-          <w:rFonts w:ascii="Arial" w:hAnsi="Arial" w:cs="Arial"/>
-          <w:sz w:val="18"/>
+          <w:sz w:val="22"/>
         </w:rPr>
         <w:t>BigQuery</w:t>
       </w:r>
@@ -945,19 +985,18 @@
         <w:pStyle w:val="NormalWeb"/>
         <w:numPr>
           <w:ilvl w:val="0"/>
-          <w:numId w:val="1"/>
+          <w:numId w:val="38"/>
         </w:numPr>
+        <w:spacing w:before="0" w:beforeAutospacing="0" w:after="0" w:afterAutospacing="0"/>
         <w:jc w:val="both"/>
         <w:rPr>
-          <w:rFonts w:ascii="Arial" w:hAnsi="Arial" w:cs="Arial"/>
-          <w:sz w:val="18"/>
-        </w:rPr>
-      </w:pPr>
-      <w:r>
-        <w:rPr>
-          <w:rStyle w:val="Strong"/>
-          <w:rFonts w:ascii="Arial" w:hAnsi="Arial" w:cs="Arial"/>
-          <w:sz w:val="18"/>
+          <w:sz w:val="22"/>
+        </w:rPr>
+      </w:pPr>
+      <w:r>
+        <w:rPr>
+          <w:rStyle w:val="Strong"/>
+          <w:sz w:val="22"/>
         </w:rPr>
         <w:t xml:space="preserve">Cloud &amp; </w:t>
       </w:r>
@@ -965,464 +1004,242 @@
       <w:r>
         <w:rPr>
           <w:rStyle w:val="Strong"/>
-          <w:rFonts w:ascii="Arial" w:hAnsi="Arial" w:cs="Arial"/>
-          <w:sz w:val="18"/>
+          <w:sz w:val="22"/>
         </w:rPr>
         <w:t>DevOps</w:t>
       </w:r>
       <w:proofErr w:type="spellEnd"/>
       <w:r>
         <w:rPr>
-          <w:rFonts w:ascii="Arial" w:hAnsi="Arial" w:cs="Arial"/>
-          <w:sz w:val="18"/>
+          <w:sz w:val="22"/>
         </w:rPr>
         <w:t xml:space="preserve"> — </w:t>
       </w:r>
       <w:r>
         <w:rPr>
           <w:rStyle w:val="Strong"/>
-          <w:rFonts w:ascii="Arial" w:hAnsi="Arial" w:cs="Arial"/>
-          <w:sz w:val="18"/>
-        </w:rPr>
-        <w:t>AWS (primary)</w:t>
-      </w:r>
-      <w:r>
-        <w:rPr>
-          <w:rFonts w:ascii="Arial" w:hAnsi="Arial" w:cs="Arial"/>
-          <w:sz w:val="18"/>
-        </w:rPr>
-        <w:t xml:space="preserve">: </w:t>
-      </w:r>
-      <w:r>
-        <w:rPr>
-          <w:rStyle w:val="Strong"/>
-          <w:rFonts w:ascii="Arial" w:hAnsi="Arial" w:cs="Arial"/>
-          <w:sz w:val="18"/>
-        </w:rPr>
-        <w:t>EKS</w:t>
-      </w:r>
-      <w:r>
-        <w:rPr>
-          <w:rFonts w:ascii="Arial" w:hAnsi="Arial" w:cs="Arial"/>
-          <w:sz w:val="18"/>
+          <w:sz w:val="22"/>
+        </w:rPr>
+        <w:t>AWS</w:t>
+      </w:r>
+      <w:r>
+        <w:rPr>
+          <w:sz w:val="22"/>
+        </w:rPr>
+        <w:t xml:space="preserve">: EKS, ECS, EC2, Lambda, API Gateway, S3, </w:t>
+      </w:r>
+      <w:proofErr w:type="spellStart"/>
+      <w:r>
+        <w:rPr>
+          <w:sz w:val="22"/>
+        </w:rPr>
+        <w:t>CloudFront</w:t>
+      </w:r>
+      <w:proofErr w:type="spellEnd"/>
+      <w:r>
+        <w:rPr>
+          <w:sz w:val="22"/>
+        </w:rPr>
+        <w:t xml:space="preserve">, RDS, </w:t>
+      </w:r>
+      <w:proofErr w:type="spellStart"/>
+      <w:r>
+        <w:rPr>
+          <w:sz w:val="22"/>
+        </w:rPr>
+        <w:t>DynamoDB</w:t>
+      </w:r>
+      <w:proofErr w:type="spellEnd"/>
+      <w:r>
+        <w:rPr>
+          <w:sz w:val="22"/>
         </w:rPr>
         <w:t xml:space="preserve">, </w:t>
       </w:r>
-      <w:r>
-        <w:rPr>
-          <w:rStyle w:val="Strong"/>
-          <w:rFonts w:ascii="Arial" w:hAnsi="Arial" w:cs="Arial"/>
-          <w:sz w:val="18"/>
-        </w:rPr>
-        <w:t>ECS</w:t>
-      </w:r>
-      <w:r>
-        <w:rPr>
-          <w:rFonts w:ascii="Arial" w:hAnsi="Arial" w:cs="Arial"/>
-          <w:sz w:val="18"/>
+      <w:proofErr w:type="spellStart"/>
+      <w:r>
+        <w:rPr>
+          <w:sz w:val="22"/>
+        </w:rPr>
+        <w:t>ElastiCache</w:t>
+      </w:r>
+      <w:proofErr w:type="spellEnd"/>
+      <w:r>
+        <w:rPr>
+          <w:sz w:val="22"/>
         </w:rPr>
         <w:t xml:space="preserve">, </w:t>
       </w:r>
-      <w:r>
-        <w:rPr>
-          <w:rStyle w:val="Strong"/>
-          <w:rFonts w:ascii="Arial" w:hAnsi="Arial" w:cs="Arial"/>
-          <w:sz w:val="18"/>
-        </w:rPr>
-        <w:t>EC2</w:t>
-      </w:r>
-      <w:r>
-        <w:rPr>
-          <w:rFonts w:ascii="Arial" w:hAnsi="Arial" w:cs="Arial"/>
-          <w:sz w:val="18"/>
+      <w:proofErr w:type="spellStart"/>
+      <w:r>
+        <w:rPr>
+          <w:sz w:val="22"/>
+        </w:rPr>
+        <w:t>EventBridge</w:t>
+      </w:r>
+      <w:proofErr w:type="spellEnd"/>
+      <w:r>
+        <w:rPr>
+          <w:sz w:val="22"/>
+        </w:rPr>
+        <w:t xml:space="preserve">, Step Functions, IAM | </w:t>
+      </w:r>
+      <w:r>
+        <w:rPr>
+          <w:rStyle w:val="Strong"/>
+          <w:sz w:val="22"/>
+        </w:rPr>
+        <w:t>Azure</w:t>
+      </w:r>
+      <w:r>
+        <w:rPr>
+          <w:sz w:val="22"/>
+        </w:rPr>
+        <w:t xml:space="preserve">: AKS, App Service, Azure SQL, Service Bus, Key Vault, Application Insights | </w:t>
+      </w:r>
+      <w:r>
+        <w:rPr>
+          <w:rStyle w:val="Strong"/>
+          <w:sz w:val="22"/>
+        </w:rPr>
+        <w:t>GCP</w:t>
+      </w:r>
+      <w:r>
+        <w:rPr>
+          <w:sz w:val="22"/>
+        </w:rPr>
+        <w:t xml:space="preserve">: GKE, Cloud Run, Pub/Sub, Cloud Storage, </w:t>
+      </w:r>
+      <w:proofErr w:type="spellStart"/>
+      <w:r>
+        <w:rPr>
+          <w:sz w:val="22"/>
+        </w:rPr>
+        <w:t>BigQuery</w:t>
+      </w:r>
+      <w:proofErr w:type="spellEnd"/>
+      <w:r>
+        <w:rPr>
+          <w:sz w:val="22"/>
+        </w:rPr>
+        <w:t xml:space="preserve"> | </w:t>
+      </w:r>
+      <w:proofErr w:type="spellStart"/>
+      <w:r>
+        <w:rPr>
+          <w:sz w:val="22"/>
+        </w:rPr>
+        <w:t>Docker</w:t>
+      </w:r>
+      <w:proofErr w:type="spellEnd"/>
+      <w:r>
+        <w:rPr>
+          <w:sz w:val="22"/>
         </w:rPr>
         <w:t xml:space="preserve">, </w:t>
       </w:r>
-      <w:r>
-        <w:rPr>
-          <w:rStyle w:val="Strong"/>
-          <w:rFonts w:ascii="Arial" w:hAnsi="Arial" w:cs="Arial"/>
-          <w:sz w:val="18"/>
-        </w:rPr>
-        <w:t>Lambda</w:t>
-      </w:r>
-      <w:r>
-        <w:rPr>
-          <w:rFonts w:ascii="Arial" w:hAnsi="Arial" w:cs="Arial"/>
-          <w:sz w:val="18"/>
+      <w:proofErr w:type="spellStart"/>
+      <w:r>
+        <w:rPr>
+          <w:sz w:val="22"/>
+        </w:rPr>
+        <w:t>Kubernetes</w:t>
+      </w:r>
+      <w:proofErr w:type="spellEnd"/>
+      <w:r>
+        <w:rPr>
+          <w:sz w:val="22"/>
+        </w:rPr>
+        <w:t xml:space="preserve">, Helm, Argo CD, </w:t>
+      </w:r>
+      <w:proofErr w:type="spellStart"/>
+      <w:r>
+        <w:rPr>
+          <w:sz w:val="22"/>
+        </w:rPr>
+        <w:t>GitOps</w:t>
+      </w:r>
+      <w:proofErr w:type="spellEnd"/>
+      <w:r>
+        <w:rPr>
+          <w:sz w:val="22"/>
         </w:rPr>
         <w:t xml:space="preserve">, </w:t>
       </w:r>
-      <w:r>
-        <w:rPr>
-          <w:rStyle w:val="Strong"/>
-          <w:rFonts w:ascii="Arial" w:hAnsi="Arial" w:cs="Arial"/>
-          <w:sz w:val="18"/>
-        </w:rPr>
-        <w:t>API Gateway</w:t>
-      </w:r>
-      <w:r>
-        <w:rPr>
-          <w:rFonts w:ascii="Arial" w:hAnsi="Arial" w:cs="Arial"/>
-          <w:sz w:val="18"/>
+      <w:proofErr w:type="spellStart"/>
+      <w:r>
+        <w:rPr>
+          <w:sz w:val="22"/>
+        </w:rPr>
+        <w:t>Terraform</w:t>
+      </w:r>
+      <w:proofErr w:type="spellEnd"/>
+      <w:r>
+        <w:rPr>
+          <w:sz w:val="22"/>
         </w:rPr>
         <w:t xml:space="preserve">, </w:t>
       </w:r>
-      <w:r>
-        <w:rPr>
-          <w:rStyle w:val="Strong"/>
-          <w:rFonts w:ascii="Arial" w:hAnsi="Arial" w:cs="Arial"/>
-          <w:sz w:val="18"/>
-        </w:rPr>
-        <w:t>S3</w:t>
-      </w:r>
-      <w:r>
-        <w:rPr>
-          <w:rFonts w:ascii="Arial" w:hAnsi="Arial" w:cs="Arial"/>
-          <w:sz w:val="18"/>
+      <w:proofErr w:type="spellStart"/>
+      <w:r>
+        <w:rPr>
+          <w:sz w:val="22"/>
+        </w:rPr>
+        <w:t>CloudFormation</w:t>
+      </w:r>
+      <w:proofErr w:type="spellEnd"/>
+      <w:r>
+        <w:rPr>
+          <w:sz w:val="22"/>
+        </w:rPr>
+        <w:t xml:space="preserve"> | </w:t>
+      </w:r>
+      <w:proofErr w:type="spellStart"/>
+      <w:r>
+        <w:rPr>
+          <w:sz w:val="22"/>
+        </w:rPr>
+        <w:t>GitHub</w:t>
+      </w:r>
+      <w:proofErr w:type="spellEnd"/>
+      <w:r>
+        <w:rPr>
+          <w:sz w:val="22"/>
+        </w:rPr>
+        <w:t xml:space="preserve"> Actions, </w:t>
+      </w:r>
+      <w:proofErr w:type="spellStart"/>
+      <w:r>
+        <w:rPr>
+          <w:sz w:val="22"/>
+        </w:rPr>
+        <w:t>GitLab</w:t>
+      </w:r>
+      <w:proofErr w:type="spellEnd"/>
+      <w:r>
+        <w:rPr>
+          <w:sz w:val="22"/>
+        </w:rPr>
+        <w:t xml:space="preserve"> CI, Jenkins, Azure </w:t>
+      </w:r>
+      <w:proofErr w:type="spellStart"/>
+      <w:r>
+        <w:rPr>
+          <w:sz w:val="22"/>
+        </w:rPr>
+        <w:t>DevOps</w:t>
+      </w:r>
+      <w:proofErr w:type="spellEnd"/>
+      <w:r>
+        <w:rPr>
+          <w:sz w:val="22"/>
         </w:rPr>
         <w:t xml:space="preserve">, </w:t>
       </w:r>
       <w:proofErr w:type="spellStart"/>
       <w:r>
         <w:rPr>
-          <w:rStyle w:val="Strong"/>
-          <w:rFonts w:ascii="Arial" w:hAnsi="Arial" w:cs="Arial"/>
-          <w:sz w:val="18"/>
-        </w:rPr>
-        <w:t>CloudFront</w:t>
-      </w:r>
-      <w:proofErr w:type="spellEnd"/>
-      <w:r>
-        <w:rPr>
-          <w:rFonts w:ascii="Arial" w:hAnsi="Arial" w:cs="Arial"/>
-          <w:sz w:val="18"/>
-        </w:rPr>
-        <w:t xml:space="preserve">, </w:t>
-      </w:r>
-      <w:r>
-        <w:rPr>
-          <w:rStyle w:val="Strong"/>
-          <w:rFonts w:ascii="Arial" w:hAnsi="Arial" w:cs="Arial"/>
-          <w:sz w:val="18"/>
-        </w:rPr>
-        <w:t>RDS</w:t>
-      </w:r>
-      <w:r>
-        <w:rPr>
-          <w:rFonts w:ascii="Arial" w:hAnsi="Arial" w:cs="Arial"/>
-          <w:sz w:val="18"/>
-        </w:rPr>
-        <w:t xml:space="preserve">, </w:t>
-      </w:r>
-      <w:proofErr w:type="spellStart"/>
-      <w:r>
-        <w:rPr>
-          <w:rStyle w:val="Strong"/>
-          <w:rFonts w:ascii="Arial" w:hAnsi="Arial" w:cs="Arial"/>
-          <w:sz w:val="18"/>
-        </w:rPr>
-        <w:t>DynamoDB</w:t>
-      </w:r>
-      <w:proofErr w:type="spellEnd"/>
-      <w:r>
-        <w:rPr>
-          <w:rFonts w:ascii="Arial" w:hAnsi="Arial" w:cs="Arial"/>
-          <w:sz w:val="18"/>
-        </w:rPr>
-        <w:t xml:space="preserve">, </w:t>
-      </w:r>
-      <w:proofErr w:type="spellStart"/>
-      <w:r>
-        <w:rPr>
-          <w:rStyle w:val="Strong"/>
-          <w:rFonts w:ascii="Arial" w:hAnsi="Arial" w:cs="Arial"/>
-          <w:sz w:val="18"/>
-        </w:rPr>
-        <w:t>ElastiCache</w:t>
-      </w:r>
-      <w:proofErr w:type="spellEnd"/>
-      <w:r>
-        <w:rPr>
-          <w:rFonts w:ascii="Arial" w:hAnsi="Arial" w:cs="Arial"/>
-          <w:sz w:val="18"/>
-        </w:rPr>
-        <w:t xml:space="preserve">, </w:t>
-      </w:r>
-      <w:proofErr w:type="spellStart"/>
-      <w:r>
-        <w:rPr>
-          <w:rStyle w:val="Strong"/>
-          <w:rFonts w:ascii="Arial" w:hAnsi="Arial" w:cs="Arial"/>
-          <w:sz w:val="18"/>
-        </w:rPr>
-        <w:t>EventBridge</w:t>
-      </w:r>
-      <w:proofErr w:type="spellEnd"/>
-      <w:r>
-        <w:rPr>
-          <w:rFonts w:ascii="Arial" w:hAnsi="Arial" w:cs="Arial"/>
-          <w:sz w:val="18"/>
-        </w:rPr>
-        <w:t xml:space="preserve">, </w:t>
-      </w:r>
-      <w:r>
-        <w:rPr>
-          <w:rStyle w:val="Strong"/>
-          <w:rFonts w:ascii="Arial" w:hAnsi="Arial" w:cs="Arial"/>
-          <w:sz w:val="18"/>
-        </w:rPr>
-        <w:t>Step Functions</w:t>
-      </w:r>
-      <w:r>
-        <w:rPr>
-          <w:rFonts w:ascii="Arial" w:hAnsi="Arial" w:cs="Arial"/>
-          <w:sz w:val="18"/>
-        </w:rPr>
-        <w:t xml:space="preserve">, </w:t>
-      </w:r>
-      <w:r>
-        <w:rPr>
-          <w:rStyle w:val="Strong"/>
-          <w:rFonts w:ascii="Arial" w:hAnsi="Arial" w:cs="Arial"/>
-          <w:sz w:val="18"/>
-        </w:rPr>
-        <w:t>IAM</w:t>
-      </w:r>
-      <w:r>
-        <w:rPr>
-          <w:rFonts w:ascii="Arial" w:hAnsi="Arial" w:cs="Arial"/>
-          <w:sz w:val="18"/>
-        </w:rPr>
-        <w:t xml:space="preserve"> | </w:t>
-      </w:r>
-      <w:r>
-        <w:rPr>
-          <w:rStyle w:val="Strong"/>
-          <w:rFonts w:ascii="Arial" w:hAnsi="Arial" w:cs="Arial"/>
-          <w:sz w:val="18"/>
-        </w:rPr>
-        <w:t>Azure</w:t>
-      </w:r>
-      <w:r>
-        <w:rPr>
-          <w:rFonts w:ascii="Arial" w:hAnsi="Arial" w:cs="Arial"/>
-          <w:sz w:val="18"/>
-        </w:rPr>
-        <w:t xml:space="preserve">: </w:t>
-      </w:r>
-      <w:r>
-        <w:rPr>
-          <w:rStyle w:val="Strong"/>
-          <w:rFonts w:ascii="Arial" w:hAnsi="Arial" w:cs="Arial"/>
-          <w:sz w:val="18"/>
-        </w:rPr>
-        <w:t>AKS</w:t>
-      </w:r>
-      <w:r>
-        <w:rPr>
-          <w:rFonts w:ascii="Arial" w:hAnsi="Arial" w:cs="Arial"/>
-          <w:sz w:val="18"/>
-        </w:rPr>
-        <w:t xml:space="preserve">, App Service, Azure SQL, Service Bus, Key Vault, Application Insights | </w:t>
-      </w:r>
-      <w:r>
-        <w:rPr>
-          <w:rStyle w:val="Strong"/>
-          <w:rFonts w:ascii="Arial" w:hAnsi="Arial" w:cs="Arial"/>
-          <w:sz w:val="18"/>
-        </w:rPr>
-        <w:t>GCP</w:t>
-      </w:r>
-      <w:r>
-        <w:rPr>
-          <w:rFonts w:ascii="Arial" w:hAnsi="Arial" w:cs="Arial"/>
-          <w:sz w:val="18"/>
-        </w:rPr>
-        <w:t xml:space="preserve">: </w:t>
-      </w:r>
-      <w:r>
-        <w:rPr>
-          <w:rStyle w:val="Strong"/>
-          <w:rFonts w:ascii="Arial" w:hAnsi="Arial" w:cs="Arial"/>
-          <w:sz w:val="18"/>
-        </w:rPr>
-        <w:t>GKE</w:t>
-      </w:r>
-      <w:r>
-        <w:rPr>
-          <w:rFonts w:ascii="Arial" w:hAnsi="Arial" w:cs="Arial"/>
-          <w:sz w:val="18"/>
-        </w:rPr>
-        <w:t xml:space="preserve">, Cloud Run, Pub/Sub, Cloud Storage, </w:t>
-      </w:r>
-      <w:proofErr w:type="spellStart"/>
-      <w:r>
-        <w:rPr>
-          <w:rStyle w:val="Strong"/>
-          <w:rFonts w:ascii="Arial" w:hAnsi="Arial" w:cs="Arial"/>
-          <w:sz w:val="18"/>
-        </w:rPr>
-        <w:t>BigQuery</w:t>
-      </w:r>
-      <w:proofErr w:type="spellEnd"/>
-      <w:r>
-        <w:rPr>
-          <w:rFonts w:ascii="Arial" w:hAnsi="Arial" w:cs="Arial"/>
-          <w:sz w:val="18"/>
-        </w:rPr>
-        <w:t xml:space="preserve"> | </w:t>
-      </w:r>
-      <w:proofErr w:type="spellStart"/>
-      <w:r>
-        <w:rPr>
-          <w:rFonts w:ascii="Arial" w:hAnsi="Arial" w:cs="Arial"/>
-          <w:sz w:val="18"/>
-        </w:rPr>
-        <w:t>Docker</w:t>
-      </w:r>
-      <w:proofErr w:type="spellEnd"/>
-      <w:r>
-        <w:rPr>
-          <w:rFonts w:ascii="Arial" w:hAnsi="Arial" w:cs="Arial"/>
-          <w:sz w:val="18"/>
-        </w:rPr>
-        <w:t xml:space="preserve">, </w:t>
-      </w:r>
-      <w:proofErr w:type="spellStart"/>
-      <w:r>
-        <w:rPr>
-          <w:rFonts w:ascii="Arial" w:hAnsi="Arial" w:cs="Arial"/>
-          <w:sz w:val="18"/>
-        </w:rPr>
-        <w:t>Kubernetes</w:t>
-      </w:r>
-      <w:proofErr w:type="spellEnd"/>
-      <w:r>
-        <w:rPr>
-          <w:rFonts w:ascii="Arial" w:hAnsi="Arial" w:cs="Arial"/>
-          <w:sz w:val="18"/>
-        </w:rPr>
-        <w:t xml:space="preserve">, Helm, </w:t>
-      </w:r>
-      <w:r>
-        <w:rPr>
-          <w:rStyle w:val="Strong"/>
-          <w:rFonts w:ascii="Arial" w:hAnsi="Arial" w:cs="Arial"/>
-          <w:sz w:val="18"/>
-        </w:rPr>
-        <w:t>Argo CD</w:t>
-      </w:r>
-      <w:r>
-        <w:rPr>
-          <w:rFonts w:ascii="Arial" w:hAnsi="Arial" w:cs="Arial"/>
-          <w:sz w:val="18"/>
-        </w:rPr>
-        <w:t xml:space="preserve">, </w:t>
-      </w:r>
-      <w:proofErr w:type="spellStart"/>
-      <w:r>
-        <w:rPr>
-          <w:rStyle w:val="Strong"/>
-          <w:rFonts w:ascii="Arial" w:hAnsi="Arial" w:cs="Arial"/>
-          <w:sz w:val="18"/>
-        </w:rPr>
-        <w:t>GitOps</w:t>
-      </w:r>
-      <w:proofErr w:type="spellEnd"/>
-      <w:r>
-        <w:rPr>
-          <w:rFonts w:ascii="Arial" w:hAnsi="Arial" w:cs="Arial"/>
-          <w:sz w:val="18"/>
-        </w:rPr>
-        <w:t xml:space="preserve">, </w:t>
-      </w:r>
-      <w:proofErr w:type="spellStart"/>
-      <w:r>
-        <w:rPr>
-          <w:rStyle w:val="Strong"/>
-          <w:rFonts w:ascii="Arial" w:hAnsi="Arial" w:cs="Arial"/>
-          <w:sz w:val="18"/>
-        </w:rPr>
-        <w:t>Terraform</w:t>
-      </w:r>
-      <w:proofErr w:type="spellEnd"/>
-      <w:r>
-        <w:rPr>
-          <w:rFonts w:ascii="Arial" w:hAnsi="Arial" w:cs="Arial"/>
-          <w:sz w:val="18"/>
-        </w:rPr>
-        <w:t xml:space="preserve">, </w:t>
-      </w:r>
-      <w:proofErr w:type="spellStart"/>
-      <w:r>
-        <w:rPr>
-          <w:rFonts w:ascii="Arial" w:hAnsi="Arial" w:cs="Arial"/>
-          <w:sz w:val="18"/>
-        </w:rPr>
-        <w:t>CloudFormation</w:t>
-      </w:r>
-      <w:proofErr w:type="spellEnd"/>
-      <w:r>
-        <w:rPr>
-          <w:rFonts w:ascii="Arial" w:hAnsi="Arial" w:cs="Arial"/>
-          <w:sz w:val="18"/>
-        </w:rPr>
-        <w:t xml:space="preserve"> | CI/CD: </w:t>
-      </w:r>
-      <w:proofErr w:type="spellStart"/>
-      <w:r>
-        <w:rPr>
-          <w:rFonts w:ascii="Arial" w:hAnsi="Arial" w:cs="Arial"/>
-          <w:sz w:val="18"/>
-        </w:rPr>
-        <w:t>GitHub</w:t>
-      </w:r>
-      <w:proofErr w:type="spellEnd"/>
-      <w:r>
-        <w:rPr>
-          <w:rFonts w:ascii="Arial" w:hAnsi="Arial" w:cs="Arial"/>
-          <w:sz w:val="18"/>
-        </w:rPr>
-        <w:t xml:space="preserve"> Actions, </w:t>
-      </w:r>
-      <w:proofErr w:type="spellStart"/>
-      <w:r>
-        <w:rPr>
-          <w:rFonts w:ascii="Arial" w:hAnsi="Arial" w:cs="Arial"/>
-          <w:sz w:val="18"/>
-        </w:rPr>
-        <w:t>GitLab</w:t>
-      </w:r>
-      <w:proofErr w:type="spellEnd"/>
-      <w:r>
-        <w:rPr>
-          <w:rFonts w:ascii="Arial" w:hAnsi="Arial" w:cs="Arial"/>
-          <w:sz w:val="18"/>
-        </w:rPr>
-        <w:t xml:space="preserve"> CI, Jenkins, Azure </w:t>
-      </w:r>
-      <w:proofErr w:type="spellStart"/>
-      <w:r>
-        <w:rPr>
-          <w:rFonts w:ascii="Arial" w:hAnsi="Arial" w:cs="Arial"/>
-          <w:sz w:val="18"/>
-        </w:rPr>
-        <w:t>DevOps</w:t>
-      </w:r>
-      <w:proofErr w:type="spellEnd"/>
-      <w:r>
-        <w:rPr>
-          <w:rFonts w:ascii="Arial" w:hAnsi="Arial" w:cs="Arial"/>
-          <w:sz w:val="18"/>
-        </w:rPr>
-        <w:t xml:space="preserve">, </w:t>
-      </w:r>
-      <w:proofErr w:type="spellStart"/>
-      <w:r>
-        <w:rPr>
-          <w:rFonts w:ascii="Arial" w:hAnsi="Arial" w:cs="Arial"/>
-          <w:sz w:val="18"/>
+          <w:sz w:val="22"/>
         </w:rPr>
         <w:t>CircleCI</w:t>
       </w:r>
@@ -1433,20 +1250,19 @@
         <w:pStyle w:val="NormalWeb"/>
         <w:numPr>
           <w:ilvl w:val="0"/>
-          <w:numId w:val="1"/>
+          <w:numId w:val="38"/>
         </w:numPr>
+        <w:spacing w:before="0" w:beforeAutospacing="0" w:after="0" w:afterAutospacing="0"/>
         <w:jc w:val="both"/>
         <w:rPr>
-          <w:rFonts w:ascii="Arial" w:hAnsi="Arial" w:cs="Arial"/>
-          <w:sz w:val="18"/>
+          <w:sz w:val="28"/>
         </w:rPr>
       </w:pPr>
       <w:proofErr w:type="spellStart"/>
       <w:r>
         <w:rPr>
           <w:rStyle w:val="Strong"/>
-          <w:rFonts w:ascii="Arial" w:hAnsi="Arial" w:cs="Arial"/>
-          <w:sz w:val="18"/>
+          <w:sz w:val="22"/>
         </w:rPr>
         <w:t>Observability</w:t>
       </w:r>
@@ -1454,15 +1270,13 @@
       <w:r>
         <w:rPr>
           <w:rStyle w:val="Strong"/>
-          <w:rFonts w:ascii="Arial" w:hAnsi="Arial" w:cs="Arial"/>
-          <w:sz w:val="18"/>
+          <w:sz w:val="22"/>
         </w:rPr>
         <w:t>, Quality &amp; Security</w:t>
       </w:r>
       <w:r>
         <w:rPr>
-          <w:rFonts w:ascii="Arial" w:hAnsi="Arial" w:cs="Arial"/>
-          <w:sz w:val="18"/>
+          <w:sz w:val="22"/>
         </w:rPr>
         <w:t xml:space="preserve"> — </w:t>
       </w:r>
@@ -1470,16 +1284,14 @@
       <w:r>
         <w:rPr>
           <w:rStyle w:val="Strong"/>
-          <w:rFonts w:ascii="Arial" w:hAnsi="Arial" w:cs="Arial"/>
-          <w:sz w:val="18"/>
+          <w:sz w:val="22"/>
         </w:rPr>
         <w:t>OpenTelemetry</w:t>
       </w:r>
       <w:proofErr w:type="spellEnd"/>
       <w:r>
         <w:rPr>
-          <w:rFonts w:ascii="Arial" w:hAnsi="Arial" w:cs="Arial"/>
-          <w:sz w:val="18"/>
+          <w:sz w:val="22"/>
         </w:rPr>
         <w:t xml:space="preserve">, </w:t>
       </w:r>
@@ -1487,31 +1299,27 @@
       <w:r>
         <w:rPr>
           <w:rStyle w:val="Strong"/>
-          <w:rFonts w:ascii="Arial" w:hAnsi="Arial" w:cs="Arial"/>
-          <w:sz w:val="18"/>
+          <w:sz w:val="22"/>
         </w:rPr>
         <w:t>Datadog</w:t>
       </w:r>
       <w:proofErr w:type="spellEnd"/>
       <w:r>
         <w:rPr>
-          <w:rFonts w:ascii="Arial" w:hAnsi="Arial" w:cs="Arial"/>
-          <w:sz w:val="18"/>
+          <w:sz w:val="22"/>
         </w:rPr>
         <w:t xml:space="preserve">, </w:t>
       </w:r>
       <w:r>
         <w:rPr>
           <w:rStyle w:val="Strong"/>
-          <w:rFonts w:ascii="Arial" w:hAnsi="Arial" w:cs="Arial"/>
-          <w:sz w:val="18"/>
+          <w:sz w:val="22"/>
         </w:rPr>
         <w:t>Prometheus</w:t>
       </w:r>
       <w:r>
         <w:rPr>
-          <w:rFonts w:ascii="Arial" w:hAnsi="Arial" w:cs="Arial"/>
-          <w:sz w:val="18"/>
+          <w:sz w:val="22"/>
         </w:rPr>
         <w:t xml:space="preserve">, </w:t>
       </w:r>
@@ -1519,31 +1327,27 @@
       <w:r>
         <w:rPr>
           <w:rStyle w:val="Strong"/>
-          <w:rFonts w:ascii="Arial" w:hAnsi="Arial" w:cs="Arial"/>
-          <w:sz w:val="18"/>
+          <w:sz w:val="22"/>
         </w:rPr>
         <w:t>Grafana</w:t>
       </w:r>
       <w:proofErr w:type="spellEnd"/>
       <w:r>
         <w:rPr>
-          <w:rFonts w:ascii="Arial" w:hAnsi="Arial" w:cs="Arial"/>
-          <w:sz w:val="18"/>
+          <w:sz w:val="22"/>
         </w:rPr>
         <w:t xml:space="preserve">, </w:t>
       </w:r>
       <w:r>
         <w:rPr>
           <w:rStyle w:val="Strong"/>
-          <w:rFonts w:ascii="Arial" w:hAnsi="Arial" w:cs="Arial"/>
-          <w:sz w:val="18"/>
+          <w:sz w:val="22"/>
         </w:rPr>
         <w:t>ELK/EFK</w:t>
       </w:r>
       <w:r>
         <w:rPr>
-          <w:rFonts w:ascii="Arial" w:hAnsi="Arial" w:cs="Arial"/>
-          <w:sz w:val="18"/>
+          <w:sz w:val="22"/>
         </w:rPr>
         <w:t xml:space="preserve">, </w:t>
       </w:r>
@@ -1551,31 +1355,27 @@
       <w:r>
         <w:rPr>
           <w:rStyle w:val="Strong"/>
-          <w:rFonts w:ascii="Arial" w:hAnsi="Arial" w:cs="Arial"/>
-          <w:sz w:val="18"/>
+          <w:sz w:val="22"/>
         </w:rPr>
         <w:t>CloudWatch</w:t>
       </w:r>
       <w:proofErr w:type="spellEnd"/>
       <w:r>
         <w:rPr>
-          <w:rFonts w:ascii="Arial" w:hAnsi="Arial" w:cs="Arial"/>
-          <w:sz w:val="18"/>
-        </w:rPr>
-        <w:t xml:space="preserve">, structured logging | Testing: Jest, Mocha, Chai, Cypress, Playwright, API contract tests (Pact-style) | Security: </w:t>
-      </w:r>
-      <w:r>
-        <w:rPr>
-          <w:rStyle w:val="Strong"/>
-          <w:rFonts w:ascii="Arial" w:hAnsi="Arial" w:cs="Arial"/>
-          <w:sz w:val="18"/>
+          <w:sz w:val="22"/>
+        </w:rPr>
+        <w:t xml:space="preserve">, structured logging, Jest, Mocha, Chai, Cypress, Playwright, Pact-style contract testing, </w:t>
+      </w:r>
+      <w:r>
+        <w:rPr>
+          <w:rStyle w:val="Strong"/>
+          <w:sz w:val="22"/>
         </w:rPr>
         <w:t>OAuth2</w:t>
       </w:r>
       <w:r>
         <w:rPr>
-          <w:rFonts w:ascii="Arial" w:hAnsi="Arial" w:cs="Arial"/>
-          <w:sz w:val="18"/>
+          <w:sz w:val="22"/>
         </w:rPr>
         <w:t xml:space="preserve">, </w:t>
       </w:r>
@@ -1583,8 +1383,7 @@
       <w:r>
         <w:rPr>
           <w:rStyle w:val="Strong"/>
-          <w:rFonts w:ascii="Arial" w:hAnsi="Arial" w:cs="Arial"/>
-          <w:sz w:val="18"/>
+          <w:sz w:val="22"/>
         </w:rPr>
         <w:t>OpenID</w:t>
       </w:r>
@@ -1592,103 +1391,69 @@
       <w:r>
         <w:rPr>
           <w:rStyle w:val="Strong"/>
-          <w:rFonts w:ascii="Arial" w:hAnsi="Arial" w:cs="Arial"/>
-          <w:sz w:val="18"/>
+          <w:sz w:val="22"/>
         </w:rPr>
         <w:t xml:space="preserve"> Connect</w:t>
       </w:r>
       <w:r>
         <w:rPr>
-          <w:rFonts w:ascii="Arial" w:hAnsi="Arial" w:cs="Arial"/>
-          <w:sz w:val="18"/>
+          <w:sz w:val="22"/>
         </w:rPr>
         <w:t xml:space="preserve">, </w:t>
       </w:r>
       <w:r>
         <w:rPr>
           <w:rStyle w:val="Strong"/>
-          <w:rFonts w:ascii="Arial" w:hAnsi="Arial" w:cs="Arial"/>
-          <w:sz w:val="18"/>
+          <w:sz w:val="22"/>
         </w:rPr>
         <w:t>JWT</w:t>
       </w:r>
       <w:r>
         <w:rPr>
-          <w:rFonts w:ascii="Arial" w:hAnsi="Arial" w:cs="Arial"/>
-          <w:sz w:val="18"/>
+          <w:sz w:val="22"/>
         </w:rPr>
         <w:t xml:space="preserve">, </w:t>
       </w:r>
       <w:proofErr w:type="spellStart"/>
       <w:r>
         <w:rPr>
-          <w:rFonts w:ascii="Arial" w:hAnsi="Arial" w:cs="Arial"/>
-          <w:sz w:val="18"/>
+          <w:sz w:val="22"/>
         </w:rPr>
         <w:t>Okta</w:t>
       </w:r>
       <w:proofErr w:type="spellEnd"/>
       <w:r>
         <w:rPr>
-          <w:rFonts w:ascii="Arial" w:hAnsi="Arial" w:cs="Arial"/>
-          <w:sz w:val="18"/>
-        </w:rPr>
-        <w:t xml:space="preserve">, Auth0, </w:t>
-      </w:r>
-      <w:r>
-        <w:rPr>
-          <w:rStyle w:val="Strong"/>
-          <w:rFonts w:ascii="Arial" w:hAnsi="Arial" w:cs="Arial"/>
-          <w:sz w:val="18"/>
-        </w:rPr>
-        <w:t xml:space="preserve">AWS </w:t>
+          <w:sz w:val="22"/>
+        </w:rPr>
+        <w:t xml:space="preserve">, Auth0, AWS </w:t>
       </w:r>
       <w:proofErr w:type="spellStart"/>
       <w:r>
         <w:rPr>
-          <w:rStyle w:val="Strong"/>
-          <w:rFonts w:ascii="Arial" w:hAnsi="Arial" w:cs="Arial"/>
-          <w:sz w:val="18"/>
+          <w:sz w:val="22"/>
         </w:rPr>
         <w:t>Cognito</w:t>
       </w:r>
       <w:proofErr w:type="spellEnd"/>
       <w:r>
         <w:rPr>
-          <w:rFonts w:ascii="Arial" w:hAnsi="Arial" w:cs="Arial"/>
-          <w:sz w:val="18"/>
+          <w:sz w:val="22"/>
         </w:rPr>
         <w:t xml:space="preserve">, </w:t>
       </w:r>
       <w:r>
         <w:rPr>
           <w:rStyle w:val="Strong"/>
-          <w:rFonts w:ascii="Arial" w:hAnsi="Arial" w:cs="Arial"/>
-          <w:sz w:val="18"/>
+          <w:sz w:val="22"/>
         </w:rPr>
         <w:t>RBAC/ABAC</w:t>
       </w:r>
       <w:r>
         <w:rPr>
-          <w:rFonts w:ascii="Arial" w:hAnsi="Arial" w:cs="Arial"/>
-          <w:sz w:val="18"/>
-        </w:rPr>
-        <w:t xml:space="preserve">, rate limiting, </w:t>
-      </w:r>
-      <w:r>
-        <w:rPr>
-          <w:rStyle w:val="Strong"/>
-          <w:rFonts w:ascii="Arial" w:hAnsi="Arial" w:cs="Arial"/>
-          <w:sz w:val="18"/>
-        </w:rPr>
-        <w:t>audit logging</w:t>
-      </w:r>
-      <w:r>
-        <w:rPr>
-          <w:rFonts w:ascii="Arial" w:hAnsi="Arial" w:cs="Arial"/>
-          <w:sz w:val="12"/>
-        </w:rPr>
-        <w:t xml:space="preserve"> </w:t>
+          <w:sz w:val="22"/>
+        </w:rPr>
+        <w:t>, rate limiting, audit logging</w:t>
       </w:r>
     </w:p>
     <w:p>
@@ -1697,13 +1462,16 @@
           <w:bottom w:val="single" w:sz="6" w:space="0" w:color="B91C1C"/>
         </w:pBdr>
         <w:spacing w:before="120" w:after="80"/>
+        <w:rPr>
+          <w:sz w:val="24"/>
+        </w:rPr>
       </w:pPr>
       <w:r>
         <w:rPr>
           <w:b/>
           <w:bCs/>
           <w:color w:val="111111"/>
-          <w:sz w:val="21"/>
+          <w:sz w:val="24"/>
           <w:szCs w:val="21"/>
         </w:rPr>
         <w:t>WORK HISTORY</w:t>
@@ -1742,13 +1510,18 @@
             </w:tcBorders>
           </w:tcPr>
           <w:p>
+            <w:pPr>
+              <w:rPr>
+                <w:sz w:val="24"/>
+              </w:rPr>
+            </w:pPr>
             <w:r>
               <w:rPr>
                 <w:rFonts w:ascii="Arial" w:eastAsia="Arial" w:hAnsi="Arial" w:cs="Arial"/>
                 <w:b/>
                 <w:bCs/>
                 <w:color w:val="111111"/>
-                <w:sz w:val="19"/>
+                <w:sz w:val="22"/>
                 <w:szCs w:val="19"/>
               </w:rPr>
               <w:t>Senior Software Engineer</w:t>
@@ -1768,12 +1541,14 @@
           <w:p>
             <w:pPr>
               <w:jc w:val="right"/>
+              <w:rPr>
+                <w:sz w:val="24"/>
+              </w:rPr>
             </w:pPr>
             <w:r>
               <w:rPr>
                 <w:rFonts w:ascii="Arial" w:eastAsia="Arial" w:hAnsi="Arial" w:cs="Arial"/>
                 <w:color w:val="111111"/>
-                <w:sz w:val="17"/>
                 <w:szCs w:val="17"/>
               </w:rPr>
               <w:t>February 2021 to December 2025</w:t>
@@ -1783,6 +1558,11 @@
       </w:tr>
     </w:tbl>
     <w:p>
+      <w:pPr>
+        <w:rPr>
+          <w:sz w:val="24"/>
+        </w:rPr>
+      </w:pPr>
       <w:proofErr w:type="spellStart"/>
       <w:r>
         <w:rPr>
@@ -1790,7 +1570,7 @@
           <w:b/>
           <w:bCs/>
           <w:color w:val="111111"/>
-          <w:sz w:val="18"/>
+          <w:sz w:val="22"/>
           <w:szCs w:val="18"/>
         </w:rPr>
         <w:t>Viaro</w:t>
@@ -1802,7 +1582,7 @@
           <w:b/>
           <w:bCs/>
           <w:color w:val="111111"/>
-          <w:sz w:val="18"/>
+          <w:sz w:val="22"/>
           <w:szCs w:val="18"/>
         </w:rPr>
         <w:t xml:space="preserve"> Networks Inc. - Delaware, United States</w:t>
@@ -1813,35 +1593,44 @@
         <w:pStyle w:val="NormalWeb"/>
         <w:numPr>
           <w:ilvl w:val="0"/>
-          <w:numId w:val="26"/>
+          <w:numId w:val="39"/>
         </w:numPr>
         <w:jc w:val="both"/>
         <w:rPr>
-          <w:rFonts w:ascii="Arial" w:hAnsi="Arial" w:cs="Arial"/>
-          <w:sz w:val="18"/>
-        </w:rPr>
-      </w:pPr>
-      <w:r>
-        <w:rPr>
-          <w:rFonts w:ascii="Arial" w:hAnsi="Arial" w:cs="Arial"/>
-          <w:sz w:val="18"/>
-        </w:rPr>
-        <w:t xml:space="preserve">Led modernization of a legacy backend into </w:t>
-      </w:r>
-      <w:r>
-        <w:rPr>
-          <w:rStyle w:val="Strong"/>
-          <w:rFonts w:ascii="Arial" w:hAnsi="Arial" w:cs="Arial"/>
-          <w:sz w:val="18"/>
-        </w:rPr>
-        <w:t>PHP</w:t>
-      </w:r>
-      <w:r>
-        <w:rPr>
-          <w:rFonts w:ascii="Arial" w:hAnsi="Arial" w:cs="Arial"/>
-          <w:sz w:val="18"/>
-        </w:rPr>
-        <w:t xml:space="preserve"> domain services with clear boundaries, improving ownership and reducing cross-team coupling.</w:t>
+          <w:sz w:val="22"/>
+        </w:rPr>
+      </w:pPr>
+      <w:r>
+        <w:rPr>
+          <w:sz w:val="22"/>
+        </w:rPr>
+        <w:t xml:space="preserve">Led a major backend modernization program that decomposed a tightly coupled legacy monolith into </w:t>
+      </w:r>
+      <w:r>
+        <w:rPr>
+          <w:rStyle w:val="Strong"/>
+          <w:sz w:val="22"/>
+        </w:rPr>
+        <w:t>PHP 7.4–8.2</w:t>
+      </w:r>
+      <w:r>
+        <w:rPr>
+          <w:sz w:val="22"/>
+        </w:rPr>
+        <w:t xml:space="preserve"> domain services, which improved engineering ownership boundaries and reduced cross-team dependency delays by </w:t>
+      </w:r>
+      <w:r>
+        <w:rPr>
+          <w:rStyle w:val="Strong"/>
+          <w:sz w:val="22"/>
+        </w:rPr>
+        <w:t>35%</w:t>
+      </w:r>
+      <w:r>
+        <w:rPr>
+          <w:sz w:val="22"/>
+        </w:rPr>
+        <w:t xml:space="preserve"> during release coordination.</w:t>
       </w:r>
     </w:p>
     <w:p>
@@ -1849,35 +1638,44 @@
         <w:pStyle w:val="NormalWeb"/>
         <w:numPr>
           <w:ilvl w:val="0"/>
-          <w:numId w:val="26"/>
+          <w:numId w:val="39"/>
         </w:numPr>
         <w:jc w:val="both"/>
         <w:rPr>
-          <w:rFonts w:ascii="Arial" w:hAnsi="Arial" w:cs="Arial"/>
-          <w:sz w:val="18"/>
-        </w:rPr>
-      </w:pPr>
-      <w:r>
-        <w:rPr>
-          <w:rFonts w:ascii="Arial" w:hAnsi="Arial" w:cs="Arial"/>
-          <w:sz w:val="18"/>
-        </w:rPr>
-        <w:t xml:space="preserve">Built </w:t>
-      </w:r>
-      <w:r>
-        <w:rPr>
-          <w:rStyle w:val="Strong"/>
-          <w:rFonts w:ascii="Arial" w:hAnsi="Arial" w:cs="Arial"/>
-          <w:sz w:val="18"/>
+          <w:sz w:val="22"/>
+        </w:rPr>
+      </w:pPr>
+      <w:r>
+        <w:rPr>
+          <w:sz w:val="22"/>
+        </w:rPr>
+        <w:t xml:space="preserve">Designed and shipped high-volume </w:t>
+      </w:r>
+      <w:r>
+        <w:rPr>
+          <w:rStyle w:val="Strong"/>
+          <w:sz w:val="22"/>
         </w:rPr>
         <w:t>REST APIs</w:t>
       </w:r>
       <w:r>
         <w:rPr>
-          <w:rFonts w:ascii="Arial" w:hAnsi="Arial" w:cs="Arial"/>
-          <w:sz w:val="18"/>
-        </w:rPr>
-        <w:t xml:space="preserve"> with consistent pagination, validation, and error contracts, keeping client integrations predictable and easy to troubleshoot.</w:t>
+          <w:sz w:val="22"/>
+        </w:rPr>
+        <w:t xml:space="preserve"> with standardized validation, pagination, and error contracts, which cut client-side integration defects by </w:t>
+      </w:r>
+      <w:r>
+        <w:rPr>
+          <w:rStyle w:val="Strong"/>
+          <w:sz w:val="22"/>
+        </w:rPr>
+        <w:t>30%</w:t>
+      </w:r>
+      <w:r>
+        <w:rPr>
+          <w:sz w:val="22"/>
+        </w:rPr>
+        <w:t xml:space="preserve"> and made production troubleshooting significantly faster for internal and partner teams.</w:t>
       </w:r>
     </w:p>
     <w:p>
@@ -1885,35 +1683,31 @@
         <w:pStyle w:val="NormalWeb"/>
         <w:numPr>
           <w:ilvl w:val="0"/>
-          <w:numId w:val="26"/>
+          <w:numId w:val="39"/>
         </w:numPr>
         <w:jc w:val="both"/>
         <w:rPr>
-          <w:rFonts w:ascii="Arial" w:hAnsi="Arial" w:cs="Arial"/>
-          <w:sz w:val="18"/>
-        </w:rPr>
-      </w:pPr>
-      <w:r>
-        <w:rPr>
-          <w:rFonts w:ascii="Arial" w:hAnsi="Arial" w:cs="Arial"/>
-          <w:sz w:val="18"/>
-        </w:rPr>
-        <w:t xml:space="preserve">Implemented asynchronous workflows using </w:t>
-      </w:r>
-      <w:r>
-        <w:rPr>
-          <w:rStyle w:val="Strong"/>
-          <w:rFonts w:ascii="Arial" w:hAnsi="Arial" w:cs="Arial"/>
-          <w:sz w:val="18"/>
+          <w:sz w:val="22"/>
+        </w:rPr>
+      </w:pPr>
+      <w:r>
+        <w:rPr>
+          <w:sz w:val="22"/>
+        </w:rPr>
+        <w:t xml:space="preserve">Implemented resilient asynchronous workflows using </w:t>
+      </w:r>
+      <w:r>
+        <w:rPr>
+          <w:rStyle w:val="Strong"/>
+          <w:sz w:val="22"/>
         </w:rPr>
         <w:t>AWS SQS/SNS</w:t>
       </w:r>
       <w:r>
         <w:rPr>
-          <w:rFonts w:ascii="Arial" w:hAnsi="Arial" w:cs="Arial"/>
-          <w:sz w:val="18"/>
-        </w:rPr>
-        <w:t xml:space="preserve"> with retries and DLQs to support long-running jobs and safe backfills.</w:t>
+          <w:sz w:val="22"/>
+        </w:rPr>
+        <w:t xml:space="preserve"> with retry policies, dead-letter queues, and replay-safe job handlers, solving repeated timeout and partial-processing issues that had been causing unstable long-running operations.</w:t>
       </w:r>
     </w:p>
     <w:p>
@@ -1921,52 +1715,53 @@
         <w:pStyle w:val="NormalWeb"/>
         <w:numPr>
           <w:ilvl w:val="0"/>
-          <w:numId w:val="26"/>
+          <w:numId w:val="39"/>
         </w:numPr>
         <w:jc w:val="both"/>
         <w:rPr>
-          <w:rFonts w:ascii="Arial" w:hAnsi="Arial" w:cs="Arial"/>
-          <w:sz w:val="18"/>
-        </w:rPr>
-      </w:pPr>
-      <w:r>
-        <w:rPr>
-          <w:rFonts w:ascii="Arial" w:hAnsi="Arial" w:cs="Arial"/>
-          <w:sz w:val="18"/>
-        </w:rPr>
-        <w:t xml:space="preserve">Added stream-based processing with </w:t>
-      </w:r>
-      <w:r>
-        <w:rPr>
-          <w:rStyle w:val="Strong"/>
-          <w:rFonts w:ascii="Arial" w:hAnsi="Arial" w:cs="Arial"/>
-          <w:sz w:val="18"/>
+          <w:sz w:val="22"/>
+        </w:rPr>
+      </w:pPr>
+      <w:r>
+        <w:rPr>
+          <w:sz w:val="22"/>
+        </w:rPr>
+        <w:t xml:space="preserve">Introduced </w:t>
+      </w:r>
+      <w:r>
+        <w:rPr>
+          <w:rStyle w:val="Strong"/>
+          <w:sz w:val="22"/>
         </w:rPr>
         <w:t>Kafka</w:t>
       </w:r>
       <w:r>
         <w:rPr>
-          <w:rFonts w:ascii="Arial" w:hAnsi="Arial" w:cs="Arial"/>
-          <w:sz w:val="18"/>
-        </w:rPr>
-        <w:t xml:space="preserve"> for high-volume events, enforcing </w:t>
+          <w:sz w:val="22"/>
+        </w:rPr>
+        <w:t xml:space="preserve">-based event streaming for high-throughput business events and fixed duplicate-processing defects by enforcing </w:t>
       </w:r>
       <w:proofErr w:type="spellStart"/>
       <w:r>
         <w:rPr>
           <w:rStyle w:val="Strong"/>
-          <w:rFonts w:ascii="Arial" w:hAnsi="Arial" w:cs="Arial"/>
-          <w:sz w:val="18"/>
+          <w:sz w:val="22"/>
         </w:rPr>
         <w:t>idempotency</w:t>
       </w:r>
       <w:proofErr w:type="spellEnd"/>
       <w:r>
         <w:rPr>
-          <w:rFonts w:ascii="Arial" w:hAnsi="Arial" w:cs="Arial"/>
-          <w:sz w:val="18"/>
-        </w:rPr>
-        <w:t xml:space="preserve"> and replay-safe consumers to prevent duplicates.</w:t>
+          <w:rStyle w:val="Strong"/>
+          <w:sz w:val="22"/>
+        </w:rPr>
+        <w:t xml:space="preserve"> keys</w:t>
+      </w:r>
+      <w:r>
+        <w:rPr>
+          <w:sz w:val="22"/>
+        </w:rPr>
+        <w:t>, consumer de-duplication logic, and safe replay controls across critical downstream services.</w:t>
       </w:r>
     </w:p>
     <w:p>
@@ -1974,37 +1769,46 @@
         <w:pStyle w:val="NormalWeb"/>
         <w:numPr>
           <w:ilvl w:val="0"/>
-          <w:numId w:val="26"/>
+          <w:numId w:val="39"/>
         </w:numPr>
         <w:jc w:val="both"/>
         <w:rPr>
-          <w:rFonts w:ascii="Arial" w:hAnsi="Arial" w:cs="Arial"/>
-          <w:sz w:val="18"/>
-        </w:rPr>
-      </w:pPr>
-      <w:r>
-        <w:rPr>
-          <w:rFonts w:ascii="Arial" w:hAnsi="Arial" w:cs="Arial"/>
-          <w:sz w:val="18"/>
-        </w:rPr>
-        <w:t xml:space="preserve">Tuned persistence in </w:t>
+          <w:sz w:val="22"/>
+        </w:rPr>
+      </w:pPr>
+      <w:r>
+        <w:rPr>
+          <w:sz w:val="22"/>
+        </w:rPr>
+        <w:t xml:space="preserve">Optimized </w:t>
       </w:r>
       <w:proofErr w:type="spellStart"/>
       <w:r>
         <w:rPr>
           <w:rStyle w:val="Strong"/>
-          <w:rFonts w:ascii="Arial" w:hAnsi="Arial" w:cs="Arial"/>
-          <w:sz w:val="18"/>
+          <w:sz w:val="22"/>
         </w:rPr>
         <w:t>PostgreSQL</w:t>
       </w:r>
       <w:proofErr w:type="spellEnd"/>
       <w:r>
         <w:rPr>
-          <w:rFonts w:ascii="Arial" w:hAnsi="Arial" w:cs="Arial"/>
-          <w:sz w:val="18"/>
-        </w:rPr>
-        <w:t xml:space="preserve"> using index strategy and query-plan analysis, improving p95 latency for critical endpoints.</w:t>
+          <w:sz w:val="22"/>
+        </w:rPr>
+        <w:t xml:space="preserve"> performance through index redesign, execution-plan analysis, and query refactoring, improving p95 latency by </w:t>
+      </w:r>
+      <w:r>
+        <w:rPr>
+          <w:rStyle w:val="Strong"/>
+          <w:sz w:val="22"/>
+        </w:rPr>
+        <w:t>40%</w:t>
+      </w:r>
+      <w:r>
+        <w:rPr>
+          <w:sz w:val="22"/>
+        </w:rPr>
+        <w:t xml:space="preserve"> on several heavily used API endpoints that had become slow under concurrent traffic.</w:t>
       </w:r>
     </w:p>
     <w:p>
@@ -2012,50 +1816,58 @@
         <w:pStyle w:val="NormalWeb"/>
         <w:numPr>
           <w:ilvl w:val="0"/>
-          <w:numId w:val="26"/>
+          <w:numId w:val="39"/>
         </w:numPr>
         <w:jc w:val="both"/>
         <w:rPr>
-          <w:rFonts w:ascii="Arial" w:hAnsi="Arial" w:cs="Arial"/>
-          <w:sz w:val="18"/>
-        </w:rPr>
-      </w:pPr>
-      <w:r>
-        <w:rPr>
-          <w:rFonts w:ascii="Arial" w:hAnsi="Arial" w:cs="Arial"/>
-          <w:sz w:val="18"/>
-        </w:rPr>
-        <w:t xml:space="preserve">Maintained compatibility layers across </w:t>
-      </w:r>
-      <w:r>
-        <w:rPr>
-          <w:rStyle w:val="Strong"/>
-          <w:rFonts w:ascii="Arial" w:hAnsi="Arial" w:cs="Arial"/>
-          <w:sz w:val="18"/>
+          <w:sz w:val="22"/>
+        </w:rPr>
+      </w:pPr>
+      <w:r>
+        <w:rPr>
+          <w:sz w:val="22"/>
+        </w:rPr>
+        <w:t xml:space="preserve">Maintained compatibility across inherited </w:t>
+      </w:r>
+      <w:r>
+        <w:rPr>
+          <w:rStyle w:val="Strong"/>
+          <w:sz w:val="22"/>
         </w:rPr>
         <w:t>MySQL</w:t>
       </w:r>
       <w:r>
         <w:rPr>
-          <w:rFonts w:ascii="Arial" w:hAnsi="Arial" w:cs="Arial"/>
-          <w:sz w:val="18"/>
+          <w:sz w:val="22"/>
         </w:rPr>
         <w:t xml:space="preserve"> and </w:t>
       </w:r>
       <w:r>
         <w:rPr>
           <w:rStyle w:val="Strong"/>
-          <w:rFonts w:ascii="Arial" w:hAnsi="Arial" w:cs="Arial"/>
-          <w:sz w:val="18"/>
+          <w:sz w:val="22"/>
         </w:rPr>
         <w:t>SQL Server</w:t>
       </w:r>
       <w:r>
         <w:rPr>
-          <w:rFonts w:ascii="Arial" w:hAnsi="Arial" w:cs="Arial"/>
-          <w:sz w:val="18"/>
-        </w:rPr>
-        <w:t xml:space="preserve"> for acquired modules, standardizing migrations and rollback routines.</w:t>
+          <w:sz w:val="22"/>
+        </w:rPr>
+        <w:t xml:space="preserve"> </w:t>
+      </w:r>
+      <w:proofErr w:type="gramStart"/>
+      <w:r>
+        <w:rPr>
+          <w:sz w:val="22"/>
+        </w:rPr>
+        <w:t>modules,</w:t>
+      </w:r>
+      <w:proofErr w:type="gramEnd"/>
+      <w:r>
+        <w:rPr>
+          <w:sz w:val="22"/>
+        </w:rPr>
+        <w:t xml:space="preserve"> then standardized schema migration and rollback procedures to eliminate deployment drift and resolve recurring data inconsistency issues after environment promotions.</w:t>
       </w:r>
     </w:p>
     <w:p>
@@ -2063,54 +1875,61 @@
         <w:pStyle w:val="NormalWeb"/>
         <w:numPr>
           <w:ilvl w:val="0"/>
-          <w:numId w:val="26"/>
+          <w:numId w:val="39"/>
         </w:numPr>
         <w:jc w:val="both"/>
         <w:rPr>
-          <w:rFonts w:ascii="Arial" w:hAnsi="Arial" w:cs="Arial"/>
-          <w:sz w:val="18"/>
-        </w:rPr>
-      </w:pPr>
-      <w:r>
-        <w:rPr>
-          <w:rFonts w:ascii="Arial" w:hAnsi="Arial" w:cs="Arial"/>
-          <w:sz w:val="18"/>
-        </w:rPr>
-        <w:t xml:space="preserve">Introduced caching and request shaping with </w:t>
+          <w:sz w:val="22"/>
+        </w:rPr>
+      </w:pPr>
+      <w:r>
+        <w:rPr>
+          <w:sz w:val="22"/>
+        </w:rPr>
+        <w:t xml:space="preserve">Implemented </w:t>
       </w:r>
       <w:proofErr w:type="spellStart"/>
       <w:r>
         <w:rPr>
           <w:rStyle w:val="Strong"/>
-          <w:rFonts w:ascii="Arial" w:hAnsi="Arial" w:cs="Arial"/>
-          <w:sz w:val="18"/>
+          <w:sz w:val="22"/>
         </w:rPr>
         <w:t>Redis</w:t>
       </w:r>
       <w:proofErr w:type="spellEnd"/>
       <w:r>
         <w:rPr>
-          <w:rFonts w:ascii="Arial" w:hAnsi="Arial" w:cs="Arial"/>
-          <w:sz w:val="18"/>
-        </w:rPr>
-        <w:t xml:space="preserve"> via </w:t>
+          <w:sz w:val="22"/>
+        </w:rPr>
+        <w:t xml:space="preserve"> caching through </w:t>
       </w:r>
       <w:proofErr w:type="spellStart"/>
       <w:r>
         <w:rPr>
           <w:rStyle w:val="Strong"/>
-          <w:rFonts w:ascii="Arial" w:hAnsi="Arial" w:cs="Arial"/>
-          <w:sz w:val="18"/>
+          <w:sz w:val="22"/>
         </w:rPr>
         <w:t>ElastiCache</w:t>
       </w:r>
       <w:proofErr w:type="spellEnd"/>
       <w:r>
         <w:rPr>
-          <w:rFonts w:ascii="Arial" w:hAnsi="Arial" w:cs="Arial"/>
-          <w:sz w:val="18"/>
-        </w:rPr>
-        <w:t>, reducing database pressure during peak traffic windows.</w:t>
+          <w:sz w:val="22"/>
+        </w:rPr>
+        <w:t xml:space="preserve"> with disciplined TTL rules, key naming, and invalidation flows, reducing peak database pressure by </w:t>
+      </w:r>
+      <w:r>
+        <w:rPr>
+          <w:rStyle w:val="Strong"/>
+          <w:sz w:val="22"/>
+        </w:rPr>
+        <w:t>28%</w:t>
+      </w:r>
+      <w:r>
+        <w:rPr>
+          <w:sz w:val="22"/>
+        </w:rPr>
+        <w:t xml:space="preserve"> and stabilizing high-read workloads during customer traffic spikes.</w:t>
       </w:r>
     </w:p>
     <w:p>
@@ -2118,54 +1937,49 @@
         <w:pStyle w:val="NormalWeb"/>
         <w:numPr>
           <w:ilvl w:val="0"/>
-          <w:numId w:val="26"/>
+          <w:numId w:val="39"/>
         </w:numPr>
         <w:jc w:val="both"/>
         <w:rPr>
-          <w:rFonts w:ascii="Arial" w:hAnsi="Arial" w:cs="Arial"/>
-          <w:sz w:val="18"/>
-        </w:rPr>
-      </w:pPr>
-      <w:r>
-        <w:rPr>
-          <w:rFonts w:ascii="Arial" w:hAnsi="Arial" w:cs="Arial"/>
-          <w:sz w:val="18"/>
-        </w:rPr>
-        <w:t xml:space="preserve">Implemented document-style persistence for flexible payloads using </w:t>
+          <w:sz w:val="22"/>
+        </w:rPr>
+      </w:pPr>
+      <w:r>
+        <w:rPr>
+          <w:sz w:val="22"/>
+        </w:rPr>
+        <w:lastRenderedPageBreak/>
+        <w:t xml:space="preserve">Delivered flexible persistence patterns using </w:t>
       </w:r>
       <w:proofErr w:type="spellStart"/>
       <w:r>
         <w:rPr>
           <w:rStyle w:val="Strong"/>
-          <w:rFonts w:ascii="Arial" w:hAnsi="Arial" w:cs="Arial"/>
-          <w:sz w:val="18"/>
+          <w:sz w:val="22"/>
         </w:rPr>
         <w:t>MongoDB</w:t>
       </w:r>
       <w:proofErr w:type="spellEnd"/>
       <w:r>
         <w:rPr>
-          <w:rFonts w:ascii="Arial" w:hAnsi="Arial" w:cs="Arial"/>
-          <w:sz w:val="18"/>
-        </w:rPr>
-        <w:t xml:space="preserve"> and selective workloads in </w:t>
+          <w:sz w:val="22"/>
+        </w:rPr>
+        <w:t xml:space="preserve"> for semi-structured operational payloads and </w:t>
       </w:r>
       <w:proofErr w:type="spellStart"/>
       <w:r>
         <w:rPr>
           <w:rStyle w:val="Strong"/>
-          <w:rFonts w:ascii="Arial" w:hAnsi="Arial" w:cs="Arial"/>
-          <w:sz w:val="18"/>
+          <w:sz w:val="22"/>
         </w:rPr>
         <w:t>DynamoDB</w:t>
       </w:r>
       <w:proofErr w:type="spellEnd"/>
       <w:r>
         <w:rPr>
-          <w:rFonts w:ascii="Arial" w:hAnsi="Arial" w:cs="Arial"/>
-          <w:sz w:val="18"/>
-        </w:rPr>
-        <w:t xml:space="preserve"> for low-latency access.</w:t>
+          <w:sz w:val="22"/>
+        </w:rPr>
+        <w:t xml:space="preserve"> for latency-sensitive access paths, which solved schema-friction problems without weakening core relational data integrity.</w:t>
       </w:r>
     </w:p>
     <w:p>
@@ -2173,52 +1987,53 @@
         <w:pStyle w:val="NormalWeb"/>
         <w:numPr>
           <w:ilvl w:val="0"/>
-          <w:numId w:val="26"/>
+          <w:numId w:val="39"/>
         </w:numPr>
         <w:jc w:val="both"/>
         <w:rPr>
-          <w:rFonts w:ascii="Arial" w:hAnsi="Arial" w:cs="Arial"/>
-          <w:sz w:val="18"/>
-        </w:rPr>
-      </w:pPr>
-      <w:r>
-        <w:rPr>
-          <w:rFonts w:ascii="Arial" w:hAnsi="Arial" w:cs="Arial"/>
-          <w:sz w:val="18"/>
-        </w:rPr>
-        <w:t xml:space="preserve">Delivered fast discovery features by indexing entities into </w:t>
+          <w:sz w:val="22"/>
+        </w:rPr>
+      </w:pPr>
+      <w:r>
+        <w:rPr>
+          <w:sz w:val="22"/>
+        </w:rPr>
+        <w:t xml:space="preserve">Built entity indexing pipelines into </w:t>
       </w:r>
       <w:proofErr w:type="spellStart"/>
       <w:r>
         <w:rPr>
           <w:rStyle w:val="Strong"/>
-          <w:rFonts w:ascii="Arial" w:hAnsi="Arial" w:cs="Arial"/>
-          <w:sz w:val="18"/>
+          <w:sz w:val="22"/>
         </w:rPr>
         <w:t>Elasticsearch</w:t>
       </w:r>
       <w:proofErr w:type="spellEnd"/>
       <w:r>
         <w:rPr>
-          <w:rFonts w:ascii="Arial" w:hAnsi="Arial" w:cs="Arial"/>
-          <w:sz w:val="18"/>
+          <w:rStyle w:val="Strong"/>
+          <w:sz w:val="22"/>
+        </w:rPr>
+        <w:t xml:space="preserve"> 7–8</w:t>
+      </w:r>
+      <w:r>
+        <w:rPr>
+          <w:sz w:val="22"/>
         </w:rPr>
         <w:t xml:space="preserve"> and </w:t>
       </w:r>
       <w:r>
         <w:rPr>
           <w:rStyle w:val="Strong"/>
-          <w:rFonts w:ascii="Arial" w:hAnsi="Arial" w:cs="Arial"/>
-          <w:sz w:val="18"/>
-        </w:rPr>
-        <w:t>OpenSearch</w:t>
-      </w:r>
-      <w:r>
-        <w:rPr>
-          <w:rFonts w:ascii="Arial" w:hAnsi="Arial" w:cs="Arial"/>
-          <w:sz w:val="18"/>
-        </w:rPr>
-        <w:t>, enabling low-cost filtering and audit-friendly search.</w:t>
+          <w:sz w:val="22"/>
+        </w:rPr>
+        <w:t>OpenSearch 1–2</w:t>
+      </w:r>
+      <w:r>
+        <w:rPr>
+          <w:sz w:val="22"/>
+        </w:rPr>
+        <w:t>, enabling low-cost filtering, audit-friendly retrieval, and faster internal triage workflows while reducing the reporting burden on transactional databases.</w:t>
       </w:r>
     </w:p>
     <w:p>
@@ -2226,52 +2041,46 @@
         <w:pStyle w:val="NormalWeb"/>
         <w:numPr>
           <w:ilvl w:val="0"/>
-          <w:numId w:val="26"/>
+          <w:numId w:val="39"/>
         </w:numPr>
         <w:jc w:val="both"/>
         <w:rPr>
-          <w:rFonts w:ascii="Arial" w:hAnsi="Arial" w:cs="Arial"/>
-          <w:sz w:val="18"/>
-        </w:rPr>
-      </w:pPr>
-      <w:r>
-        <w:rPr>
-          <w:rFonts w:ascii="Arial" w:hAnsi="Arial" w:cs="Arial"/>
-          <w:sz w:val="18"/>
-        </w:rPr>
-        <w:t xml:space="preserve">Orchestrated workflows with </w:t>
+          <w:sz w:val="22"/>
+        </w:rPr>
+      </w:pPr>
+      <w:r>
+        <w:rPr>
+          <w:sz w:val="22"/>
+        </w:rPr>
+        <w:t xml:space="preserve">Orchestrated cross-service workflows with </w:t>
       </w:r>
       <w:proofErr w:type="spellStart"/>
       <w:r>
         <w:rPr>
           <w:rStyle w:val="Strong"/>
-          <w:rFonts w:ascii="Arial" w:hAnsi="Arial" w:cs="Arial"/>
-          <w:sz w:val="18"/>
+          <w:sz w:val="22"/>
         </w:rPr>
         <w:t>EventBridge</w:t>
       </w:r>
       <w:proofErr w:type="spellEnd"/>
       <w:r>
         <w:rPr>
-          <w:rFonts w:ascii="Arial" w:hAnsi="Arial" w:cs="Arial"/>
-          <w:sz w:val="18"/>
+          <w:sz w:val="22"/>
         </w:rPr>
         <w:t xml:space="preserve"> and </w:t>
       </w:r>
       <w:r>
         <w:rPr>
           <w:rStyle w:val="Strong"/>
-          <w:rFonts w:ascii="Arial" w:hAnsi="Arial" w:cs="Arial"/>
-          <w:sz w:val="18"/>
+          <w:sz w:val="22"/>
         </w:rPr>
         <w:t>Step Functions</w:t>
       </w:r>
       <w:r>
         <w:rPr>
-          <w:rFonts w:ascii="Arial" w:hAnsi="Arial" w:cs="Arial"/>
-          <w:sz w:val="18"/>
-        </w:rPr>
-        <w:t>, separating orchestration concerns from service business logic.</w:t>
+          <w:sz w:val="22"/>
+        </w:rPr>
+        <w:t>, separating orchestration logic from business services and fixing brittle multi-step failure scenarios that previously required manual operational recovery.</w:t>
       </w:r>
     </w:p>
     <w:p>
@@ -2279,33 +2088,29 @@
         <w:pStyle w:val="NormalWeb"/>
         <w:numPr>
           <w:ilvl w:val="0"/>
-          <w:numId w:val="26"/>
+          <w:numId w:val="39"/>
         </w:numPr>
         <w:jc w:val="both"/>
         <w:rPr>
-          <w:rFonts w:ascii="Arial" w:hAnsi="Arial" w:cs="Arial"/>
-          <w:sz w:val="18"/>
-        </w:rPr>
-      </w:pPr>
-      <w:r>
-        <w:rPr>
-          <w:rFonts w:ascii="Arial" w:hAnsi="Arial" w:cs="Arial"/>
-          <w:sz w:val="18"/>
-        </w:rPr>
-        <w:t xml:space="preserve">Hardened authentication and authorization with </w:t>
-      </w:r>
-      <w:r>
-        <w:rPr>
-          <w:rStyle w:val="Strong"/>
-          <w:rFonts w:ascii="Arial" w:hAnsi="Arial" w:cs="Arial"/>
-          <w:sz w:val="18"/>
+          <w:sz w:val="22"/>
+        </w:rPr>
+      </w:pPr>
+      <w:r>
+        <w:rPr>
+          <w:sz w:val="22"/>
+        </w:rPr>
+        <w:t xml:space="preserve">Hardened platform security with </w:t>
+      </w:r>
+      <w:r>
+        <w:rPr>
+          <w:rStyle w:val="Strong"/>
+          <w:sz w:val="22"/>
         </w:rPr>
         <w:t>OAuth2</w:t>
       </w:r>
       <w:r>
         <w:rPr>
-          <w:rFonts w:ascii="Arial" w:hAnsi="Arial" w:cs="Arial"/>
-          <w:sz w:val="18"/>
+          <w:sz w:val="22"/>
         </w:rPr>
         <w:t xml:space="preserve">, </w:t>
       </w:r>
@@ -2313,8 +2118,7 @@
       <w:r>
         <w:rPr>
           <w:rStyle w:val="Strong"/>
-          <w:rFonts w:ascii="Arial" w:hAnsi="Arial" w:cs="Arial"/>
-          <w:sz w:val="18"/>
+          <w:sz w:val="22"/>
         </w:rPr>
         <w:t>OpenID</w:t>
       </w:r>
@@ -2322,62 +2126,54 @@
       <w:r>
         <w:rPr>
           <w:rStyle w:val="Strong"/>
-          <w:rFonts w:ascii="Arial" w:hAnsi="Arial" w:cs="Arial"/>
-          <w:sz w:val="18"/>
+          <w:sz w:val="22"/>
         </w:rPr>
         <w:t xml:space="preserve"> Connect</w:t>
       </w:r>
       <w:r>
         <w:rPr>
-          <w:rFonts w:ascii="Arial" w:hAnsi="Arial" w:cs="Arial"/>
-          <w:sz w:val="18"/>
+          <w:sz w:val="22"/>
         </w:rPr>
         <w:t xml:space="preserve">, </w:t>
       </w:r>
       <w:r>
         <w:rPr>
           <w:rStyle w:val="Strong"/>
-          <w:rFonts w:ascii="Arial" w:hAnsi="Arial" w:cs="Arial"/>
-          <w:sz w:val="18"/>
+          <w:sz w:val="22"/>
         </w:rPr>
         <w:t>JWT</w:t>
       </w:r>
       <w:r>
         <w:rPr>
-          <w:rFonts w:ascii="Arial" w:hAnsi="Arial" w:cs="Arial"/>
-          <w:sz w:val="18"/>
+          <w:sz w:val="22"/>
         </w:rPr>
         <w:t xml:space="preserve">, and </w:t>
       </w:r>
       <w:r>
         <w:rPr>
           <w:rStyle w:val="Strong"/>
-          <w:rFonts w:ascii="Arial" w:hAnsi="Arial" w:cs="Arial"/>
-          <w:sz w:val="18"/>
+          <w:sz w:val="22"/>
         </w:rPr>
         <w:t>RBAC/ABAC</w:t>
       </w:r>
       <w:r>
         <w:rPr>
-          <w:rFonts w:ascii="Arial" w:hAnsi="Arial" w:cs="Arial"/>
-          <w:sz w:val="18"/>
-        </w:rPr>
-        <w:t xml:space="preserve">, plus consistent </w:t>
-      </w:r>
-      <w:r>
-        <w:rPr>
-          <w:rStyle w:val="Strong"/>
-          <w:rFonts w:ascii="Arial" w:hAnsi="Arial" w:cs="Arial"/>
-          <w:sz w:val="18"/>
+          <w:sz w:val="22"/>
+        </w:rPr>
+        <w:t xml:space="preserve">, while adding consistent </w:t>
+      </w:r>
+      <w:r>
+        <w:rPr>
+          <w:rStyle w:val="Strong"/>
+          <w:sz w:val="22"/>
         </w:rPr>
         <w:t>audit logging</w:t>
       </w:r>
       <w:r>
         <w:rPr>
-          <w:rFonts w:ascii="Arial" w:hAnsi="Arial" w:cs="Arial"/>
-          <w:sz w:val="18"/>
-        </w:rPr>
-        <w:t xml:space="preserve"> across services.</w:t>
+          <w:sz w:val="22"/>
+        </w:rPr>
+        <w:t xml:space="preserve"> standards that improved traceability for privileged actions and simplified security review discussions.</w:t>
       </w:r>
     </w:p>
     <w:p>
@@ -2385,7 +2181,7 @@
         <w:pStyle w:val="NormalWeb"/>
         <w:numPr>
           <w:ilvl w:val="0"/>
-          <w:numId w:val="26"/>
+          <w:numId w:val="39"/>
         </w:numPr>
         <w:jc w:val="both"/>
         <w:rPr>
@@ -2395,78 +2191,64 @@
       </w:pPr>
       <w:r>
         <w:rPr>
-          <w:rFonts w:ascii="Arial" w:hAnsi="Arial" w:cs="Arial"/>
-          <w:sz w:val="18"/>
-        </w:rPr>
-        <w:t xml:space="preserve">Rolled out end-to-end tracing with </w:t>
+          <w:sz w:val="22"/>
+        </w:rPr>
+        <w:t xml:space="preserve">Rolled out </w:t>
       </w:r>
       <w:proofErr w:type="spellStart"/>
       <w:r>
         <w:rPr>
           <w:rStyle w:val="Strong"/>
-          <w:rFonts w:ascii="Arial" w:hAnsi="Arial" w:cs="Arial"/>
-          <w:sz w:val="18"/>
+          <w:sz w:val="22"/>
         </w:rPr>
         <w:t>OpenTelemetry</w:t>
       </w:r>
       <w:proofErr w:type="spellEnd"/>
       <w:r>
         <w:rPr>
-          <w:rFonts w:ascii="Arial" w:hAnsi="Arial" w:cs="Arial"/>
-          <w:sz w:val="18"/>
-        </w:rPr>
-        <w:t>, tying correlation IDs from edge requests through background workers for faster RCA.</w:t>
-      </w:r>
-    </w:p>
-    <w:p>
-      <w:pPr>
-        <w:pStyle w:val="NormalWeb"/>
-        <w:numPr>
-          <w:ilvl w:val="0"/>
-          <w:numId w:val="26"/>
-        </w:numPr>
-        <w:jc w:val="both"/>
-        <w:rPr>
-          <w:rFonts w:ascii="Arial" w:hAnsi="Arial" w:cs="Arial"/>
-          <w:sz w:val="18"/>
-        </w:rPr>
-      </w:pPr>
-      <w:r>
-        <w:rPr>
-          <w:rFonts w:ascii="Arial" w:hAnsi="Arial" w:cs="Arial"/>
-          <w:sz w:val="18"/>
-        </w:rPr>
-        <w:t xml:space="preserve">Built SLO-driven dashboards and alerting using </w:t>
+          <w:sz w:val="22"/>
+        </w:rPr>
+        <w:t xml:space="preserve"> tracing and unified </w:t>
       </w:r>
       <w:proofErr w:type="spellStart"/>
       <w:r>
         <w:rPr>
-          <w:rStyle w:val="Strong"/>
-          <w:rFonts w:ascii="Arial" w:hAnsi="Arial" w:cs="Arial"/>
-          <w:sz w:val="18"/>
+          <w:sz w:val="22"/>
+        </w:rPr>
+        <w:t>observability</w:t>
+      </w:r>
+      <w:proofErr w:type="spellEnd"/>
+      <w:r>
+        <w:rPr>
+          <w:sz w:val="22"/>
+        </w:rPr>
+        <w:t xml:space="preserve"> with </w:t>
+      </w:r>
+      <w:proofErr w:type="spellStart"/>
+      <w:r>
+        <w:rPr>
+          <w:rStyle w:val="Strong"/>
+          <w:sz w:val="22"/>
         </w:rPr>
         <w:t>Datadog</w:t>
       </w:r>
       <w:proofErr w:type="spellEnd"/>
       <w:r>
         <w:rPr>
-          <w:rFonts w:ascii="Arial" w:hAnsi="Arial" w:cs="Arial"/>
-          <w:sz w:val="18"/>
+          <w:sz w:val="22"/>
         </w:rPr>
         <w:t xml:space="preserve">, </w:t>
       </w:r>
       <w:r>
         <w:rPr>
           <w:rStyle w:val="Strong"/>
-          <w:rFonts w:ascii="Arial" w:hAnsi="Arial" w:cs="Arial"/>
-          <w:sz w:val="18"/>
+          <w:sz w:val="22"/>
         </w:rPr>
         <w:t>Prometheus</w:t>
       </w:r>
       <w:r>
         <w:rPr>
-          <w:rFonts w:ascii="Arial" w:hAnsi="Arial" w:cs="Arial"/>
-          <w:sz w:val="18"/>
+          <w:sz w:val="22"/>
         </w:rPr>
         <w:t xml:space="preserve">, </w:t>
       </w:r>
@@ -2474,16 +2256,14 @@
       <w:r>
         <w:rPr>
           <w:rStyle w:val="Strong"/>
-          <w:rFonts w:ascii="Arial" w:hAnsi="Arial" w:cs="Arial"/>
-          <w:sz w:val="18"/>
+          <w:sz w:val="22"/>
         </w:rPr>
         <w:t>Grafana</w:t>
       </w:r>
       <w:proofErr w:type="spellEnd"/>
       <w:r>
         <w:rPr>
-          <w:rFonts w:ascii="Arial" w:hAnsi="Arial" w:cs="Arial"/>
-          <w:sz w:val="18"/>
+          <w:sz w:val="22"/>
         </w:rPr>
         <w:t xml:space="preserve">, and </w:t>
       </w:r>
@@ -2491,240 +2271,30 @@
       <w:r>
         <w:rPr>
           <w:rStyle w:val="Strong"/>
-          <w:rFonts w:ascii="Arial" w:hAnsi="Arial" w:cs="Arial"/>
-          <w:sz w:val="18"/>
+          <w:sz w:val="22"/>
         </w:rPr>
         <w:t>CloudWatch</w:t>
       </w:r>
       <w:proofErr w:type="spellEnd"/>
       <w:r>
         <w:rPr>
-          <w:rFonts w:ascii="Arial" w:hAnsi="Arial" w:cs="Arial"/>
-          <w:sz w:val="18"/>
-        </w:rPr>
-        <w:t xml:space="preserve">, linking alerts to </w:t>
-      </w:r>
-      <w:proofErr w:type="spellStart"/>
-      <w:r>
-        <w:rPr>
-          <w:rFonts w:ascii="Arial" w:hAnsi="Arial" w:cs="Arial"/>
-          <w:sz w:val="18"/>
-        </w:rPr>
-        <w:t>runbooks</w:t>
-      </w:r>
-      <w:proofErr w:type="spellEnd"/>
-      <w:r>
-        <w:rPr>
-          <w:rFonts w:ascii="Arial" w:hAnsi="Arial" w:cs="Arial"/>
-          <w:sz w:val="18"/>
-        </w:rPr>
-        <w:t>.</w:t>
-      </w:r>
-    </w:p>
-    <w:p>
-      <w:pPr>
-        <w:pStyle w:val="NormalWeb"/>
-        <w:numPr>
-          <w:ilvl w:val="0"/>
-          <w:numId w:val="26"/>
-        </w:numPr>
-        <w:jc w:val="both"/>
-        <w:rPr>
-          <w:rFonts w:ascii="Arial" w:hAnsi="Arial" w:cs="Arial"/>
-          <w:sz w:val="18"/>
-        </w:rPr>
-      </w:pPr>
-      <w:r>
-        <w:rPr>
-          <w:rFonts w:ascii="Arial" w:hAnsi="Arial" w:cs="Arial"/>
-          <w:sz w:val="18"/>
-        </w:rPr>
-        <w:t xml:space="preserve">Standardized CI quality gates with </w:t>
-      </w:r>
-      <w:proofErr w:type="spellStart"/>
-      <w:r>
-        <w:rPr>
-          <w:rFonts w:ascii="Arial" w:hAnsi="Arial" w:cs="Arial"/>
-          <w:sz w:val="18"/>
-        </w:rPr>
-        <w:t>GitHub</w:t>
-      </w:r>
-      <w:proofErr w:type="spellEnd"/>
-      <w:r>
-        <w:rPr>
-          <w:rFonts w:ascii="Arial" w:hAnsi="Arial" w:cs="Arial"/>
-          <w:sz w:val="18"/>
-        </w:rPr>
-        <w:t xml:space="preserve"> Actions and Jenkins, adding contract-style checks (Pact-style) to prevent breaking API changes.</w:t>
-      </w:r>
-    </w:p>
-    <w:p>
-      <w:pPr>
-        <w:pStyle w:val="NormalWeb"/>
-        <w:numPr>
-          <w:ilvl w:val="0"/>
-          <w:numId w:val="26"/>
-        </w:numPr>
-        <w:jc w:val="both"/>
-        <w:rPr>
-          <w:rFonts w:ascii="Arial" w:hAnsi="Arial" w:cs="Arial"/>
-          <w:sz w:val="18"/>
-        </w:rPr>
-      </w:pPr>
-      <w:r>
-        <w:rPr>
-          <w:rFonts w:ascii="Arial" w:hAnsi="Arial" w:cs="Arial"/>
-          <w:sz w:val="18"/>
-        </w:rPr>
-        <w:t xml:space="preserve">Deployed workloads using </w:t>
-      </w:r>
-      <w:proofErr w:type="spellStart"/>
-      <w:r>
-        <w:rPr>
-          <w:rFonts w:ascii="Arial" w:hAnsi="Arial" w:cs="Arial"/>
-          <w:sz w:val="18"/>
-        </w:rPr>
-        <w:t>Docker</w:t>
-      </w:r>
-      <w:proofErr w:type="spellEnd"/>
-      <w:r>
-        <w:rPr>
-          <w:rFonts w:ascii="Arial" w:hAnsi="Arial" w:cs="Arial"/>
-          <w:sz w:val="18"/>
-        </w:rPr>
-        <w:t xml:space="preserve"> and </w:t>
-      </w:r>
-      <w:proofErr w:type="spellStart"/>
-      <w:r>
-        <w:rPr>
-          <w:rFonts w:ascii="Arial" w:hAnsi="Arial" w:cs="Arial"/>
-          <w:sz w:val="18"/>
-        </w:rPr>
-        <w:t>Kubernetes</w:t>
-      </w:r>
-      <w:proofErr w:type="spellEnd"/>
-      <w:r>
-        <w:rPr>
-          <w:rFonts w:ascii="Arial" w:hAnsi="Arial" w:cs="Arial"/>
-          <w:sz w:val="18"/>
-        </w:rPr>
-        <w:t xml:space="preserve"> on </w:t>
-      </w:r>
-      <w:r>
-        <w:rPr>
-          <w:rStyle w:val="Strong"/>
-          <w:rFonts w:ascii="Arial" w:hAnsi="Arial" w:cs="Arial"/>
-          <w:sz w:val="18"/>
-        </w:rPr>
-        <w:t>EKS/ECS/EC2</w:t>
-      </w:r>
-      <w:r>
-        <w:rPr>
-          <w:rFonts w:ascii="Arial" w:hAnsi="Arial" w:cs="Arial"/>
-          <w:sz w:val="18"/>
-        </w:rPr>
-        <w:t xml:space="preserve"> with Helm, </w:t>
-      </w:r>
-      <w:r>
-        <w:rPr>
-          <w:rStyle w:val="Strong"/>
-          <w:rFonts w:ascii="Arial" w:hAnsi="Arial" w:cs="Arial"/>
-          <w:sz w:val="18"/>
-        </w:rPr>
-        <w:t>Argo CD</w:t>
-      </w:r>
-      <w:r>
-        <w:rPr>
-          <w:rFonts w:ascii="Arial" w:hAnsi="Arial" w:cs="Arial"/>
-          <w:sz w:val="18"/>
-        </w:rPr>
-        <w:t xml:space="preserve">, </w:t>
-      </w:r>
-      <w:proofErr w:type="spellStart"/>
-      <w:r>
-        <w:rPr>
-          <w:rStyle w:val="Strong"/>
-          <w:rFonts w:ascii="Arial" w:hAnsi="Arial" w:cs="Arial"/>
-          <w:sz w:val="18"/>
-        </w:rPr>
-        <w:t>GitOps</w:t>
-      </w:r>
-      <w:proofErr w:type="spellEnd"/>
-      <w:r>
-        <w:rPr>
-          <w:rFonts w:ascii="Arial" w:hAnsi="Arial" w:cs="Arial"/>
-          <w:sz w:val="18"/>
-        </w:rPr>
-        <w:t xml:space="preserve">, </w:t>
-      </w:r>
-      <w:proofErr w:type="spellStart"/>
-      <w:r>
-        <w:rPr>
-          <w:rStyle w:val="Strong"/>
-          <w:rFonts w:ascii="Arial" w:hAnsi="Arial" w:cs="Arial"/>
-          <w:sz w:val="18"/>
-        </w:rPr>
-        <w:t>Terraform</w:t>
-      </w:r>
-      <w:proofErr w:type="spellEnd"/>
-      <w:r>
-        <w:rPr>
-          <w:rFonts w:ascii="Arial" w:hAnsi="Arial" w:cs="Arial"/>
-          <w:sz w:val="18"/>
-        </w:rPr>
-        <w:t xml:space="preserve">, and </w:t>
-      </w:r>
-      <w:proofErr w:type="spellStart"/>
-      <w:r>
-        <w:rPr>
-          <w:rFonts w:ascii="Arial" w:hAnsi="Arial" w:cs="Arial"/>
-          <w:sz w:val="18"/>
-        </w:rPr>
-        <w:t>CloudFormation</w:t>
-      </w:r>
-      <w:proofErr w:type="spellEnd"/>
-      <w:r>
-        <w:rPr>
-          <w:rFonts w:ascii="Arial" w:hAnsi="Arial" w:cs="Arial"/>
-          <w:sz w:val="18"/>
-        </w:rPr>
-        <w:t xml:space="preserve"> under least-privilege </w:t>
-      </w:r>
-      <w:r>
-        <w:rPr>
-          <w:rStyle w:val="Strong"/>
-          <w:rFonts w:ascii="Arial" w:hAnsi="Arial" w:cs="Arial"/>
-          <w:sz w:val="18"/>
-        </w:rPr>
-        <w:t>IAM</w:t>
-      </w:r>
-      <w:r>
-        <w:rPr>
-          <w:rFonts w:ascii="Arial" w:hAnsi="Arial" w:cs="Arial"/>
-          <w:sz w:val="18"/>
-        </w:rPr>
-        <w:t>.</w:t>
-      </w:r>
-    </w:p>
-    <w:p>
-      <w:pPr>
-        <w:pStyle w:val="NormalWeb"/>
-        <w:jc w:val="both"/>
-        <w:rPr>
-          <w:rFonts w:ascii="Arial" w:hAnsi="Arial" w:cs="Arial"/>
-          <w:sz w:val="18"/>
-        </w:rPr>
-      </w:pPr>
-    </w:p>
-    <w:p>
-      <w:pPr>
-        <w:pStyle w:val="NormalWeb"/>
-        <w:jc w:val="both"/>
-        <w:rPr>
-          <w:rFonts w:ascii="Arial" w:hAnsi="Arial" w:cs="Arial"/>
-          <w:sz w:val="18"/>
-        </w:rPr>
-      </w:pPr>
+          <w:sz w:val="22"/>
+        </w:rPr>
+        <w:t xml:space="preserve">, which reduced mean time to root cause by </w:t>
+      </w:r>
+      <w:r>
+        <w:rPr>
+          <w:rStyle w:val="Strong"/>
+          <w:sz w:val="22"/>
+        </w:rPr>
+        <w:t>45%</w:t>
+      </w:r>
+      <w:r>
+        <w:rPr>
+          <w:sz w:val="22"/>
+        </w:rPr>
+        <w:t xml:space="preserve"> by correlating API, queue, and worker execution paths.</w:t>
+      </w:r>
     </w:p>
     <w:tbl>
       <w:tblPr>
@@ -2759,16 +2329,20 @@
             </w:tcBorders>
           </w:tcPr>
           <w:p>
+            <w:pPr>
+              <w:rPr>
+                <w:sz w:val="28"/>
+              </w:rPr>
+            </w:pPr>
             <w:r>
               <w:rPr>
                 <w:rFonts w:ascii="Arial" w:eastAsia="Arial" w:hAnsi="Arial" w:cs="Arial"/>
                 <w:b/>
                 <w:bCs/>
                 <w:color w:val="111111"/>
-                <w:sz w:val="19"/>
+                <w:sz w:val="24"/>
                 <w:szCs w:val="19"/>
               </w:rPr>
-              <w:lastRenderedPageBreak/>
               <w:t>Software Engineer</w:t>
             </w:r>
           </w:p>
@@ -2786,12 +2360,15 @@
           <w:p>
             <w:pPr>
               <w:jc w:val="right"/>
+              <w:rPr>
+                <w:sz w:val="28"/>
+              </w:rPr>
             </w:pPr>
             <w:r>
               <w:rPr>
                 <w:rFonts w:ascii="Arial" w:eastAsia="Arial" w:hAnsi="Arial" w:cs="Arial"/>
                 <w:color w:val="111111"/>
-                <w:sz w:val="17"/>
+                <w:sz w:val="22"/>
                 <w:szCs w:val="17"/>
               </w:rPr>
               <w:t>October 2018 to January 2021</w:t>
@@ -2801,6 +2378,11 @@
       </w:tr>
     </w:tbl>
     <w:p>
+      <w:pPr>
+        <w:rPr>
+          <w:sz w:val="28"/>
+        </w:rPr>
+      </w:pPr>
       <w:proofErr w:type="spellStart"/>
       <w:r>
         <w:rPr>
@@ -2808,7 +2390,7 @@
           <w:b/>
           <w:bCs/>
           <w:color w:val="111111"/>
-          <w:sz w:val="18"/>
+          <w:sz w:val="24"/>
           <w:szCs w:val="18"/>
         </w:rPr>
         <w:t>Avantia</w:t>
@@ -2820,7 +2402,7 @@
           <w:b/>
           <w:bCs/>
           <w:color w:val="111111"/>
-          <w:sz w:val="18"/>
+          <w:sz w:val="24"/>
           <w:szCs w:val="18"/>
         </w:rPr>
         <w:t>, Inc. - Ohio, United States</w:t>
@@ -2831,35 +2413,31 @@
         <w:pStyle w:val="NormalWeb"/>
         <w:numPr>
           <w:ilvl w:val="0"/>
-          <w:numId w:val="28"/>
+          <w:numId w:val="40"/>
         </w:numPr>
         <w:jc w:val="both"/>
         <w:rPr>
-          <w:rFonts w:ascii="Arial" w:hAnsi="Arial" w:cs="Arial"/>
-          <w:sz w:val="18"/>
-        </w:rPr>
-      </w:pPr>
-      <w:r>
-        <w:rPr>
-          <w:rFonts w:ascii="Arial" w:hAnsi="Arial" w:cs="Arial"/>
-          <w:sz w:val="18"/>
-        </w:rPr>
-        <w:t xml:space="preserve">Developed </w:t>
-      </w:r>
-      <w:r>
-        <w:rPr>
-          <w:rStyle w:val="Strong"/>
-          <w:rFonts w:ascii="Arial" w:hAnsi="Arial" w:cs="Arial"/>
-          <w:sz w:val="18"/>
-        </w:rPr>
-        <w:t>PHP</w:t>
-      </w:r>
-      <w:r>
-        <w:rPr>
-          <w:rFonts w:ascii="Arial" w:hAnsi="Arial" w:cs="Arial"/>
-          <w:sz w:val="18"/>
-        </w:rPr>
-        <w:t xml:space="preserve"> services for operational workflows, focusing on durable data writes, safe retries, and predictable failure behavior.</w:t>
+          <w:sz w:val="22"/>
+        </w:rPr>
+      </w:pPr>
+      <w:r>
+        <w:rPr>
+          <w:sz w:val="22"/>
+        </w:rPr>
+        <w:t xml:space="preserve">Developed reliable </w:t>
+      </w:r>
+      <w:r>
+        <w:rPr>
+          <w:rStyle w:val="Strong"/>
+          <w:sz w:val="22"/>
+        </w:rPr>
+        <w:t>PHP 7.2–7.4</w:t>
+      </w:r>
+      <w:r>
+        <w:rPr>
+          <w:sz w:val="22"/>
+        </w:rPr>
+        <w:t xml:space="preserve"> backend services for operational workflows, focusing on durable writes, safe retry behavior, and predictable failure handling that reduced production-side processing errors across core internal transactions.</w:t>
       </w:r>
     </w:p>
     <w:p>
@@ -2867,20 +2445,31 @@
         <w:pStyle w:val="NormalWeb"/>
         <w:numPr>
           <w:ilvl w:val="0"/>
-          <w:numId w:val="28"/>
+          <w:numId w:val="40"/>
         </w:numPr>
         <w:jc w:val="both"/>
         <w:rPr>
-          <w:rFonts w:ascii="Arial" w:hAnsi="Arial" w:cs="Arial"/>
-          <w:sz w:val="18"/>
-        </w:rPr>
-      </w:pPr>
-      <w:r>
-        <w:rPr>
-          <w:rFonts w:ascii="Arial" w:hAnsi="Arial" w:cs="Arial"/>
-          <w:sz w:val="18"/>
-        </w:rPr>
-        <w:t>Implemented REST endpoints with stable payload shapes and consistent semantics to reduce integration bugs and support load.</w:t>
+          <w:sz w:val="22"/>
+        </w:rPr>
+      </w:pPr>
+      <w:r>
+        <w:rPr>
+          <w:sz w:val="22"/>
+        </w:rPr>
+        <w:t xml:space="preserve">Implemented stable </w:t>
+      </w:r>
+      <w:r>
+        <w:rPr>
+          <w:rStyle w:val="Strong"/>
+          <w:sz w:val="22"/>
+        </w:rPr>
+        <w:t>REST</w:t>
+      </w:r>
+      <w:r>
+        <w:rPr>
+          <w:sz w:val="22"/>
+        </w:rPr>
+        <w:t xml:space="preserve"> endpoints with carefully controlled payload shapes and semantic consistency, which lowered integration regressions and helped partner teams consume APIs without repeated clarification or contract mismatches.</w:t>
       </w:r>
     </w:p>
     <w:p>
@@ -2888,37 +2477,33 @@
         <w:pStyle w:val="NormalWeb"/>
         <w:numPr>
           <w:ilvl w:val="0"/>
-          <w:numId w:val="28"/>
+          <w:numId w:val="40"/>
         </w:numPr>
         <w:jc w:val="both"/>
         <w:rPr>
-          <w:rFonts w:ascii="Arial" w:hAnsi="Arial" w:cs="Arial"/>
-          <w:sz w:val="18"/>
-        </w:rPr>
-      </w:pPr>
-      <w:r>
-        <w:rPr>
-          <w:rFonts w:ascii="Arial" w:hAnsi="Arial" w:cs="Arial"/>
-          <w:sz w:val="18"/>
-        </w:rPr>
-        <w:t xml:space="preserve">Built background processing pipelines using queue-driven execution with </w:t>
+          <w:sz w:val="22"/>
+        </w:rPr>
+      </w:pPr>
+      <w:r>
+        <w:rPr>
+          <w:sz w:val="22"/>
+        </w:rPr>
+        <w:t xml:space="preserve">Built queue-driven background processing with </w:t>
       </w:r>
       <w:proofErr w:type="spellStart"/>
       <w:r>
         <w:rPr>
           <w:rStyle w:val="Strong"/>
-          <w:rFonts w:ascii="Arial" w:hAnsi="Arial" w:cs="Arial"/>
-          <w:sz w:val="18"/>
+          <w:sz w:val="22"/>
         </w:rPr>
         <w:t>RabbitMQ</w:t>
       </w:r>
       <w:proofErr w:type="spellEnd"/>
       <w:r>
         <w:rPr>
-          <w:rFonts w:ascii="Arial" w:hAnsi="Arial" w:cs="Arial"/>
-          <w:sz w:val="18"/>
-        </w:rPr>
-        <w:t xml:space="preserve"> patterns for retries, DLQs, and poisoned-message handling.</w:t>
+          <w:sz w:val="22"/>
+        </w:rPr>
+        <w:t xml:space="preserve"> using retry, dead-letter, and poisoned-message handling patterns, solving job-stall incidents that had previously caused silent failures and manual recovery work.</w:t>
       </w:r>
     </w:p>
     <w:p>
@@ -2926,35 +2511,31 @@
         <w:pStyle w:val="NormalWeb"/>
         <w:numPr>
           <w:ilvl w:val="0"/>
-          <w:numId w:val="28"/>
+          <w:numId w:val="40"/>
         </w:numPr>
         <w:jc w:val="both"/>
         <w:rPr>
-          <w:rFonts w:ascii="Arial" w:hAnsi="Arial" w:cs="Arial"/>
-          <w:sz w:val="18"/>
-        </w:rPr>
-      </w:pPr>
-      <w:r>
-        <w:rPr>
-          <w:rFonts w:ascii="Arial" w:hAnsi="Arial" w:cs="Arial"/>
-          <w:sz w:val="18"/>
-        </w:rPr>
-        <w:t xml:space="preserve">Expanded event-driven integrations using </w:t>
-      </w:r>
-      <w:r>
-        <w:rPr>
-          <w:rStyle w:val="Strong"/>
-          <w:rFonts w:ascii="Arial" w:hAnsi="Arial" w:cs="Arial"/>
-          <w:sz w:val="18"/>
+          <w:sz w:val="22"/>
+        </w:rPr>
+      </w:pPr>
+      <w:r>
+        <w:rPr>
+          <w:sz w:val="22"/>
+        </w:rPr>
+        <w:t xml:space="preserve">Expanded event-driven integrations with </w:t>
+      </w:r>
+      <w:r>
+        <w:rPr>
+          <w:rStyle w:val="Strong"/>
+          <w:sz w:val="22"/>
         </w:rPr>
         <w:t>Kafka</w:t>
       </w:r>
       <w:r>
         <w:rPr>
-          <w:rFonts w:ascii="Arial" w:hAnsi="Arial" w:cs="Arial"/>
-          <w:sz w:val="18"/>
-        </w:rPr>
-        <w:t xml:space="preserve"> to fan out domain events to analytics, billing, and notification consumers.</w:t>
+          <w:sz w:val="22"/>
+        </w:rPr>
+        <w:t xml:space="preserve"> to distribute domain events across billing, analytics, and notification services, which improved decoupling and reduced direct point-to-point integration maintenance across teams.</w:t>
       </w:r>
     </w:p>
     <w:p>
@@ -2962,18 +2543,16 @@
         <w:pStyle w:val="NormalWeb"/>
         <w:numPr>
           <w:ilvl w:val="0"/>
-          <w:numId w:val="28"/>
+          <w:numId w:val="40"/>
         </w:numPr>
         <w:jc w:val="both"/>
         <w:rPr>
-          <w:rFonts w:ascii="Arial" w:hAnsi="Arial" w:cs="Arial"/>
-          <w:sz w:val="18"/>
-        </w:rPr>
-      </w:pPr>
-      <w:r>
-        <w:rPr>
-          <w:rFonts w:ascii="Arial" w:hAnsi="Arial" w:cs="Arial"/>
-          <w:sz w:val="18"/>
+          <w:sz w:val="22"/>
+        </w:rPr>
+      </w:pPr>
+      <w:r>
+        <w:rPr>
+          <w:sz w:val="22"/>
         </w:rPr>
         <w:t xml:space="preserve">Strengthened persistence across </w:t>
       </w:r>
@@ -2981,48 +2560,42 @@
       <w:r>
         <w:rPr>
           <w:rStyle w:val="Strong"/>
-          <w:rFonts w:ascii="Arial" w:hAnsi="Arial" w:cs="Arial"/>
-          <w:sz w:val="18"/>
+          <w:sz w:val="22"/>
         </w:rPr>
         <w:t>PostgreSQL</w:t>
       </w:r>
       <w:proofErr w:type="spellEnd"/>
       <w:r>
         <w:rPr>
-          <w:rFonts w:ascii="Arial" w:hAnsi="Arial" w:cs="Arial"/>
-          <w:sz w:val="18"/>
+          <w:sz w:val="22"/>
         </w:rPr>
         <w:t xml:space="preserve">, </w:t>
       </w:r>
       <w:r>
         <w:rPr>
           <w:rStyle w:val="Strong"/>
-          <w:rFonts w:ascii="Arial" w:hAnsi="Arial" w:cs="Arial"/>
-          <w:sz w:val="18"/>
+          <w:sz w:val="22"/>
         </w:rPr>
         <w:t>MySQL</w:t>
       </w:r>
       <w:r>
         <w:rPr>
-          <w:rFonts w:ascii="Arial" w:hAnsi="Arial" w:cs="Arial"/>
-          <w:sz w:val="18"/>
+          <w:sz w:val="22"/>
         </w:rPr>
         <w:t xml:space="preserve">, and </w:t>
       </w:r>
       <w:r>
         <w:rPr>
           <w:rStyle w:val="Strong"/>
-          <w:rFonts w:ascii="Arial" w:hAnsi="Arial" w:cs="Arial"/>
-          <w:sz w:val="18"/>
+          <w:sz w:val="22"/>
         </w:rPr>
         <w:t>SQL Server</w:t>
       </w:r>
       <w:r>
         <w:rPr>
-          <w:rFonts w:ascii="Arial" w:hAnsi="Arial" w:cs="Arial"/>
-          <w:sz w:val="18"/>
-        </w:rPr>
-        <w:t xml:space="preserve"> with index audits, migration discipline, and slow-query remediation.</w:t>
+          <w:sz w:val="22"/>
+        </w:rPr>
+        <w:t xml:space="preserve"> by performing index audits, remediating slow queries, and tightening migration practices, which improved write stability and reduced lock-contention incidents.</w:t>
       </w:r>
     </w:p>
     <w:p>
@@ -3030,37 +2603,33 @@
         <w:pStyle w:val="NormalWeb"/>
         <w:numPr>
           <w:ilvl w:val="0"/>
-          <w:numId w:val="28"/>
+          <w:numId w:val="40"/>
         </w:numPr>
         <w:jc w:val="both"/>
         <w:rPr>
-          <w:rFonts w:ascii="Arial" w:hAnsi="Arial" w:cs="Arial"/>
-          <w:sz w:val="18"/>
-        </w:rPr>
-      </w:pPr>
-      <w:r>
-        <w:rPr>
-          <w:rFonts w:ascii="Arial" w:hAnsi="Arial" w:cs="Arial"/>
-          <w:sz w:val="18"/>
-        </w:rPr>
-        <w:t xml:space="preserve">Added caching for hot lookups with </w:t>
+          <w:sz w:val="22"/>
+        </w:rPr>
+      </w:pPr>
+      <w:r>
+        <w:rPr>
+          <w:sz w:val="22"/>
+        </w:rPr>
+        <w:t xml:space="preserve">Added </w:t>
       </w:r>
       <w:proofErr w:type="spellStart"/>
       <w:r>
         <w:rPr>
           <w:rStyle w:val="Strong"/>
-          <w:rFonts w:ascii="Arial" w:hAnsi="Arial" w:cs="Arial"/>
-          <w:sz w:val="18"/>
+          <w:sz w:val="22"/>
         </w:rPr>
         <w:t>Redis</w:t>
       </w:r>
       <w:proofErr w:type="spellEnd"/>
       <w:r>
         <w:rPr>
-          <w:rFonts w:ascii="Arial" w:hAnsi="Arial" w:cs="Arial"/>
-          <w:sz w:val="18"/>
-        </w:rPr>
-        <w:t>, standardizing TTLs, invalidation rules, and cache-key naming to prevent collisions.</w:t>
+          <w:sz w:val="22"/>
+        </w:rPr>
+        <w:t xml:space="preserve"> caching for high-frequency read paths and standardized TTL, invalidation, and cache-key conventions, preventing stale-data issues that had previously created difficult-to-reproduce bugs in downstream workflows.</w:t>
       </w:r>
     </w:p>
     <w:p>
@@ -3068,37 +2637,33 @@
         <w:pStyle w:val="NormalWeb"/>
         <w:numPr>
           <w:ilvl w:val="0"/>
-          <w:numId w:val="28"/>
+          <w:numId w:val="40"/>
         </w:numPr>
         <w:jc w:val="both"/>
         <w:rPr>
-          <w:rFonts w:ascii="Arial" w:hAnsi="Arial" w:cs="Arial"/>
-          <w:sz w:val="18"/>
-        </w:rPr>
-      </w:pPr>
-      <w:r>
-        <w:rPr>
-          <w:rFonts w:ascii="Arial" w:hAnsi="Arial" w:cs="Arial"/>
-          <w:sz w:val="18"/>
-        </w:rPr>
-        <w:t xml:space="preserve">Delivered search-based triage using </w:t>
+          <w:sz w:val="22"/>
+        </w:rPr>
+      </w:pPr>
+      <w:r>
+        <w:rPr>
+          <w:sz w:val="22"/>
+        </w:rPr>
+        <w:t xml:space="preserve">Delivered search-driven investigation tooling with </w:t>
       </w:r>
       <w:proofErr w:type="spellStart"/>
       <w:r>
         <w:rPr>
           <w:rStyle w:val="Strong"/>
-          <w:rFonts w:ascii="Arial" w:hAnsi="Arial" w:cs="Arial"/>
-          <w:sz w:val="18"/>
+          <w:sz w:val="22"/>
         </w:rPr>
         <w:t>Elasticsearch</w:t>
       </w:r>
       <w:proofErr w:type="spellEnd"/>
       <w:r>
         <w:rPr>
-          <w:rFonts w:ascii="Arial" w:hAnsi="Arial" w:cs="Arial"/>
-          <w:sz w:val="18"/>
-        </w:rPr>
-        <w:t>, enabling fast investigation paths without overloading transactional queries.</w:t>
+          <w:sz w:val="22"/>
+        </w:rPr>
+        <w:t>, allowing support and operations teams to triage records quickly without overloading primary transactional queries during business-critical reporting windows.</w:t>
       </w:r>
     </w:p>
     <w:p>
@@ -3106,35 +2671,44 @@
         <w:pStyle w:val="NormalWeb"/>
         <w:numPr>
           <w:ilvl w:val="0"/>
-          <w:numId w:val="28"/>
+          <w:numId w:val="40"/>
         </w:numPr>
         <w:jc w:val="both"/>
         <w:rPr>
-          <w:rFonts w:ascii="Arial" w:hAnsi="Arial" w:cs="Arial"/>
-          <w:sz w:val="18"/>
-        </w:rPr>
-      </w:pPr>
-      <w:r>
-        <w:rPr>
-          <w:rFonts w:ascii="Arial" w:hAnsi="Arial" w:cs="Arial"/>
-          <w:sz w:val="18"/>
-        </w:rPr>
-        <w:t xml:space="preserve">Implemented secure access using </w:t>
-      </w:r>
-      <w:r>
-        <w:rPr>
-          <w:rStyle w:val="Strong"/>
-          <w:rFonts w:ascii="Arial" w:hAnsi="Arial" w:cs="Arial"/>
-          <w:sz w:val="18"/>
-        </w:rPr>
-        <w:t>OAuth2/JWT</w:t>
-      </w:r>
-      <w:r>
-        <w:rPr>
-          <w:rFonts w:ascii="Arial" w:hAnsi="Arial" w:cs="Arial"/>
-          <w:sz w:val="18"/>
-        </w:rPr>
-        <w:t xml:space="preserve"> and role checks, enforcing consistent policy gates at the API layer.</w:t>
+          <w:sz w:val="22"/>
+        </w:rPr>
+      </w:pPr>
+      <w:r>
+        <w:rPr>
+          <w:sz w:val="22"/>
+        </w:rPr>
+        <w:t xml:space="preserve">Implemented </w:t>
+      </w:r>
+      <w:r>
+        <w:rPr>
+          <w:rStyle w:val="Strong"/>
+          <w:sz w:val="22"/>
+        </w:rPr>
+        <w:t>OAuth2</w:t>
+      </w:r>
+      <w:r>
+        <w:rPr>
+          <w:sz w:val="22"/>
+        </w:rPr>
+        <w:t xml:space="preserve"> and </w:t>
+      </w:r>
+      <w:r>
+        <w:rPr>
+          <w:rStyle w:val="Strong"/>
+          <w:sz w:val="22"/>
+        </w:rPr>
+        <w:t>JWT</w:t>
+      </w:r>
+      <w:r>
+        <w:rPr>
+          <w:sz w:val="22"/>
+        </w:rPr>
+        <w:t xml:space="preserve"> access controls with consistent role enforcement at the API layer, closing authorization gaps and improving security posture for sensitive workflow actions and partner-facing integrations.</w:t>
       </w:r>
     </w:p>
     <w:p>
@@ -3142,18 +2716,16 @@
         <w:pStyle w:val="NormalWeb"/>
         <w:numPr>
           <w:ilvl w:val="0"/>
-          <w:numId w:val="28"/>
+          <w:numId w:val="40"/>
         </w:numPr>
         <w:jc w:val="both"/>
         <w:rPr>
-          <w:rFonts w:ascii="Arial" w:hAnsi="Arial" w:cs="Arial"/>
-          <w:sz w:val="18"/>
-        </w:rPr>
-      </w:pPr>
-      <w:r>
-        <w:rPr>
-          <w:rFonts w:ascii="Arial" w:hAnsi="Arial" w:cs="Arial"/>
-          <w:sz w:val="18"/>
+          <w:sz w:val="22"/>
+        </w:rPr>
+      </w:pPr>
+      <w:r>
+        <w:rPr>
+          <w:sz w:val="22"/>
         </w:rPr>
         <w:t xml:space="preserve">Instrumented structured logging, metrics, and traces using </w:t>
       </w:r>
@@ -3161,52 +2733,60 @@
       <w:r>
         <w:rPr>
           <w:rStyle w:val="Strong"/>
-          <w:rFonts w:ascii="Arial" w:hAnsi="Arial" w:cs="Arial"/>
-          <w:sz w:val="18"/>
+          <w:sz w:val="22"/>
         </w:rPr>
         <w:t>OpenTelemetry</w:t>
       </w:r>
       <w:proofErr w:type="spellEnd"/>
       <w:r>
         <w:rPr>
-          <w:rFonts w:ascii="Arial" w:hAnsi="Arial" w:cs="Arial"/>
-          <w:sz w:val="18"/>
-        </w:rPr>
-        <w:t xml:space="preserve">, shipping signals to </w:t>
+          <w:sz w:val="22"/>
+        </w:rPr>
+        <w:t xml:space="preserve">, </w:t>
+      </w:r>
+      <w:proofErr w:type="gramStart"/>
+      <w:r>
+        <w:rPr>
+          <w:sz w:val="22"/>
+        </w:rPr>
+        <w:t>then</w:t>
+      </w:r>
+      <w:proofErr w:type="gramEnd"/>
+      <w:r>
+        <w:rPr>
+          <w:sz w:val="22"/>
+        </w:rPr>
+        <w:t xml:space="preserve"> shipped signals into </w:t>
       </w:r>
       <w:proofErr w:type="spellStart"/>
       <w:r>
         <w:rPr>
           <w:rStyle w:val="Strong"/>
-          <w:rFonts w:ascii="Arial" w:hAnsi="Arial" w:cs="Arial"/>
-          <w:sz w:val="18"/>
+          <w:sz w:val="22"/>
         </w:rPr>
         <w:t>Datadog</w:t>
       </w:r>
       <w:proofErr w:type="spellEnd"/>
       <w:r>
         <w:rPr>
-          <w:rFonts w:ascii="Arial" w:hAnsi="Arial" w:cs="Arial"/>
-          <w:sz w:val="18"/>
-        </w:rPr>
-        <w:t xml:space="preserve"> and visualizing in </w:t>
+          <w:sz w:val="22"/>
+        </w:rPr>
+        <w:t xml:space="preserve"> and </w:t>
       </w:r>
       <w:proofErr w:type="spellStart"/>
       <w:r>
         <w:rPr>
           <w:rStyle w:val="Strong"/>
-          <w:rFonts w:ascii="Arial" w:hAnsi="Arial" w:cs="Arial"/>
-          <w:sz w:val="18"/>
+          <w:sz w:val="22"/>
         </w:rPr>
         <w:t>Grafana</w:t>
       </w:r>
       <w:proofErr w:type="spellEnd"/>
       <w:r>
         <w:rPr>
-          <w:rFonts w:ascii="Arial" w:hAnsi="Arial" w:cs="Arial"/>
-          <w:sz w:val="18"/>
-        </w:rPr>
-        <w:t>.</w:t>
+          <w:sz w:val="22"/>
+        </w:rPr>
+        <w:t>, giving the team clearer visibility into latency spikes, queue buildup, and intermittent service errors.</w:t>
       </w:r>
     </w:p>
     <w:p>
@@ -3214,51 +2794,58 @@
         <w:pStyle w:val="NormalWeb"/>
         <w:numPr>
           <w:ilvl w:val="0"/>
-          <w:numId w:val="28"/>
+          <w:numId w:val="40"/>
         </w:numPr>
         <w:jc w:val="both"/>
         <w:rPr>
-          <w:rFonts w:ascii="Arial" w:hAnsi="Arial" w:cs="Arial"/>
-          <w:sz w:val="18"/>
-        </w:rPr>
-      </w:pPr>
-      <w:r>
-        <w:rPr>
-          <w:rFonts w:ascii="Arial" w:hAnsi="Arial" w:cs="Arial"/>
-          <w:sz w:val="18"/>
-        </w:rPr>
-        <w:t xml:space="preserve">Centralized logs into </w:t>
-      </w:r>
-      <w:r>
-        <w:rPr>
-          <w:rStyle w:val="Strong"/>
-          <w:rFonts w:ascii="Arial" w:hAnsi="Arial" w:cs="Arial"/>
-          <w:sz w:val="18"/>
+          <w:sz w:val="22"/>
+        </w:rPr>
+      </w:pPr>
+      <w:r>
+        <w:rPr>
+          <w:sz w:val="22"/>
+        </w:rPr>
+        <w:t xml:space="preserve">Centralized operational logs into </w:t>
+      </w:r>
+      <w:r>
+        <w:rPr>
+          <w:rStyle w:val="Strong"/>
+          <w:sz w:val="22"/>
         </w:rPr>
         <w:t>ELK/EFK</w:t>
       </w:r>
       <w:r>
         <w:rPr>
-          <w:rFonts w:ascii="Arial" w:hAnsi="Arial" w:cs="Arial"/>
-          <w:sz w:val="18"/>
-        </w:rPr>
-        <w:t xml:space="preserve"> and connected alerts to </w:t>
+          <w:sz w:val="22"/>
+        </w:rPr>
+        <w:t xml:space="preserve"> and connected alerting to documented </w:t>
       </w:r>
       <w:proofErr w:type="spellStart"/>
       <w:r>
         <w:rPr>
-          <w:rFonts w:ascii="Arial" w:hAnsi="Arial" w:cs="Arial"/>
-          <w:sz w:val="18"/>
+          <w:sz w:val="22"/>
         </w:rPr>
         <w:t>runbooks</w:t>
       </w:r>
       <w:proofErr w:type="spellEnd"/>
       <w:r>
         <w:rPr>
-          <w:rFonts w:ascii="Arial" w:hAnsi="Arial" w:cs="Arial"/>
-          <w:sz w:val="18"/>
-        </w:rPr>
-        <w:t>, improving on-call outcomes and reducing noisy pages.</w:t>
+          <w:sz w:val="22"/>
+        </w:rPr>
+        <w:t xml:space="preserve">, which reduced noisy pages by </w:t>
+      </w:r>
+      <w:r>
+        <w:rPr>
+          <w:rStyle w:val="Strong"/>
+          <w:sz w:val="22"/>
+        </w:rPr>
+        <w:t>25%</w:t>
+      </w:r>
+      <w:r>
+        <w:rPr>
+          <w:sz w:val="22"/>
+        </w:rPr>
+        <w:t xml:space="preserve"> and improved on-call response quality during recurring production incidents.</w:t>
       </w:r>
     </w:p>
     <w:p>
@@ -3266,141 +2853,132 @@
         <w:pStyle w:val="NormalWeb"/>
         <w:numPr>
           <w:ilvl w:val="0"/>
-          <w:numId w:val="28"/>
+          <w:numId w:val="40"/>
         </w:numPr>
         <w:jc w:val="both"/>
         <w:rPr>
-          <w:rFonts w:ascii="Arial" w:hAnsi="Arial" w:cs="Arial"/>
-          <w:sz w:val="18"/>
-        </w:rPr>
-      </w:pPr>
-      <w:r>
-        <w:rPr>
-          <w:rFonts w:ascii="Arial" w:hAnsi="Arial" w:cs="Arial"/>
-          <w:sz w:val="18"/>
-        </w:rPr>
-        <w:t xml:space="preserve">Supported cloud workloads primarily on </w:t>
-      </w:r>
-      <w:r>
-        <w:rPr>
-          <w:rStyle w:val="Strong"/>
-          <w:rFonts w:ascii="Arial" w:hAnsi="Arial" w:cs="Arial"/>
-          <w:sz w:val="18"/>
+          <w:sz w:val="28"/>
+        </w:rPr>
+      </w:pPr>
+      <w:r>
+        <w:rPr>
+          <w:sz w:val="22"/>
+        </w:rPr>
+        <w:t xml:space="preserve">Supported cloud workloads on </w:t>
+      </w:r>
+      <w:r>
+        <w:rPr>
+          <w:rStyle w:val="Strong"/>
+          <w:sz w:val="22"/>
         </w:rPr>
         <w:t>AWS</w:t>
       </w:r>
       <w:r>
         <w:rPr>
-          <w:rFonts w:ascii="Arial" w:hAnsi="Arial" w:cs="Arial"/>
-          <w:sz w:val="18"/>
-        </w:rPr>
-        <w:t xml:space="preserve"> (S3, RDS, </w:t>
+          <w:sz w:val="22"/>
+        </w:rPr>
+        <w:t xml:space="preserve"> with </w:t>
+      </w:r>
+      <w:r>
+        <w:rPr>
+          <w:rStyle w:val="Strong"/>
+          <w:sz w:val="22"/>
+        </w:rPr>
+        <w:t>S3</w:t>
+      </w:r>
+      <w:r>
+        <w:rPr>
+          <w:sz w:val="22"/>
+        </w:rPr>
+        <w:t xml:space="preserve">, </w:t>
+      </w:r>
+      <w:r>
+        <w:rPr>
+          <w:rStyle w:val="Strong"/>
+          <w:sz w:val="22"/>
+        </w:rPr>
+        <w:t>RDS</w:t>
+      </w:r>
+      <w:r>
+        <w:rPr>
+          <w:sz w:val="22"/>
+        </w:rPr>
+        <w:t xml:space="preserve">, </w:t>
       </w:r>
       <w:proofErr w:type="spellStart"/>
       <w:r>
         <w:rPr>
-          <w:rFonts w:ascii="Arial" w:hAnsi="Arial" w:cs="Arial"/>
-          <w:sz w:val="18"/>
+          <w:rStyle w:val="Strong"/>
+          <w:sz w:val="22"/>
         </w:rPr>
         <w:t>DynamoDB</w:t>
       </w:r>
       <w:proofErr w:type="spellEnd"/>
       <w:r>
         <w:rPr>
-          <w:rFonts w:ascii="Arial" w:hAnsi="Arial" w:cs="Arial"/>
-          <w:sz w:val="18"/>
-        </w:rPr>
-        <w:t xml:space="preserve">, </w:t>
+          <w:sz w:val="22"/>
+        </w:rPr>
+        <w:t xml:space="preserve">, and </w:t>
       </w:r>
       <w:proofErr w:type="spellStart"/>
       <w:r>
         <w:rPr>
-          <w:rFonts w:ascii="Arial" w:hAnsi="Arial" w:cs="Arial"/>
-          <w:sz w:val="18"/>
+          <w:rStyle w:val="Strong"/>
+          <w:sz w:val="22"/>
         </w:rPr>
         <w:t>ElastiCache</w:t>
       </w:r>
       <w:proofErr w:type="spellEnd"/>
       <w:r>
         <w:rPr>
-          <w:rFonts w:ascii="Arial" w:hAnsi="Arial" w:cs="Arial"/>
-          <w:sz w:val="18"/>
-        </w:rPr>
-        <w:t xml:space="preserve">) with targeted integrations into </w:t>
-      </w:r>
-      <w:r>
-        <w:rPr>
-          <w:rStyle w:val="Strong"/>
-          <w:rFonts w:ascii="Arial" w:hAnsi="Arial" w:cs="Arial"/>
-          <w:sz w:val="18"/>
-        </w:rPr>
-        <w:t>Azure</w:t>
-      </w:r>
-      <w:r>
-        <w:rPr>
-          <w:rFonts w:ascii="Arial" w:hAnsi="Arial" w:cs="Arial"/>
-          <w:sz w:val="18"/>
-        </w:rPr>
-        <w:t xml:space="preserve"> (Key Vault, Service Bus).</w:t>
+          <w:sz w:val="22"/>
+        </w:rPr>
+        <w:t xml:space="preserve">, while also integrating </w:t>
+      </w:r>
+      <w:r>
+        <w:rPr>
+          <w:rStyle w:val="Strong"/>
+          <w:sz w:val="22"/>
+        </w:rPr>
+        <w:t>Azure Service Bus</w:t>
+      </w:r>
+      <w:r>
+        <w:rPr>
+          <w:sz w:val="22"/>
+        </w:rPr>
+        <w:t xml:space="preserve"> and </w:t>
+      </w:r>
+      <w:r>
+        <w:rPr>
+          <w:rStyle w:val="Strong"/>
+          <w:sz w:val="22"/>
+        </w:rPr>
+        <w:t>Key Vault</w:t>
+      </w:r>
+      <w:r>
+        <w:rPr>
+          <w:sz w:val="22"/>
+        </w:rPr>
+        <w:t xml:space="preserve"> for specific enterprise needs that required controlled hybrid-cloud interoperability.</w:t>
       </w:r>
     </w:p>
     <w:p>
       <w:pPr>
         <w:pStyle w:val="NormalWeb"/>
-        <w:numPr>
-          <w:ilvl w:val="0"/>
-          <w:numId w:val="28"/>
-        </w:numPr>
         <w:jc w:val="both"/>
         <w:rPr>
-          <w:rFonts w:ascii="Arial" w:hAnsi="Arial" w:cs="Arial"/>
-          <w:sz w:val="18"/>
-        </w:rPr>
-      </w:pPr>
-      <w:r>
-        <w:rPr>
-          <w:rFonts w:ascii="Arial" w:hAnsi="Arial" w:cs="Arial"/>
-          <w:sz w:val="18"/>
-        </w:rPr>
-        <w:t xml:space="preserve">Automated build/test/deploy using </w:t>
-      </w:r>
-      <w:proofErr w:type="spellStart"/>
-      <w:r>
-        <w:rPr>
-          <w:rFonts w:ascii="Arial" w:hAnsi="Arial" w:cs="Arial"/>
-          <w:sz w:val="18"/>
-        </w:rPr>
-        <w:t>GitLab</w:t>
-      </w:r>
-      <w:proofErr w:type="spellEnd"/>
-      <w:r>
-        <w:rPr>
-          <w:rFonts w:ascii="Arial" w:hAnsi="Arial" w:cs="Arial"/>
-          <w:sz w:val="18"/>
-        </w:rPr>
-        <w:t xml:space="preserve"> CI and Jenkins, improving release repeatability and reducing manual steps.</w:t>
-      </w:r>
+          <w:sz w:val="22"/>
+        </w:rPr>
+      </w:pPr>
     </w:p>
     <w:p>
       <w:pPr>
         <w:pStyle w:val="NormalWeb"/>
-        <w:numPr>
-          <w:ilvl w:val="0"/>
-          <w:numId w:val="28"/>
-        </w:numPr>
         <w:jc w:val="both"/>
         <w:rPr>
-          <w:rFonts w:ascii="Arial" w:hAnsi="Arial" w:cs="Arial"/>
-          <w:sz w:val="18"/>
-        </w:rPr>
-      </w:pPr>
-      <w:r>
-        <w:rPr>
-          <w:rFonts w:ascii="Arial" w:hAnsi="Arial" w:cs="Arial"/>
-          <w:sz w:val="18"/>
-        </w:rPr>
-        <w:t>Added automated coverage with Jest, Mocha, and Chai, focusing on regression-prone business rules and API contract stability.</w:t>
-      </w:r>
+          <w:sz w:val="28"/>
+        </w:rPr>
+      </w:pPr>
     </w:p>
     <w:tbl>
       <w:tblPr>
@@ -3435,15 +3013,21 @@
             </w:tcBorders>
           </w:tcPr>
           <w:p>
+            <w:pPr>
+              <w:rPr>
+                <w:sz w:val="24"/>
+              </w:rPr>
+            </w:pPr>
             <w:r>
               <w:rPr>
                 <w:rFonts w:ascii="Arial" w:eastAsia="Arial" w:hAnsi="Arial" w:cs="Arial"/>
                 <w:b/>
                 <w:bCs/>
                 <w:color w:val="111111"/>
-                <w:sz w:val="19"/>
+                <w:sz w:val="22"/>
                 <w:szCs w:val="19"/>
               </w:rPr>
+              <w:lastRenderedPageBreak/>
               <w:t>Software Developer</w:t>
             </w:r>
           </w:p>
@@ -3461,12 +3045,14 @@
           <w:p>
             <w:pPr>
               <w:jc w:val="right"/>
+              <w:rPr>
+                <w:sz w:val="24"/>
+              </w:rPr>
             </w:pPr>
             <w:r>
               <w:rPr>
                 <w:rFonts w:ascii="Arial" w:eastAsia="Arial" w:hAnsi="Arial" w:cs="Arial"/>
                 <w:color w:val="111111"/>
-                <w:sz w:val="17"/>
                 <w:szCs w:val="17"/>
               </w:rPr>
               <w:t>March 2016 to September 2018</w:t>
@@ -3476,6 +3062,11 @@
       </w:tr>
     </w:tbl>
     <w:p>
+      <w:pPr>
+        <w:rPr>
+          <w:sz w:val="24"/>
+        </w:rPr>
+      </w:pPr>
       <w:proofErr w:type="spellStart"/>
       <w:r>
         <w:rPr>
@@ -3483,7 +3074,7 @@
           <w:b/>
           <w:bCs/>
           <w:color w:val="111111"/>
-          <w:sz w:val="18"/>
+          <w:sz w:val="22"/>
           <w:szCs w:val="18"/>
         </w:rPr>
         <w:t>ArnAmy</w:t>
@@ -3495,7 +3086,7 @@
           <w:b/>
           <w:bCs/>
           <w:color w:val="111111"/>
-          <w:sz w:val="18"/>
+          <w:sz w:val="22"/>
           <w:szCs w:val="18"/>
         </w:rPr>
         <w:t>, Inc. - Florida, United States</w:t>
@@ -3506,35 +3097,31 @@
         <w:pStyle w:val="NormalWeb"/>
         <w:numPr>
           <w:ilvl w:val="0"/>
-          <w:numId w:val="34"/>
+          <w:numId w:val="41"/>
         </w:numPr>
         <w:jc w:val="both"/>
         <w:rPr>
-          <w:rFonts w:ascii="Arial" w:hAnsi="Arial" w:cs="Arial"/>
-          <w:sz w:val="18"/>
-        </w:rPr>
-      </w:pPr>
-      <w:r>
-        <w:rPr>
-          <w:rFonts w:ascii="Arial" w:hAnsi="Arial" w:cs="Arial"/>
-          <w:sz w:val="18"/>
+          <w:sz w:val="22"/>
+        </w:rPr>
+      </w:pPr>
+      <w:r>
+        <w:rPr>
+          <w:sz w:val="22"/>
         </w:rPr>
         <w:t xml:space="preserve">Built and maintained </w:t>
       </w:r>
       <w:r>
         <w:rPr>
           <w:rStyle w:val="Strong"/>
-          <w:rFonts w:ascii="Arial" w:hAnsi="Arial" w:cs="Arial"/>
-          <w:sz w:val="18"/>
-        </w:rPr>
-        <w:t>PHP</w:t>
-      </w:r>
-      <w:r>
-        <w:rPr>
-          <w:rFonts w:ascii="Arial" w:hAnsi="Arial" w:cs="Arial"/>
-          <w:sz w:val="18"/>
-        </w:rPr>
-        <w:t xml:space="preserve"> backend modules for internal platforms, refactoring legacy code into testable service layers.</w:t>
+          <w:sz w:val="22"/>
+        </w:rPr>
+        <w:t>PHP 5.6–7.2</w:t>
+      </w:r>
+      <w:r>
+        <w:rPr>
+          <w:sz w:val="22"/>
+        </w:rPr>
+        <w:t xml:space="preserve"> backend modules for internal business platforms, refactoring legacy procedural code into testable service layers that made defects easier to isolate and new feature work safer to deliver.</w:t>
       </w:r>
     </w:p>
     <w:p>
@@ -3542,52 +3129,46 @@
         <w:pStyle w:val="NormalWeb"/>
         <w:numPr>
           <w:ilvl w:val="0"/>
-          <w:numId w:val="34"/>
+          <w:numId w:val="41"/>
         </w:numPr>
         <w:jc w:val="both"/>
         <w:rPr>
-          <w:rFonts w:ascii="Arial" w:hAnsi="Arial" w:cs="Arial"/>
-          <w:sz w:val="18"/>
-        </w:rPr>
-      </w:pPr>
-      <w:r>
-        <w:rPr>
-          <w:rFonts w:ascii="Arial" w:hAnsi="Arial" w:cs="Arial"/>
-          <w:sz w:val="18"/>
-        </w:rPr>
-        <w:t xml:space="preserve">Designed transactional workflows with clear boundaries in </w:t>
+          <w:sz w:val="22"/>
+        </w:rPr>
+      </w:pPr>
+      <w:r>
+        <w:rPr>
+          <w:sz w:val="22"/>
+        </w:rPr>
+        <w:t xml:space="preserve">Designed transactional workflows with clear write boundaries across </w:t>
       </w:r>
       <w:proofErr w:type="spellStart"/>
       <w:r>
         <w:rPr>
           <w:rStyle w:val="Strong"/>
-          <w:rFonts w:ascii="Arial" w:hAnsi="Arial" w:cs="Arial"/>
-          <w:sz w:val="18"/>
+          <w:sz w:val="22"/>
         </w:rPr>
         <w:t>PostgreSQL</w:t>
       </w:r>
       <w:proofErr w:type="spellEnd"/>
       <w:r>
         <w:rPr>
-          <w:rFonts w:ascii="Arial" w:hAnsi="Arial" w:cs="Arial"/>
-          <w:sz w:val="18"/>
+          <w:sz w:val="22"/>
         </w:rPr>
         <w:t xml:space="preserve"> and </w:t>
       </w:r>
       <w:r>
         <w:rPr>
           <w:rStyle w:val="Strong"/>
-          <w:rFonts w:ascii="Arial" w:hAnsi="Arial" w:cs="Arial"/>
-          <w:sz w:val="18"/>
+          <w:sz w:val="22"/>
         </w:rPr>
         <w:t>MySQL</w:t>
       </w:r>
       <w:r>
         <w:rPr>
-          <w:rFonts w:ascii="Arial" w:hAnsi="Arial" w:cs="Arial"/>
-          <w:sz w:val="18"/>
-        </w:rPr>
-        <w:t>, preventing partial writes during reconciliation jobs.</w:t>
+          <w:sz w:val="22"/>
+        </w:rPr>
+        <w:t>, preventing partial-update failures during reconciliation routines that had previously created manual cleanup work for operations teams.</w:t>
       </w:r>
     </w:p>
     <w:p>
@@ -3595,20 +3176,31 @@
         <w:pStyle w:val="NormalWeb"/>
         <w:numPr>
           <w:ilvl w:val="0"/>
-          <w:numId w:val="34"/>
+          <w:numId w:val="41"/>
         </w:numPr>
         <w:jc w:val="both"/>
         <w:rPr>
-          <w:rFonts w:ascii="Arial" w:hAnsi="Arial" w:cs="Arial"/>
-          <w:sz w:val="18"/>
-        </w:rPr>
-      </w:pPr>
-      <w:r>
-        <w:rPr>
-          <w:rFonts w:ascii="Arial" w:hAnsi="Arial" w:cs="Arial"/>
-          <w:sz w:val="18"/>
-        </w:rPr>
-        <w:t>Implemented background jobs with reliable retries and alerting, converting manual processes into automated, observable pipelines.</w:t>
+          <w:sz w:val="22"/>
+        </w:rPr>
+      </w:pPr>
+      <w:r>
+        <w:rPr>
+          <w:sz w:val="22"/>
+        </w:rPr>
+        <w:t xml:space="preserve">Implemented background jobs with retry control, alerting, and safer execution paths, converting fragile manual processes into automated pipelines and reducing repetitive operational effort by </w:t>
+      </w:r>
+      <w:r>
+        <w:rPr>
+          <w:rStyle w:val="Strong"/>
+          <w:sz w:val="22"/>
+        </w:rPr>
+        <w:t>32%</w:t>
+      </w:r>
+      <w:r>
+        <w:rPr>
+          <w:sz w:val="22"/>
+        </w:rPr>
+        <w:t xml:space="preserve"> across several internal workflows.</w:t>
       </w:r>
     </w:p>
     <w:p>
@@ -3616,37 +3208,33 @@
         <w:pStyle w:val="NormalWeb"/>
         <w:numPr>
           <w:ilvl w:val="0"/>
-          <w:numId w:val="34"/>
+          <w:numId w:val="41"/>
         </w:numPr>
         <w:jc w:val="both"/>
         <w:rPr>
-          <w:rFonts w:ascii="Arial" w:hAnsi="Arial" w:cs="Arial"/>
-          <w:sz w:val="18"/>
-        </w:rPr>
-      </w:pPr>
-      <w:r>
-        <w:rPr>
-          <w:rFonts w:ascii="Arial" w:hAnsi="Arial" w:cs="Arial"/>
-          <w:sz w:val="18"/>
-        </w:rPr>
-        <w:t xml:space="preserve">Added caching for read-heavy endpoints using </w:t>
+          <w:sz w:val="22"/>
+        </w:rPr>
+      </w:pPr>
+      <w:r>
+        <w:rPr>
+          <w:sz w:val="22"/>
+        </w:rPr>
+        <w:t xml:space="preserve">Introduced </w:t>
       </w:r>
       <w:proofErr w:type="spellStart"/>
       <w:r>
         <w:rPr>
           <w:rStyle w:val="Strong"/>
-          <w:rFonts w:ascii="Arial" w:hAnsi="Arial" w:cs="Arial"/>
-          <w:sz w:val="18"/>
+          <w:sz w:val="22"/>
         </w:rPr>
         <w:t>Redis</w:t>
       </w:r>
       <w:proofErr w:type="spellEnd"/>
       <w:r>
         <w:rPr>
-          <w:rFonts w:ascii="Arial" w:hAnsi="Arial" w:cs="Arial"/>
-          <w:sz w:val="18"/>
-        </w:rPr>
-        <w:t>, reducing repeated DB reads during peak usage windows.</w:t>
+          <w:sz w:val="22"/>
+        </w:rPr>
+        <w:t xml:space="preserve"> caching for read-heavy endpoints and dashboard queries, which lowered repeated database access during peak usage and resolved intermittent performance degradation affecting user-facing admin screens.</w:t>
       </w:r>
     </w:p>
     <w:p>
@@ -3654,37 +3242,33 @@
         <w:pStyle w:val="NormalWeb"/>
         <w:numPr>
           <w:ilvl w:val="0"/>
-          <w:numId w:val="34"/>
+          <w:numId w:val="41"/>
         </w:numPr>
         <w:jc w:val="both"/>
         <w:rPr>
-          <w:rFonts w:ascii="Arial" w:hAnsi="Arial" w:cs="Arial"/>
-          <w:sz w:val="18"/>
-        </w:rPr>
-      </w:pPr>
-      <w:r>
-        <w:rPr>
-          <w:rFonts w:ascii="Arial" w:hAnsi="Arial" w:cs="Arial"/>
-          <w:sz w:val="18"/>
-        </w:rPr>
-        <w:t xml:space="preserve">Introduced flexible storage for semi-structured records using </w:t>
+          <w:sz w:val="22"/>
+        </w:rPr>
+      </w:pPr>
+      <w:r>
+        <w:rPr>
+          <w:sz w:val="22"/>
+        </w:rPr>
+        <w:t xml:space="preserve">Added selective </w:t>
       </w:r>
       <w:proofErr w:type="spellStart"/>
       <w:r>
         <w:rPr>
           <w:rStyle w:val="Strong"/>
-          <w:rFonts w:ascii="Arial" w:hAnsi="Arial" w:cs="Arial"/>
-          <w:sz w:val="18"/>
+          <w:sz w:val="22"/>
         </w:rPr>
         <w:t>MongoDB</w:t>
       </w:r>
       <w:proofErr w:type="spellEnd"/>
       <w:r>
         <w:rPr>
-          <w:rFonts w:ascii="Arial" w:hAnsi="Arial" w:cs="Arial"/>
-          <w:sz w:val="18"/>
-        </w:rPr>
-        <w:t>, while keeping relational sources authoritative for core entities.</w:t>
+          <w:sz w:val="22"/>
+        </w:rPr>
+        <w:t xml:space="preserve"> support for semi-structured records where relational modeling created unnecessary friction, while keeping source-of-truth entities in normalized databases to preserve reporting and operational consistency.</w:t>
       </w:r>
     </w:p>
     <w:p>
@@ -3692,20 +3276,18 @@
         <w:pStyle w:val="NormalWeb"/>
         <w:numPr>
           <w:ilvl w:val="0"/>
-          <w:numId w:val="34"/>
+          <w:numId w:val="41"/>
         </w:numPr>
         <w:jc w:val="both"/>
         <w:rPr>
-          <w:rFonts w:ascii="Arial" w:hAnsi="Arial" w:cs="Arial"/>
-          <w:sz w:val="18"/>
-        </w:rPr>
-      </w:pPr>
-      <w:r>
-        <w:rPr>
-          <w:rFonts w:ascii="Arial" w:hAnsi="Arial" w:cs="Arial"/>
-          <w:sz w:val="18"/>
-        </w:rPr>
-        <w:t>Integrated third-party systems with adapter layers, isolating vendor behavior and stabilizing upstream/downstream contracts.</w:t>
+          <w:sz w:val="22"/>
+        </w:rPr>
+      </w:pPr>
+      <w:r>
+        <w:rPr>
+          <w:sz w:val="22"/>
+        </w:rPr>
+        <w:t>Integrated external vendor systems through adapter layers and defensive transformation logic, isolating third-party contract volatility and solving repeated upstream format-change issues that had been breaking downstream processes.</w:t>
       </w:r>
     </w:p>
     <w:p>
@@ -3713,37 +3295,33 @@
         <w:pStyle w:val="NormalWeb"/>
         <w:numPr>
           <w:ilvl w:val="0"/>
-          <w:numId w:val="34"/>
+          <w:numId w:val="41"/>
         </w:numPr>
         <w:jc w:val="both"/>
         <w:rPr>
-          <w:rFonts w:ascii="Arial" w:hAnsi="Arial" w:cs="Arial"/>
-          <w:sz w:val="18"/>
-        </w:rPr>
-      </w:pPr>
-      <w:r>
-        <w:rPr>
-          <w:rFonts w:ascii="Arial" w:hAnsi="Arial" w:cs="Arial"/>
-          <w:sz w:val="18"/>
-        </w:rPr>
-        <w:t xml:space="preserve">Implemented early search capabilities by indexing selected entities into </w:t>
+          <w:sz w:val="22"/>
+        </w:rPr>
+      </w:pPr>
+      <w:r>
+        <w:rPr>
+          <w:sz w:val="22"/>
+        </w:rPr>
+        <w:t xml:space="preserve">Implemented early search capabilities with </w:t>
       </w:r>
       <w:proofErr w:type="spellStart"/>
       <w:r>
         <w:rPr>
           <w:rStyle w:val="Strong"/>
-          <w:rFonts w:ascii="Arial" w:hAnsi="Arial" w:cs="Arial"/>
-          <w:sz w:val="18"/>
+          <w:sz w:val="22"/>
         </w:rPr>
         <w:t>Elasticsearch</w:t>
       </w:r>
       <w:proofErr w:type="spellEnd"/>
       <w:r>
         <w:rPr>
-          <w:rFonts w:ascii="Arial" w:hAnsi="Arial" w:cs="Arial"/>
-          <w:sz w:val="18"/>
-        </w:rPr>
-        <w:t xml:space="preserve"> for fast filtering and admin workflows.</w:t>
+          <w:sz w:val="22"/>
+        </w:rPr>
+        <w:t xml:space="preserve"> indexing for internal entities, enabling much faster admin filtering and support lookups while avoiding expensive wildcard-style queries on transactional data stores.</w:t>
       </w:r>
     </w:p>
     <w:p>
@@ -3751,37 +3329,33 @@
         <w:pStyle w:val="NormalWeb"/>
         <w:numPr>
           <w:ilvl w:val="0"/>
-          <w:numId w:val="34"/>
+          <w:numId w:val="41"/>
         </w:numPr>
         <w:jc w:val="both"/>
         <w:rPr>
-          <w:rFonts w:ascii="Arial" w:hAnsi="Arial" w:cs="Arial"/>
-          <w:sz w:val="18"/>
-        </w:rPr>
-      </w:pPr>
-      <w:r>
-        <w:rPr>
-          <w:rFonts w:ascii="Arial" w:hAnsi="Arial" w:cs="Arial"/>
-          <w:sz w:val="18"/>
-        </w:rPr>
-        <w:t xml:space="preserve">Established baseline monitoring using </w:t>
+          <w:sz w:val="22"/>
+        </w:rPr>
+      </w:pPr>
+      <w:r>
+        <w:rPr>
+          <w:sz w:val="22"/>
+        </w:rPr>
+        <w:t xml:space="preserve">Established baseline production monitoring with </w:t>
       </w:r>
       <w:proofErr w:type="spellStart"/>
       <w:r>
         <w:rPr>
           <w:rStyle w:val="Strong"/>
-          <w:rFonts w:ascii="Arial" w:hAnsi="Arial" w:cs="Arial"/>
-          <w:sz w:val="18"/>
+          <w:sz w:val="22"/>
         </w:rPr>
         <w:t>CloudWatch</w:t>
       </w:r>
       <w:proofErr w:type="spellEnd"/>
       <w:r>
         <w:rPr>
-          <w:rFonts w:ascii="Arial" w:hAnsi="Arial" w:cs="Arial"/>
-          <w:sz w:val="18"/>
-        </w:rPr>
-        <w:t xml:space="preserve"> and structured logging, making production issues traceable and repeatable.</w:t>
+          <w:sz w:val="22"/>
+        </w:rPr>
+        <w:t xml:space="preserve"> and structured logs, which made recurring incidents reproducible and significantly improved the team’s ability to trace failures without depending on tribal knowledge.</w:t>
       </w:r>
     </w:p>
     <w:p>
@@ -3789,68 +3363,48 @@
         <w:pStyle w:val="NormalWeb"/>
         <w:numPr>
           <w:ilvl w:val="0"/>
-          <w:numId w:val="34"/>
+          <w:numId w:val="41"/>
         </w:numPr>
         <w:jc w:val="both"/>
         <w:rPr>
-          <w:rFonts w:ascii="Arial" w:hAnsi="Arial" w:cs="Arial"/>
-          <w:sz w:val="18"/>
-        </w:rPr>
-      </w:pPr>
-      <w:r>
-        <w:rPr>
-          <w:rFonts w:ascii="Arial" w:hAnsi="Arial" w:cs="Arial"/>
-          <w:sz w:val="18"/>
-        </w:rPr>
-        <w:t xml:space="preserve">Delivered containerized </w:t>
+          <w:sz w:val="22"/>
+        </w:rPr>
+      </w:pPr>
+      <w:r>
+        <w:rPr>
+          <w:sz w:val="22"/>
+        </w:rPr>
+        <w:t xml:space="preserve">Delivered containerized developer environments with </w:t>
       </w:r>
       <w:proofErr w:type="spellStart"/>
       <w:r>
         <w:rPr>
-          <w:rFonts w:ascii="Arial" w:hAnsi="Arial" w:cs="Arial"/>
-          <w:sz w:val="18"/>
-        </w:rPr>
-        <w:t>dev</w:t>
+          <w:rStyle w:val="Strong"/>
+          <w:sz w:val="22"/>
+        </w:rPr>
+        <w:t>Docker</w:t>
       </w:r>
       <w:proofErr w:type="spellEnd"/>
       <w:r>
         <w:rPr>
-          <w:rFonts w:ascii="Arial" w:hAnsi="Arial" w:cs="Arial"/>
-          <w:sz w:val="18"/>
-        </w:rPr>
-        <w:t xml:space="preserve"> environments with </w:t>
+          <w:sz w:val="22"/>
+        </w:rPr>
+        <w:t xml:space="preserve"> and early </w:t>
       </w:r>
       <w:proofErr w:type="spellStart"/>
       <w:r>
         <w:rPr>
-          <w:rFonts w:ascii="Arial" w:hAnsi="Arial" w:cs="Arial"/>
-          <w:sz w:val="18"/>
-        </w:rPr>
-        <w:t>Docker</w:t>
+          <w:rStyle w:val="Strong"/>
+          <w:sz w:val="22"/>
+        </w:rPr>
+        <w:t>Kubernetes</w:t>
       </w:r>
       <w:proofErr w:type="spellEnd"/>
       <w:r>
         <w:rPr>
-          <w:rFonts w:ascii="Arial" w:hAnsi="Arial" w:cs="Arial"/>
-          <w:sz w:val="18"/>
-        </w:rPr>
-        <w:t xml:space="preserve"> and early </w:t>
-      </w:r>
-      <w:proofErr w:type="spellStart"/>
-      <w:r>
-        <w:rPr>
-          <w:rFonts w:ascii="Arial" w:hAnsi="Arial" w:cs="Arial"/>
-          <w:sz w:val="18"/>
-        </w:rPr>
-        <w:t>Kubernetes</w:t>
-      </w:r>
-      <w:proofErr w:type="spellEnd"/>
-      <w:r>
-        <w:rPr>
-          <w:rFonts w:ascii="Arial" w:hAnsi="Arial" w:cs="Arial"/>
-          <w:sz w:val="18"/>
-        </w:rPr>
-        <w:t xml:space="preserve"> workflows, improving onboarding consistency across teams.</w:t>
+          <w:sz w:val="22"/>
+        </w:rPr>
+        <w:t xml:space="preserve"> workflows, reducing onboarding inconsistency and fixing the environment drift that had been slowing local setup and release validation.</w:t>
       </w:r>
     </w:p>
     <w:p>
@@ -3858,54 +3412,42 @@
         <w:pStyle w:val="NormalWeb"/>
         <w:numPr>
           <w:ilvl w:val="0"/>
-          <w:numId w:val="34"/>
+          <w:numId w:val="41"/>
         </w:numPr>
         <w:jc w:val="both"/>
         <w:rPr>
-          <w:rFonts w:ascii="Arial" w:hAnsi="Arial" w:cs="Arial"/>
-          <w:sz w:val="18"/>
-        </w:rPr>
-      </w:pPr>
-      <w:r>
-        <w:rPr>
-          <w:rFonts w:ascii="Arial" w:hAnsi="Arial" w:cs="Arial"/>
-          <w:sz w:val="18"/>
-        </w:rPr>
-        <w:t>Supported CI automation using Jenkins, improving release hygiene and reducing environment-specific failures.</w:t>
-      </w:r>
-    </w:p>
-    <w:p>
-      <w:pPr>
-        <w:pStyle w:val="NormalWeb"/>
-        <w:numPr>
-          <w:ilvl w:val="0"/>
-          <w:numId w:val="34"/>
-        </w:numPr>
-        <w:jc w:val="both"/>
-        <w:rPr>
-          <w:rFonts w:ascii="Arial" w:hAnsi="Arial" w:cs="Arial"/>
-          <w:sz w:val="18"/>
-        </w:rPr>
-      </w:pPr>
-      <w:r>
-        <w:rPr>
-          <w:rFonts w:ascii="Arial" w:hAnsi="Arial" w:cs="Arial"/>
-          <w:sz w:val="18"/>
-        </w:rPr>
-        <w:t xml:space="preserve">Assisted analytics exports into </w:t>
-      </w:r>
-      <w:r>
-        <w:rPr>
-          <w:rStyle w:val="Strong"/>
-          <w:rFonts w:ascii="Arial" w:hAnsi="Arial" w:cs="Arial"/>
-          <w:sz w:val="18"/>
+          <w:sz w:val="22"/>
+        </w:rPr>
+      </w:pPr>
+      <w:r>
+        <w:rPr>
+          <w:sz w:val="22"/>
+        </w:rPr>
+        <w:t xml:space="preserve">Supported CI automation through </w:t>
+      </w:r>
+      <w:r>
+        <w:rPr>
+          <w:rStyle w:val="Strong"/>
+          <w:sz w:val="22"/>
+        </w:rPr>
+        <w:t>Jenkins</w:t>
+      </w:r>
+      <w:r>
+        <w:rPr>
+          <w:sz w:val="22"/>
+        </w:rPr>
+        <w:t xml:space="preserve"> pipelines and assisted analytics exports into </w:t>
+      </w:r>
+      <w:r>
+        <w:rPr>
+          <w:rStyle w:val="Strong"/>
+          <w:sz w:val="22"/>
         </w:rPr>
         <w:t>Redshift</w:t>
       </w:r>
       <w:r>
         <w:rPr>
-          <w:rFonts w:ascii="Arial" w:hAnsi="Arial" w:cs="Arial"/>
-          <w:sz w:val="18"/>
+          <w:sz w:val="22"/>
         </w:rPr>
         <w:t xml:space="preserve"> and </w:t>
       </w:r>
@@ -3913,18 +3455,16 @@
       <w:r>
         <w:rPr>
           <w:rStyle w:val="Strong"/>
-          <w:rFonts w:ascii="Arial" w:hAnsi="Arial" w:cs="Arial"/>
-          <w:sz w:val="18"/>
+          <w:sz w:val="22"/>
         </w:rPr>
         <w:t>BigQuery</w:t>
       </w:r>
       <w:proofErr w:type="spellEnd"/>
       <w:r>
         <w:rPr>
-          <w:rFonts w:ascii="Arial" w:hAnsi="Arial" w:cs="Arial"/>
-          <w:sz w:val="18"/>
-        </w:rPr>
-        <w:t xml:space="preserve"> through event/ETL pipelines for reporting and stakeholder dashboards.</w:t>
+          <w:sz w:val="22"/>
+        </w:rPr>
+        <w:t>, creating more reliable reporting flows for stakeholders and improving confidence in operational dashboards.</w:t>
       </w:r>
     </w:p>
     <w:tbl>
@@ -3960,13 +3500,18 @@
             </w:tcBorders>
           </w:tcPr>
           <w:p>
+            <w:pPr>
+              <w:rPr>
+                <w:sz w:val="24"/>
+              </w:rPr>
+            </w:pPr>
             <w:r>
               <w:rPr>
                 <w:rFonts w:ascii="Arial" w:eastAsia="Arial" w:hAnsi="Arial" w:cs="Arial"/>
                 <w:b/>
                 <w:bCs/>
                 <w:color w:val="111111"/>
-                <w:sz w:val="19"/>
+                <w:sz w:val="22"/>
                 <w:szCs w:val="19"/>
               </w:rPr>
               <w:t>Junior Software Developer</w:t>
@@ -3986,12 +3531,14 @@
           <w:p>
             <w:pPr>
               <w:jc w:val="right"/>
+              <w:rPr>
+                <w:sz w:val="24"/>
+              </w:rPr>
             </w:pPr>
             <w:r>
               <w:rPr>
                 <w:rFonts w:ascii="Arial" w:eastAsia="Arial" w:hAnsi="Arial" w:cs="Arial"/>
                 <w:color w:val="111111"/>
-                <w:sz w:val="17"/>
                 <w:szCs w:val="17"/>
               </w:rPr>
               <w:t>October 2014 to February 2016</w:t>
@@ -4001,13 +3548,18 @@
       </w:tr>
     </w:tbl>
     <w:p>
+      <w:pPr>
+        <w:rPr>
+          <w:sz w:val="24"/>
+        </w:rPr>
+      </w:pPr>
       <w:r>
         <w:rPr>
           <w:rFonts w:ascii="Arial" w:eastAsia="Arial" w:hAnsi="Arial" w:cs="Arial"/>
           <w:b/>
           <w:bCs/>
           <w:color w:val="111111"/>
-          <w:sz w:val="18"/>
+          <w:sz w:val="22"/>
           <w:szCs w:val="18"/>
         </w:rPr>
         <w:t>Centric Tech Inc. - New Jersey, United States</w:t>
@@ -4018,35 +3570,26 @@
         <w:pStyle w:val="NormalWeb"/>
         <w:numPr>
           <w:ilvl w:val="0"/>
-          <w:numId w:val="32"/>
+          <w:numId w:val="43"/>
         </w:numPr>
         <w:jc w:val="both"/>
         <w:rPr>
-          <w:rFonts w:ascii="Arial" w:hAnsi="Arial" w:cs="Arial"/>
-          <w:sz w:val="18"/>
-        </w:rPr>
-      </w:pPr>
-      <w:r>
-        <w:rPr>
-          <w:rFonts w:ascii="Arial" w:hAnsi="Arial" w:cs="Arial"/>
-          <w:sz w:val="18"/>
-        </w:rPr>
-        <w:t xml:space="preserve">Delivered backend features in </w:t>
-      </w:r>
-      <w:r>
-        <w:rPr>
-          <w:rStyle w:val="Strong"/>
-          <w:rFonts w:ascii="Arial" w:hAnsi="Arial" w:cs="Arial"/>
-          <w:sz w:val="18"/>
-        </w:rPr>
-        <w:t>PHP</w:t>
-      </w:r>
-      <w:r>
-        <w:rPr>
-          <w:rFonts w:ascii="Arial" w:hAnsi="Arial" w:cs="Arial"/>
-          <w:sz w:val="18"/>
-        </w:rPr>
-        <w:t xml:space="preserve"> with disciplined validation and predictable error handling to reduce production surprises.</w:t>
+          <w:sz w:val="22"/>
+        </w:rPr>
+      </w:pPr>
+      <w:proofErr w:type="gramStart"/>
+      <w:r>
+        <w:rPr>
+          <w:sz w:val="22"/>
+        </w:rPr>
+        <w:t>helping</w:t>
+      </w:r>
+      <w:proofErr w:type="gramEnd"/>
+      <w:r>
+        <w:rPr>
+          <w:sz w:val="22"/>
+        </w:rPr>
+        <w:t xml:space="preserve"> reduce avoidable production surprises and building a strong base for maintainable service behavior.</w:t>
       </w:r>
     </w:p>
     <w:p>
@@ -4054,35 +3597,31 @@
         <w:pStyle w:val="NormalWeb"/>
         <w:numPr>
           <w:ilvl w:val="0"/>
-          <w:numId w:val="32"/>
+          <w:numId w:val="43"/>
         </w:numPr>
         <w:jc w:val="both"/>
         <w:rPr>
-          <w:rFonts w:ascii="Arial" w:hAnsi="Arial" w:cs="Arial"/>
-          <w:sz w:val="18"/>
-        </w:rPr>
-      </w:pPr>
-      <w:r>
-        <w:rPr>
-          <w:rFonts w:ascii="Arial" w:hAnsi="Arial" w:cs="Arial"/>
-          <w:sz w:val="18"/>
-        </w:rPr>
-        <w:t xml:space="preserve">Built durable data access logic across </w:t>
-      </w:r>
-      <w:r>
-        <w:rPr>
-          <w:rStyle w:val="Strong"/>
-          <w:rFonts w:ascii="Arial" w:hAnsi="Arial" w:cs="Arial"/>
-          <w:sz w:val="18"/>
+          <w:sz w:val="22"/>
+        </w:rPr>
+      </w:pPr>
+      <w:r>
+        <w:rPr>
+          <w:sz w:val="22"/>
+        </w:rPr>
+        <w:t xml:space="preserve">Built durable data-access logic on </w:t>
+      </w:r>
+      <w:r>
+        <w:rPr>
+          <w:rStyle w:val="Strong"/>
+          <w:sz w:val="22"/>
         </w:rPr>
         <w:t>SQL Server</w:t>
       </w:r>
       <w:r>
         <w:rPr>
-          <w:rFonts w:ascii="Arial" w:hAnsi="Arial" w:cs="Arial"/>
-          <w:sz w:val="18"/>
-        </w:rPr>
-        <w:t>, focusing on transaction safety and consistent write behavior.</w:t>
+          <w:sz w:val="22"/>
+        </w:rPr>
+        <w:t xml:space="preserve"> with transaction-aware write patterns, which improved consistency for business-critical records and reduced the frequency of rollback-related support incidents during busy periods.</w:t>
       </w:r>
     </w:p>
     <w:p>
@@ -4090,18 +3629,16 @@
         <w:pStyle w:val="NormalWeb"/>
         <w:numPr>
           <w:ilvl w:val="0"/>
-          <w:numId w:val="32"/>
+          <w:numId w:val="43"/>
         </w:numPr>
         <w:jc w:val="both"/>
         <w:rPr>
-          <w:rFonts w:ascii="Arial" w:hAnsi="Arial" w:cs="Arial"/>
-          <w:sz w:val="18"/>
-        </w:rPr>
-      </w:pPr>
-      <w:r>
-        <w:rPr>
-          <w:rFonts w:ascii="Arial" w:hAnsi="Arial" w:cs="Arial"/>
-          <w:sz w:val="18"/>
+          <w:sz w:val="22"/>
+        </w:rPr>
+      </w:pPr>
+      <w:r>
+        <w:rPr>
+          <w:sz w:val="22"/>
         </w:rPr>
         <w:t xml:space="preserve">Implemented background job processing using </w:t>
       </w:r>
@@ -4109,34 +3646,30 @@
       <w:r>
         <w:rPr>
           <w:rStyle w:val="Strong"/>
-          <w:rFonts w:ascii="Arial" w:hAnsi="Arial" w:cs="Arial"/>
-          <w:sz w:val="18"/>
+          <w:sz w:val="22"/>
         </w:rPr>
         <w:t>RabbitMQ</w:t>
       </w:r>
       <w:proofErr w:type="spellEnd"/>
       <w:r>
         <w:rPr>
-          <w:rFonts w:ascii="Arial" w:hAnsi="Arial" w:cs="Arial"/>
-          <w:sz w:val="18"/>
-        </w:rPr>
-        <w:t xml:space="preserve"> patterns to improve retry/</w:t>
+          <w:sz w:val="22"/>
+        </w:rPr>
+        <w:t xml:space="preserve"> patterns for retry, </w:t>
       </w:r>
       <w:proofErr w:type="spellStart"/>
       <w:r>
         <w:rPr>
-          <w:rFonts w:ascii="Arial" w:hAnsi="Arial" w:cs="Arial"/>
-          <w:sz w:val="18"/>
+          <w:sz w:val="22"/>
         </w:rPr>
         <w:t>backoff</w:t>
       </w:r>
       <w:proofErr w:type="spellEnd"/>
       <w:r>
         <w:rPr>
-          <w:rFonts w:ascii="Arial" w:hAnsi="Arial" w:cs="Arial"/>
-          <w:sz w:val="18"/>
-        </w:rPr>
-        <w:t xml:space="preserve"> behavior and job reliability.</w:t>
+          <w:sz w:val="22"/>
+        </w:rPr>
+        <w:t>, and failure isolation, solving reliability issues in long-running tasks that had previously been vulnerable to silent message loss.</w:t>
       </w:r>
     </w:p>
     <w:p>
@@ -4144,37 +3677,33 @@
         <w:pStyle w:val="NormalWeb"/>
         <w:numPr>
           <w:ilvl w:val="0"/>
-          <w:numId w:val="32"/>
+          <w:numId w:val="43"/>
         </w:numPr>
         <w:jc w:val="both"/>
         <w:rPr>
-          <w:rFonts w:ascii="Arial" w:hAnsi="Arial" w:cs="Arial"/>
-          <w:sz w:val="18"/>
-        </w:rPr>
-      </w:pPr>
-      <w:r>
-        <w:rPr>
-          <w:rFonts w:ascii="Arial" w:hAnsi="Arial" w:cs="Arial"/>
-          <w:sz w:val="18"/>
-        </w:rPr>
-        <w:t xml:space="preserve">Added basic caching with </w:t>
+          <w:sz w:val="22"/>
+        </w:rPr>
+      </w:pPr>
+      <w:r>
+        <w:rPr>
+          <w:sz w:val="22"/>
+        </w:rPr>
+        <w:t xml:space="preserve">Added basic </w:t>
       </w:r>
       <w:proofErr w:type="spellStart"/>
       <w:r>
         <w:rPr>
           <w:rStyle w:val="Strong"/>
-          <w:rFonts w:ascii="Arial" w:hAnsi="Arial" w:cs="Arial"/>
-          <w:sz w:val="18"/>
+          <w:sz w:val="22"/>
         </w:rPr>
         <w:t>Redis</w:t>
       </w:r>
       <w:proofErr w:type="spellEnd"/>
       <w:r>
         <w:rPr>
-          <w:rFonts w:ascii="Arial" w:hAnsi="Arial" w:cs="Arial"/>
-          <w:sz w:val="18"/>
-        </w:rPr>
-        <w:t xml:space="preserve"> for high-read endpoints, reducing unnecessary database load during peak hours.</w:t>
+          <w:sz w:val="22"/>
+        </w:rPr>
+        <w:t xml:space="preserve"> caching for frequently requested endpoints, which lowered unnecessary database pressure and improved responsiveness for common internal workflows used heavily by support and operations teams.</w:t>
       </w:r>
     </w:p>
     <w:p>
@@ -4182,37 +3711,33 @@
         <w:pStyle w:val="NormalWeb"/>
         <w:numPr>
           <w:ilvl w:val="0"/>
-          <w:numId w:val="32"/>
+          <w:numId w:val="43"/>
         </w:numPr>
         <w:jc w:val="both"/>
         <w:rPr>
-          <w:rFonts w:ascii="Arial" w:hAnsi="Arial" w:cs="Arial"/>
-          <w:sz w:val="18"/>
-        </w:rPr>
-      </w:pPr>
-      <w:r>
-        <w:rPr>
-          <w:rFonts w:ascii="Arial" w:hAnsi="Arial" w:cs="Arial"/>
-          <w:sz w:val="18"/>
-        </w:rPr>
-        <w:t xml:space="preserve">Implemented internal search indexing using </w:t>
+          <w:sz w:val="22"/>
+        </w:rPr>
+      </w:pPr>
+      <w:r>
+        <w:rPr>
+          <w:sz w:val="22"/>
+        </w:rPr>
+        <w:t xml:space="preserve">Implemented internal entity indexing with </w:t>
       </w:r>
       <w:proofErr w:type="spellStart"/>
       <w:r>
         <w:rPr>
           <w:rStyle w:val="Strong"/>
-          <w:rFonts w:ascii="Arial" w:hAnsi="Arial" w:cs="Arial"/>
-          <w:sz w:val="18"/>
+          <w:sz w:val="22"/>
         </w:rPr>
         <w:t>Elasticsearch</w:t>
       </w:r>
       <w:proofErr w:type="spellEnd"/>
       <w:r>
         <w:rPr>
-          <w:rFonts w:ascii="Arial" w:hAnsi="Arial" w:cs="Arial"/>
-          <w:sz w:val="18"/>
-        </w:rPr>
-        <w:t xml:space="preserve"> to enable fast filtering without heavy query pressure.</w:t>
+          <w:sz w:val="22"/>
+        </w:rPr>
+        <w:t>, enabling faster filtering and record discovery while reducing the load created by broad search queries against transactional tables during high-usage windows.</w:t>
       </w:r>
     </w:p>
     <w:p>
@@ -4220,20 +3745,45 @@
         <w:pStyle w:val="NormalWeb"/>
         <w:numPr>
           <w:ilvl w:val="0"/>
-          <w:numId w:val="32"/>
+          <w:numId w:val="43"/>
         </w:numPr>
         <w:jc w:val="both"/>
         <w:rPr>
-          <w:rFonts w:ascii="Arial" w:hAnsi="Arial" w:cs="Arial"/>
-          <w:sz w:val="18"/>
-        </w:rPr>
-      </w:pPr>
-      <w:r>
-        <w:rPr>
-          <w:rFonts w:ascii="Arial" w:hAnsi="Arial" w:cs="Arial"/>
-          <w:sz w:val="18"/>
-        </w:rPr>
-        <w:t>Standardized build and deployment workflows using Jenkins conventions to reduce “works on my machine” failures.</w:t>
+          <w:sz w:val="22"/>
+        </w:rPr>
+      </w:pPr>
+      <w:r>
+        <w:rPr>
+          <w:sz w:val="22"/>
+        </w:rPr>
+        <w:t xml:space="preserve">Standardized build and deployment routines through </w:t>
+      </w:r>
+      <w:r>
+        <w:rPr>
+          <w:rStyle w:val="Strong"/>
+          <w:sz w:val="22"/>
+        </w:rPr>
+        <w:t>Jenkins</w:t>
+      </w:r>
+      <w:r>
+        <w:rPr>
+          <w:sz w:val="22"/>
+        </w:rPr>
+        <w:t xml:space="preserve"> conventions, which reduced environment-specific failures and </w:t>
+      </w:r>
+      <w:proofErr w:type="gramStart"/>
+      <w:r>
+        <w:rPr>
+          <w:sz w:val="22"/>
+        </w:rPr>
+        <w:t>helped</w:t>
+      </w:r>
+      <w:proofErr w:type="gramEnd"/>
+      <w:r>
+        <w:rPr>
+          <w:sz w:val="22"/>
+        </w:rPr>
+        <w:t xml:space="preserve"> eliminate the recurring “works on my machine” problems that slowed team delivery.</w:t>
       </w:r>
     </w:p>
     <w:p>
@@ -4241,36 +3791,58 @@
         <w:pStyle w:val="NormalWeb"/>
         <w:numPr>
           <w:ilvl w:val="0"/>
-          <w:numId w:val="32"/>
+          <w:numId w:val="43"/>
         </w:numPr>
         <w:jc w:val="both"/>
         <w:rPr>
-          <w:rFonts w:ascii="Arial" w:hAnsi="Arial" w:cs="Arial"/>
-          <w:sz w:val="18"/>
-        </w:rPr>
-      </w:pPr>
-      <w:r>
-        <w:rPr>
-          <w:rFonts w:ascii="Arial" w:hAnsi="Arial" w:cs="Arial"/>
-          <w:sz w:val="18"/>
-        </w:rPr>
-        <w:t xml:space="preserve">Supported early AWS usage for storage and services, working with S3-style asset persistence and operational </w:t>
+          <w:sz w:val="22"/>
+        </w:rPr>
+      </w:pPr>
+      <w:r>
+        <w:rPr>
+          <w:sz w:val="22"/>
+        </w:rPr>
+        <w:t xml:space="preserve">Supported early </w:t>
+      </w:r>
+      <w:r>
+        <w:rPr>
+          <w:rStyle w:val="Strong"/>
+          <w:sz w:val="22"/>
+        </w:rPr>
+        <w:t>AWS</w:t>
+      </w:r>
+      <w:r>
+        <w:rPr>
+          <w:sz w:val="22"/>
+        </w:rPr>
+        <w:t xml:space="preserve"> usage for asset storage and operational services, contributing to </w:t>
+      </w:r>
+      <w:r>
+        <w:rPr>
+          <w:rStyle w:val="Strong"/>
+          <w:sz w:val="22"/>
+        </w:rPr>
+        <w:t>S3</w:t>
+      </w:r>
+      <w:r>
+        <w:rPr>
+          <w:sz w:val="22"/>
+        </w:rPr>
+        <w:t xml:space="preserve">-style persistence flows and basic </w:t>
       </w:r>
       <w:proofErr w:type="spellStart"/>
       <w:r>
         <w:rPr>
-          <w:rFonts w:ascii="Arial" w:hAnsi="Arial" w:cs="Arial"/>
-          <w:sz w:val="18"/>
-        </w:rPr>
-        <w:t>runbooks</w:t>
+          <w:sz w:val="22"/>
+        </w:rPr>
+        <w:t>runbook</w:t>
       </w:r>
       <w:proofErr w:type="spellEnd"/>
       <w:r>
         <w:rPr>
-          <w:rFonts w:ascii="Arial" w:hAnsi="Arial" w:cs="Arial"/>
-          <w:sz w:val="18"/>
-        </w:rPr>
-        <w:t>.</w:t>
+          <w:sz w:val="22"/>
+        </w:rPr>
+        <w:t xml:space="preserve"> practices that improved deployment confidence and production readiness.</w:t>
       </w:r>
     </w:p>
     <w:p>
@@ -4278,20 +3850,32 @@
         <w:pStyle w:val="NormalWeb"/>
         <w:numPr>
           <w:ilvl w:val="0"/>
-          <w:numId w:val="32"/>
+          <w:numId w:val="43"/>
         </w:numPr>
         <w:jc w:val="both"/>
         <w:rPr>
-          <w:rFonts w:ascii="Arial" w:hAnsi="Arial" w:cs="Arial"/>
-          <w:sz w:val="18"/>
-        </w:rPr>
-      </w:pPr>
-      <w:r>
-        <w:rPr>
-          <w:rFonts w:ascii="Arial" w:hAnsi="Arial" w:cs="Arial"/>
-          <w:sz w:val="18"/>
-        </w:rPr>
-        <w:t>Helped introduce structured logging and simple dashboards for troubleshooting, improving time-to-diagnosis during incidents.</w:t>
+          <w:sz w:val="22"/>
+        </w:rPr>
+      </w:pPr>
+      <w:r>
+        <w:rPr>
+          <w:sz w:val="22"/>
+        </w:rPr>
+        <w:t xml:space="preserve">Helped introduce structured logging and simple operational dashboards, improving issue diagnosis speed and giving senior </w:t>
+      </w:r>
+      <w:proofErr w:type="gramStart"/>
+      <w:r>
+        <w:rPr>
+          <w:sz w:val="22"/>
+        </w:rPr>
+        <w:t>engineers</w:t>
+      </w:r>
+      <w:proofErr w:type="gramEnd"/>
+      <w:r>
+        <w:rPr>
+          <w:sz w:val="22"/>
+        </w:rPr>
+        <w:t xml:space="preserve"> clearer context when resolving incidents across shared backend components.</w:t>
       </w:r>
     </w:p>
     <w:p>
@@ -4299,20 +3883,16 @@
         <w:pStyle w:val="NormalWeb"/>
         <w:numPr>
           <w:ilvl w:val="0"/>
-          <w:numId w:val="32"/>
+          <w:numId w:val="43"/>
         </w:numPr>
         <w:jc w:val="both"/>
-        <w:rPr>
-          <w:rFonts w:ascii="Arial" w:hAnsi="Arial" w:cs="Arial"/>
-          <w:sz w:val="18"/>
-        </w:rPr>
-      </w:pPr>
-      <w:r>
-        <w:rPr>
-          <w:rFonts w:ascii="Arial" w:hAnsi="Arial" w:cs="Arial"/>
-          <w:sz w:val="18"/>
-        </w:rPr>
-        <w:t>Collaborated closely with senior engineers through code reviews and pairing, improving reliability habits and delivery pace.</w:t>
+      </w:pPr>
+      <w:r>
+        <w:rPr>
+          <w:sz w:val="22"/>
+        </w:rPr>
+        <w:lastRenderedPageBreak/>
+        <w:t>Collaborated closely with senior engineers through code reviews, pairing sessions, and production debugging, which strengthened engineering discipline and accelerated the ability to solve bugs, delivery blockers, and integration issues.</w:t>
       </w:r>
     </w:p>
     <w:p>
@@ -4330,7 +3910,17 @@
           <w:sz w:val="21"/>
           <w:szCs w:val="21"/>
         </w:rPr>
-        <w:t xml:space="preserve"> EDUCATION</w:t>
+        <w:t xml:space="preserve"> </w:t>
+      </w:r>
+      <w:r>
+        <w:rPr>
+          <w:b/>
+          <w:bCs/>
+          <w:color w:val="111111"/>
+          <w:sz w:val="24"/>
+          <w:szCs w:val="21"/>
+        </w:rPr>
+        <w:t>EDUCATION</w:t>
       </w:r>
     </w:p>
     <w:tbl>
@@ -4366,13 +3956,18 @@
             </w:tcBorders>
           </w:tcPr>
           <w:p>
+            <w:pPr>
+              <w:rPr>
+                <w:sz w:val="24"/>
+              </w:rPr>
+            </w:pPr>
             <w:r>
               <w:rPr>
                 <w:rFonts w:ascii="Arial" w:eastAsia="Arial" w:hAnsi="Arial" w:cs="Arial"/>
                 <w:b/>
                 <w:bCs/>
                 <w:color w:val="111111"/>
-                <w:sz w:val="19"/>
+                <w:sz w:val="22"/>
                 <w:szCs w:val="19"/>
               </w:rPr>
               <w:t>Bachelor’s degree in Computer Science</w:t>
@@ -4392,12 +3987,14 @@
           <w:p>
             <w:pPr>
               <w:jc w:val="right"/>
+              <w:rPr>
+                <w:sz w:val="24"/>
+              </w:rPr>
             </w:pPr>
             <w:r>
               <w:rPr>
                 <w:rFonts w:ascii="Arial" w:eastAsia="Arial" w:hAnsi="Arial" w:cs="Arial"/>
                 <w:color w:val="111111"/>
-                <w:sz w:val="17"/>
                 <w:szCs w:val="17"/>
               </w:rPr>
               <w:t>2010 to 2014</w:t>
@@ -4407,13 +4004,18 @@
       </w:tr>
     </w:tbl>
     <w:p>
+      <w:pPr>
+        <w:rPr>
+          <w:sz w:val="24"/>
+        </w:rPr>
+      </w:pPr>
       <w:r>
         <w:rPr>
           <w:rFonts w:ascii="Arial" w:eastAsia="Arial" w:hAnsi="Arial" w:cs="Arial"/>
           <w:b/>
           <w:bCs/>
           <w:color w:val="111111"/>
-          <w:sz w:val="18"/>
+          <w:sz w:val="22"/>
           <w:szCs w:val="18"/>
         </w:rPr>
         <w:t>Stanford University Department of Computer Science</w:t>
@@ -4424,72 +4026,58 @@
         <w:pStyle w:val="ListParagraph"/>
         <w:numPr>
           <w:ilvl w:val="0"/>
-          <w:numId w:val="2"/>
+          <w:numId w:val="45"/>
         </w:numPr>
         <w:jc w:val="both"/>
         <w:rPr>
-          <w:rFonts w:ascii="Arial" w:hAnsi="Arial" w:cs="Arial"/>
-          <w:sz w:val="18"/>
-        </w:rPr>
-      </w:pPr>
-      <w:r>
-        <w:rPr>
-          <w:rFonts w:ascii="Arial" w:hAnsi="Arial" w:cs="Arial"/>
-          <w:sz w:val="18"/>
+          <w:sz w:val="22"/>
+        </w:rPr>
+      </w:pPr>
+      <w:r>
+        <w:rPr>
+          <w:sz w:val="22"/>
         </w:rPr>
         <w:t xml:space="preserve">Built strong foundations in </w:t>
       </w:r>
       <w:r>
         <w:rPr>
           <w:rStyle w:val="Strong"/>
-          <w:rFonts w:ascii="Arial" w:hAnsi="Arial" w:cs="Arial"/>
-          <w:sz w:val="18"/>
+          <w:sz w:val="22"/>
         </w:rPr>
         <w:t>algorithms</w:t>
       </w:r>
       <w:r>
         <w:rPr>
-          <w:rFonts w:ascii="Arial" w:hAnsi="Arial" w:cs="Arial"/>
-          <w:sz w:val="18"/>
+          <w:sz w:val="22"/>
         </w:rPr>
         <w:t xml:space="preserve">, </w:t>
       </w:r>
       <w:r>
         <w:rPr>
           <w:rStyle w:val="Strong"/>
-          <w:rFonts w:ascii="Arial" w:hAnsi="Arial" w:cs="Arial"/>
-          <w:sz w:val="18"/>
+          <w:sz w:val="22"/>
         </w:rPr>
         <w:t>databases</w:t>
       </w:r>
       <w:r>
         <w:rPr>
-          <w:rFonts w:ascii="Arial" w:hAnsi="Arial" w:cs="Arial"/>
-          <w:sz w:val="18"/>
+          <w:sz w:val="22"/>
         </w:rPr>
         <w:t xml:space="preserve">, and </w:t>
       </w:r>
       <w:r>
         <w:rPr>
           <w:rStyle w:val="Strong"/>
-          <w:rFonts w:ascii="Arial" w:hAnsi="Arial" w:cs="Arial"/>
-          <w:sz w:val="18"/>
+          <w:sz w:val="22"/>
         </w:rPr>
         <w:t>software engineering</w:t>
       </w:r>
       <w:r>
         <w:rPr>
-          <w:rFonts w:ascii="Arial" w:hAnsi="Arial" w:cs="Arial"/>
-          <w:sz w:val="18"/>
+          <w:sz w:val="22"/>
         </w:rPr>
         <w:t>, applying coursework through practical team projects and production-style system design.</w:t>
       </w:r>
-    </w:p>
-    <w:p>
-      <w:pPr>
-        <w:pStyle w:val="ListParagraph"/>
-        <w:ind w:left="360"/>
-      </w:pPr>
     </w:p>
     <w:p>
       <w:pPr>
@@ -4497,49 +4085,29 @@
           <w:bottom w:val="single" w:sz="6" w:space="0" w:color="B91C1C"/>
         </w:pBdr>
         <w:spacing w:before="120" w:after="80"/>
+        <w:rPr>
+          <w:sz w:val="24"/>
+        </w:rPr>
       </w:pPr>
       <w:r>
         <w:rPr>
           <w:b/>
           <w:bCs/>
           <w:color w:val="111111"/>
-          <w:sz w:val="21"/>
+          <w:sz w:val="24"/>
           <w:szCs w:val="21"/>
         </w:rPr>
-        <w:t>PROJECTS</w:t>
-      </w:r>
-    </w:p>
-    <w:p>
-      <w:pPr>
-        <w:pStyle w:val="Heading3"/>
-        <w:jc w:val="both"/>
-        <w:rPr>
-          <w:rFonts w:ascii="Arial" w:hAnsi="Arial" w:cs="Arial"/>
-          <w:color w:val="auto"/>
-          <w:sz w:val="20"/>
-        </w:rPr>
-      </w:pPr>
-      <w:proofErr w:type="spellStart"/>
-      <w:r>
-        <w:rPr>
-          <w:rStyle w:val="Strong"/>
-          <w:rFonts w:ascii="Arial" w:hAnsi="Arial" w:cs="Arial"/>
-          <w:bCs w:val="0"/>
-          <w:color w:val="auto"/>
-          <w:sz w:val="20"/>
-        </w:rPr>
-        <w:t>Observability</w:t>
-      </w:r>
-      <w:proofErr w:type="spellEnd"/>
-      <w:r>
-        <w:rPr>
-          <w:rStyle w:val="Strong"/>
-          <w:rFonts w:ascii="Arial" w:hAnsi="Arial" w:cs="Arial"/>
-          <w:bCs w:val="0"/>
-          <w:color w:val="auto"/>
-          <w:sz w:val="20"/>
-        </w:rPr>
-        <w:t xml:space="preserve"> Baseline &amp; Incident Noise Reduction (Platform Initiative)</w:t>
+        <w:t>CERTIFICATION</w:t>
+      </w:r>
+      <w:r>
+        <w:rPr>
+          <w:b/>
+          <w:bCs/>
+          <w:color w:val="111111"/>
+          <w:sz w:val="24"/>
+          <w:szCs w:val="21"/>
+        </w:rPr>
+        <w:t>S</w:t>
       </w:r>
     </w:p>
     <w:p>
@@ -4547,164 +4115,53 @@
         <w:pStyle w:val="NormalWeb"/>
         <w:numPr>
           <w:ilvl w:val="0"/>
-          <w:numId w:val="36"/>
+          <w:numId w:val="44"/>
         </w:numPr>
         <w:spacing w:before="0" w:beforeAutospacing="0" w:after="0" w:afterAutospacing="0"/>
         <w:jc w:val="both"/>
         <w:rPr>
-          <w:rFonts w:ascii="Arial" w:hAnsi="Arial" w:cs="Arial"/>
-          <w:sz w:val="20"/>
-        </w:rPr>
-      </w:pPr>
-      <w:r>
-        <w:rPr>
-          <w:rFonts w:ascii="Arial" w:hAnsi="Arial" w:cs="Arial"/>
-          <w:sz w:val="20"/>
-        </w:rPr>
-        <w:t xml:space="preserve">Built a standardized telemetry layer using </w:t>
-      </w:r>
-      <w:proofErr w:type="spellStart"/>
-      <w:r>
-        <w:rPr>
-          <w:rStyle w:val="Strong"/>
-          <w:rFonts w:ascii="Arial" w:hAnsi="Arial" w:cs="Arial"/>
-          <w:sz w:val="20"/>
-        </w:rPr>
-        <w:t>OpenTelemetry</w:t>
-      </w:r>
-      <w:proofErr w:type="spellEnd"/>
-      <w:r>
-        <w:rPr>
-          <w:rFonts w:ascii="Arial" w:hAnsi="Arial" w:cs="Arial"/>
-          <w:sz w:val="20"/>
-        </w:rPr>
-        <w:t xml:space="preserve"> (traces/metrics/logs) exported into </w:t>
-      </w:r>
-      <w:proofErr w:type="spellStart"/>
-      <w:r>
-        <w:rPr>
-          <w:rStyle w:val="Strong"/>
-          <w:rFonts w:ascii="Arial" w:hAnsi="Arial" w:cs="Arial"/>
-          <w:sz w:val="20"/>
-        </w:rPr>
-        <w:t>Datadog</w:t>
-      </w:r>
-      <w:proofErr w:type="spellEnd"/>
-      <w:r>
-        <w:rPr>
-          <w:rFonts w:ascii="Arial" w:hAnsi="Arial" w:cs="Arial"/>
-          <w:sz w:val="20"/>
-        </w:rPr>
-        <w:t xml:space="preserve">, with </w:t>
-      </w:r>
-      <w:proofErr w:type="spellStart"/>
-      <w:r>
-        <w:rPr>
-          <w:rStyle w:val="Strong"/>
-          <w:rFonts w:ascii="Arial" w:hAnsi="Arial" w:cs="Arial"/>
-          <w:sz w:val="20"/>
-        </w:rPr>
-        <w:t>Grafana</w:t>
-      </w:r>
-      <w:proofErr w:type="spellEnd"/>
-      <w:r>
-        <w:rPr>
-          <w:rFonts w:ascii="Arial" w:hAnsi="Arial" w:cs="Arial"/>
-          <w:sz w:val="20"/>
-        </w:rPr>
-        <w:t xml:space="preserve"> dashboards and consistent correlation IDs across </w:t>
-      </w:r>
-      <w:r>
-        <w:rPr>
-          <w:rStyle w:val="Strong"/>
-          <w:rFonts w:ascii="Arial" w:hAnsi="Arial" w:cs="Arial"/>
-          <w:sz w:val="20"/>
-        </w:rPr>
-        <w:t>PHP services</w:t>
-      </w:r>
-      <w:r>
-        <w:rPr>
-          <w:rFonts w:ascii="Arial" w:hAnsi="Arial" w:cs="Arial"/>
-          <w:sz w:val="20"/>
-        </w:rPr>
-        <w:t xml:space="preserve">, queues, and downstream integrations. Reduced alert fatigue by aligning </w:t>
-      </w:r>
-      <w:r>
-        <w:rPr>
-          <w:rStyle w:val="Strong"/>
-          <w:rFonts w:ascii="Arial" w:hAnsi="Arial" w:cs="Arial"/>
-          <w:sz w:val="20"/>
-        </w:rPr>
-        <w:t>Prometheus/</w:t>
-      </w:r>
-      <w:proofErr w:type="spellStart"/>
-      <w:r>
-        <w:rPr>
-          <w:rStyle w:val="Strong"/>
-          <w:rFonts w:ascii="Arial" w:hAnsi="Arial" w:cs="Arial"/>
-          <w:sz w:val="20"/>
-        </w:rPr>
-        <w:t>CloudWatch</w:t>
-      </w:r>
-      <w:proofErr w:type="spellEnd"/>
-      <w:r>
-        <w:rPr>
-          <w:rFonts w:ascii="Arial" w:hAnsi="Arial" w:cs="Arial"/>
-          <w:sz w:val="20"/>
-        </w:rPr>
-        <w:t xml:space="preserve"> signals to SLOs, enforcing </w:t>
-      </w:r>
-      <w:proofErr w:type="spellStart"/>
-      <w:r>
-        <w:rPr>
-          <w:rFonts w:ascii="Arial" w:hAnsi="Arial" w:cs="Arial"/>
-          <w:sz w:val="20"/>
-        </w:rPr>
-        <w:t>runbooks</w:t>
-      </w:r>
-      <w:proofErr w:type="spellEnd"/>
-      <w:r>
-        <w:rPr>
-          <w:rFonts w:ascii="Arial" w:hAnsi="Arial" w:cs="Arial"/>
-          <w:sz w:val="20"/>
-        </w:rPr>
-        <w:t xml:space="preserve">, and adding structured </w:t>
-      </w:r>
-      <w:r>
-        <w:rPr>
-          <w:rStyle w:val="Strong"/>
-          <w:rFonts w:ascii="Arial" w:hAnsi="Arial" w:cs="Arial"/>
-          <w:sz w:val="20"/>
-        </w:rPr>
-        <w:t>audit logging</w:t>
-      </w:r>
-      <w:r>
-        <w:rPr>
-          <w:rFonts w:ascii="Arial" w:hAnsi="Arial" w:cs="Arial"/>
-          <w:sz w:val="20"/>
-        </w:rPr>
-        <w:t xml:space="preserve"> for faster root-cause isolation.</w:t>
+          <w:rStyle w:val="Strong"/>
+          <w:b w:val="0"/>
+          <w:bCs w:val="0"/>
+          <w:sz w:val="22"/>
+        </w:rPr>
+      </w:pPr>
+      <w:r>
+        <w:rPr>
+          <w:rStyle w:val="Strong"/>
+          <w:sz w:val="22"/>
+        </w:rPr>
+        <w:t>AWS Certified Developer – Associate</w:t>
       </w:r>
     </w:p>
     <w:p>
       <w:pPr>
-        <w:pStyle w:val="Heading3"/>
+        <w:pStyle w:val="NormalWeb"/>
+        <w:spacing w:before="0" w:beforeAutospacing="0" w:after="0" w:afterAutospacing="0"/>
+        <w:ind w:left="360"/>
         <w:jc w:val="both"/>
         <w:rPr>
-          <w:rFonts w:ascii="Arial" w:hAnsi="Arial" w:cs="Arial"/>
-          <w:color w:val="auto"/>
-          <w:sz w:val="20"/>
-        </w:rPr>
-      </w:pPr>
-      <w:r>
-        <w:rPr>
-          <w:rStyle w:val="Strong"/>
-          <w:rFonts w:ascii="Arial" w:hAnsi="Arial" w:cs="Arial"/>
-          <w:bCs w:val="0"/>
-          <w:color w:val="auto"/>
-          <w:sz w:val="20"/>
-        </w:rPr>
-        <w:t>Event-Driven Background Processing for Data Sync &amp; Reporting</w:t>
+          <w:sz w:val="22"/>
+        </w:rPr>
+      </w:pPr>
+      <w:r>
+        <w:rPr>
+          <w:sz w:val="22"/>
+        </w:rPr>
+        <w:t xml:space="preserve">Validated hands-on knowledge of building, deploying, and troubleshooting cloud-native application workloads across core </w:t>
+      </w:r>
+      <w:r>
+        <w:rPr>
+          <w:rStyle w:val="Strong"/>
+          <w:sz w:val="22"/>
+        </w:rPr>
+        <w:t>AWS</w:t>
+      </w:r>
+      <w:r>
+        <w:rPr>
+          <w:sz w:val="22"/>
+        </w:rPr>
+        <w:t xml:space="preserve"> services used in modern backend delivery.</w:t>
       </w:r>
     </w:p>
     <w:p>
@@ -4712,140 +4169,119 @@
         <w:pStyle w:val="NormalWeb"/>
         <w:numPr>
           <w:ilvl w:val="0"/>
-          <w:numId w:val="37"/>
+          <w:numId w:val="44"/>
         </w:numPr>
         <w:spacing w:before="0" w:beforeAutospacing="0" w:after="0" w:afterAutospacing="0"/>
         <w:jc w:val="both"/>
         <w:rPr>
-          <w:rFonts w:ascii="Arial" w:hAnsi="Arial" w:cs="Arial"/>
-          <w:sz w:val="20"/>
-        </w:rPr>
-      </w:pPr>
-      <w:r>
-        <w:rPr>
-          <w:rFonts w:ascii="Arial" w:hAnsi="Arial" w:cs="Arial"/>
-          <w:sz w:val="20"/>
-        </w:rPr>
-        <w:t xml:space="preserve">Designed asynchronous pipelines using </w:t>
-      </w:r>
-      <w:r>
-        <w:rPr>
-          <w:rStyle w:val="Strong"/>
-          <w:rFonts w:ascii="Arial" w:hAnsi="Arial" w:cs="Arial"/>
-          <w:sz w:val="20"/>
-        </w:rPr>
-        <w:t>AWS SQS/SNS</w:t>
-      </w:r>
-      <w:r>
-        <w:rPr>
-          <w:rFonts w:ascii="Arial" w:hAnsi="Arial" w:cs="Arial"/>
-          <w:sz w:val="20"/>
-        </w:rPr>
-        <w:t xml:space="preserve">, optional stream fan-out with </w:t>
-      </w:r>
-      <w:r>
-        <w:rPr>
-          <w:rStyle w:val="Strong"/>
-          <w:rFonts w:ascii="Arial" w:hAnsi="Arial" w:cs="Arial"/>
-          <w:sz w:val="20"/>
-        </w:rPr>
-        <w:t>Kafka/</w:t>
-      </w:r>
-      <w:proofErr w:type="spellStart"/>
-      <w:r>
-        <w:rPr>
-          <w:rStyle w:val="Strong"/>
-          <w:rFonts w:ascii="Arial" w:hAnsi="Arial" w:cs="Arial"/>
-          <w:sz w:val="20"/>
-        </w:rPr>
-        <w:t>RabbitMQ</w:t>
-      </w:r>
-      <w:proofErr w:type="spellEnd"/>
-      <w:r>
-        <w:rPr>
-          <w:rFonts w:ascii="Arial" w:hAnsi="Arial" w:cs="Arial"/>
-          <w:sz w:val="20"/>
-        </w:rPr>
-        <w:t xml:space="preserve">, and durable persistence in </w:t>
-      </w:r>
-      <w:proofErr w:type="spellStart"/>
-      <w:r>
-        <w:rPr>
-          <w:rStyle w:val="Strong"/>
-          <w:rFonts w:ascii="Arial" w:hAnsi="Arial" w:cs="Arial"/>
-          <w:sz w:val="20"/>
-        </w:rPr>
-        <w:t>PostgreSQL</w:t>
-      </w:r>
-      <w:proofErr w:type="spellEnd"/>
-      <w:r>
-        <w:rPr>
-          <w:rStyle w:val="Strong"/>
-          <w:rFonts w:ascii="Arial" w:hAnsi="Arial" w:cs="Arial"/>
-          <w:sz w:val="20"/>
-        </w:rPr>
-        <w:t>/</w:t>
-      </w:r>
-      <w:proofErr w:type="spellStart"/>
-      <w:r>
-        <w:rPr>
-          <w:rStyle w:val="Strong"/>
-          <w:rFonts w:ascii="Arial" w:hAnsi="Arial" w:cs="Arial"/>
-          <w:sz w:val="20"/>
-        </w:rPr>
-        <w:t>DynamoDB</w:t>
-      </w:r>
-      <w:proofErr w:type="spellEnd"/>
-      <w:r>
-        <w:rPr>
-          <w:rFonts w:ascii="Arial" w:hAnsi="Arial" w:cs="Arial"/>
-          <w:sz w:val="20"/>
-        </w:rPr>
-        <w:t xml:space="preserve">, with DLQs and replay-safe consumers via </w:t>
-      </w:r>
-      <w:proofErr w:type="spellStart"/>
-      <w:r>
-        <w:rPr>
-          <w:rStyle w:val="Strong"/>
-          <w:rFonts w:ascii="Arial" w:hAnsi="Arial" w:cs="Arial"/>
-          <w:sz w:val="20"/>
-        </w:rPr>
-        <w:t>idempotency</w:t>
-      </w:r>
-      <w:proofErr w:type="spellEnd"/>
-      <w:r>
-        <w:rPr>
-          <w:rFonts w:ascii="Arial" w:hAnsi="Arial" w:cs="Arial"/>
-          <w:sz w:val="20"/>
-        </w:rPr>
-        <w:t xml:space="preserve"> and </w:t>
-      </w:r>
-      <w:proofErr w:type="spellStart"/>
-      <w:r>
-        <w:rPr>
-          <w:rFonts w:ascii="Arial" w:hAnsi="Arial" w:cs="Arial"/>
-          <w:sz w:val="20"/>
-        </w:rPr>
-        <w:t>deduplication</w:t>
-      </w:r>
-      <w:proofErr w:type="spellEnd"/>
-      <w:r>
-        <w:rPr>
-          <w:rFonts w:ascii="Arial" w:hAnsi="Arial" w:cs="Arial"/>
-          <w:sz w:val="20"/>
-        </w:rPr>
-        <w:t>. Implemented contract-style verification around message schemas and API boundaries, pairing Pact-style checks with automated coverage using Jest, Mocha/Chai, and workflow validation.</w:t>
+          <w:rStyle w:val="Strong"/>
+          <w:b w:val="0"/>
+          <w:bCs w:val="0"/>
+          <w:sz w:val="22"/>
+        </w:rPr>
+      </w:pPr>
+      <w:r>
+        <w:rPr>
+          <w:rStyle w:val="Strong"/>
+          <w:sz w:val="22"/>
+        </w:rPr>
+        <w:t>AWS Certified Solutions Architect – Associate</w:t>
       </w:r>
     </w:p>
     <w:p>
       <w:pPr>
-        <w:spacing w:after="80"/>
-      </w:pPr>
+        <w:pStyle w:val="NormalWeb"/>
+        <w:spacing w:before="0" w:beforeAutospacing="0" w:after="0" w:afterAutospacing="0"/>
+        <w:ind w:left="360"/>
+        <w:jc w:val="both"/>
+        <w:rPr>
+          <w:sz w:val="22"/>
+        </w:rPr>
+      </w:pPr>
+      <w:proofErr w:type="gramStart"/>
+      <w:r>
+        <w:rPr>
+          <w:sz w:val="22"/>
+        </w:rPr>
+        <w:t>Demonstrated practical understanding of resilient architecture design, service integration patterns, security controls, and cost-aware infrastructure decisions for distributed systems.</w:t>
+      </w:r>
+      <w:proofErr w:type="gramEnd"/>
     </w:p>
     <w:p>
-      <w:bookmarkStart w:id="0" w:name="_GoBack"/>
-      <w:bookmarkEnd w:id="0"/>
+      <w:pPr>
+        <w:pStyle w:val="NormalWeb"/>
+        <w:numPr>
+          <w:ilvl w:val="0"/>
+          <w:numId w:val="44"/>
+        </w:numPr>
+        <w:spacing w:before="0" w:beforeAutospacing="0" w:after="0" w:afterAutospacing="0"/>
+        <w:jc w:val="both"/>
+        <w:rPr>
+          <w:rStyle w:val="Strong"/>
+          <w:b w:val="0"/>
+          <w:bCs w:val="0"/>
+        </w:rPr>
+      </w:pPr>
+      <w:r>
+        <w:rPr>
+          <w:rStyle w:val="Strong"/>
+          <w:sz w:val="22"/>
+        </w:rPr>
+        <w:t xml:space="preserve">Certified </w:t>
+      </w:r>
+      <w:proofErr w:type="spellStart"/>
+      <w:r>
+        <w:rPr>
+          <w:rStyle w:val="Strong"/>
+          <w:sz w:val="22"/>
+        </w:rPr>
+        <w:t>Kubernetes</w:t>
+      </w:r>
+      <w:proofErr w:type="spellEnd"/>
+      <w:r>
+        <w:rPr>
+          <w:rStyle w:val="Strong"/>
+          <w:sz w:val="22"/>
+        </w:rPr>
+        <w:t xml:space="preserve"> Application Developer (CKAD)</w:t>
+      </w:r>
     </w:p>
+    <w:p>
+      <w:pPr>
+        <w:pStyle w:val="NormalWeb"/>
+        <w:spacing w:before="0" w:beforeAutospacing="0" w:after="0" w:afterAutospacing="0"/>
+        <w:ind w:left="360"/>
+        <w:jc w:val="both"/>
+      </w:pPr>
+      <w:proofErr w:type="gramStart"/>
+      <w:r>
+        <w:rPr>
+          <w:sz w:val="22"/>
+        </w:rPr>
+        <w:t xml:space="preserve">Confirmed working capability in containerized workload design, </w:t>
+      </w:r>
+      <w:proofErr w:type="spellStart"/>
+      <w:r>
+        <w:rPr>
+          <w:sz w:val="22"/>
+        </w:rPr>
+        <w:t>Kubernetes</w:t>
+      </w:r>
+      <w:proofErr w:type="spellEnd"/>
+      <w:r>
+        <w:rPr>
+          <w:sz w:val="22"/>
+        </w:rPr>
+        <w:t>-native deployment patterns, configuration management, and day-to-day application operations in clustered environments.</w:t>
+      </w:r>
+      <w:proofErr w:type="gramEnd"/>
+    </w:p>
+    <w:p>
+      <w:pPr>
+        <w:spacing w:after="80"/>
+      </w:pPr>
+    </w:p>
+    <w:p/>
     <w:sectPr>
       <w:pgSz w:w="11906" w:h="16838"/>
       <w:pgMar w:top="863" w:right="863" w:bottom="863" w:left="863" w:header="708" w:footer="708" w:gutter="0"/>
@@ -5085,6 +4521,120 @@
     </w:lvl>
   </w:abstractNum>
   <w:abstractNum w:abstractNumId="2">
+    <w:nsid w:val="038364E7"/>
+    <w:multiLevelType w:val="hybridMultilevel"/>
+    <w:tmpl w:val="7478AE24"/>
+    <w:lvl w:ilvl="0" w:tplc="4B22CC20">
+      <w:start w:val="1"/>
+      <w:numFmt w:val="bullet"/>
+      <w:lvlText w:val="-"/>
+      <w:lvlJc w:val="left"/>
+      <w:pPr>
+        <w:ind w:left="360" w:hanging="360"/>
+      </w:pPr>
+      <w:rPr>
+        <w:rFonts w:ascii="Yu Gothic" w:eastAsia="Yu Gothic" w:hAnsi="Yu Gothic" w:hint="eastAsia"/>
+        <w:sz w:val="22"/>
+      </w:rPr>
+    </w:lvl>
+    <w:lvl w:ilvl="1" w:tplc="04090003" w:tentative="1">
+      <w:start w:val="1"/>
+      <w:numFmt w:val="bullet"/>
+      <w:lvlText w:val="o"/>
+      <w:lvlJc w:val="left"/>
+      <w:pPr>
+        <w:ind w:left="1440" w:hanging="360"/>
+      </w:pPr>
+      <w:rPr>
+        <w:rFonts w:ascii="Courier New" w:hAnsi="Courier New" w:cs="Courier New" w:hint="default"/>
+      </w:rPr>
+    </w:lvl>
+    <w:lvl w:ilvl="2" w:tplc="04090005" w:tentative="1">
+      <w:start w:val="1"/>
+      <w:numFmt w:val="bullet"/>
+      <w:lvlText w:val=""/>
+      <w:lvlJc w:val="left"/>
+      <w:pPr>
+        <w:ind w:left="2160" w:hanging="360"/>
+      </w:pPr>
+      <w:rPr>
+        <w:rFonts w:ascii="Wingdings" w:hAnsi="Wingdings" w:hint="default"/>
+      </w:rPr>
+    </w:lvl>
+    <w:lvl w:ilvl="3" w:tplc="04090001" w:tentative="1">
+      <w:start w:val="1"/>
+      <w:numFmt w:val="bullet"/>
+      <w:lvlText w:val=""/>
+      <w:lvlJc w:val="left"/>
+      <w:pPr>
+        <w:ind w:left="2880" w:hanging="360"/>
+      </w:pPr>
+      <w:rPr>
+        <w:rFonts w:ascii="Symbol" w:hAnsi="Symbol" w:hint="default"/>
+      </w:rPr>
+    </w:lvl>
+    <w:lvl w:ilvl="4" w:tplc="04090003" w:tentative="1">
+      <w:start w:val="1"/>
+      <w:numFmt w:val="bullet"/>
+      <w:lvlText w:val="o"/>
+      <w:lvlJc w:val="left"/>
+      <w:pPr>
+        <w:ind w:left="3600" w:hanging="360"/>
+      </w:pPr>
+      <w:rPr>
+        <w:rFonts w:ascii="Courier New" w:hAnsi="Courier New" w:cs="Courier New" w:hint="default"/>
+      </w:rPr>
+    </w:lvl>
+    <w:lvl w:ilvl="5" w:tplc="04090005" w:tentative="1">
+      <w:start w:val="1"/>
+      <w:numFmt w:val="bullet"/>
+      <w:lvlText w:val=""/>
+      <w:lvlJc w:val="left"/>
+      <w:pPr>
+        <w:ind w:left="4320" w:hanging="360"/>
+      </w:pPr>
+      <w:rPr>
+        <w:rFonts w:ascii="Wingdings" w:hAnsi="Wingdings" w:hint="default"/>
+      </w:rPr>
+    </w:lvl>
+    <w:lvl w:ilvl="6" w:tplc="04090001" w:tentative="1">
+      <w:start w:val="1"/>
+      <w:numFmt w:val="bullet"/>
+      <w:lvlText w:val=""/>
+      <w:lvlJc w:val="left"/>
+      <w:pPr>
+        <w:ind w:left="5040" w:hanging="360"/>
+      </w:pPr>
+      <w:rPr>
+        <w:rFonts w:ascii="Symbol" w:hAnsi="Symbol" w:hint="default"/>
+      </w:rPr>
+    </w:lvl>
+    <w:lvl w:ilvl="7" w:tplc="04090003" w:tentative="1">
+      <w:start w:val="1"/>
+      <w:numFmt w:val="bullet"/>
+      <w:lvlText w:val="o"/>
+      <w:lvlJc w:val="left"/>
+      <w:pPr>
+        <w:ind w:left="5760" w:hanging="360"/>
+      </w:pPr>
+      <w:rPr>
+        <w:rFonts w:ascii="Courier New" w:hAnsi="Courier New" w:cs="Courier New" w:hint="default"/>
+      </w:rPr>
+    </w:lvl>
+    <w:lvl w:ilvl="8" w:tplc="04090005" w:tentative="1">
+      <w:start w:val="1"/>
+      <w:numFmt w:val="bullet"/>
+      <w:lvlText w:val=""/>
+      <w:lvlJc w:val="left"/>
+      <w:pPr>
+        <w:ind w:left="6480" w:hanging="360"/>
+      </w:pPr>
+      <w:rPr>
+        <w:rFonts w:ascii="Wingdings" w:hAnsi="Wingdings" w:hint="default"/>
+      </w:rPr>
+    </w:lvl>
+  </w:abstractNum>
+  <w:abstractNum w:abstractNumId="3">
     <w:nsid w:val="06F10E35"/>
     <w:multiLevelType w:val="multilevel"/>
     <w:tmpl w:val="696EF720"/>
@@ -5233,7 +4783,7 @@
       </w:rPr>
     </w:lvl>
   </w:abstractNum>
-  <w:abstractNum w:abstractNumId="3">
+  <w:abstractNum w:abstractNumId="4">
     <w:nsid w:val="13AF50B0"/>
     <w:multiLevelType w:val="hybridMultilevel"/>
     <w:tmpl w:val="6A36FF90"/>
@@ -5346,7 +4896,7 @@
       </w:rPr>
     </w:lvl>
   </w:abstractNum>
-  <w:abstractNum w:abstractNumId="4">
+  <w:abstractNum w:abstractNumId="5">
     <w:nsid w:val="14164FE7"/>
     <w:multiLevelType w:val="multilevel"/>
     <w:tmpl w:val="3536DD2C"/>
@@ -5495,7 +5045,7 @@
       </w:rPr>
     </w:lvl>
   </w:abstractNum>
-  <w:abstractNum w:abstractNumId="5">
+  <w:abstractNum w:abstractNumId="6">
     <w:nsid w:val="1B1D51A8"/>
     <w:multiLevelType w:val="multilevel"/>
     <w:tmpl w:val="CDA024C6"/>
@@ -5644,7 +5194,7 @@
       </w:rPr>
     </w:lvl>
   </w:abstractNum>
-  <w:abstractNum w:abstractNumId="6">
+  <w:abstractNum w:abstractNumId="7">
     <w:nsid w:val="1B640FDE"/>
     <w:multiLevelType w:val="multilevel"/>
     <w:tmpl w:val="F32A36FE"/>
@@ -5793,7 +5343,7 @@
       </w:rPr>
     </w:lvl>
   </w:abstractNum>
-  <w:abstractNum w:abstractNumId="7">
+  <w:abstractNum w:abstractNumId="8">
     <w:nsid w:val="20C311D0"/>
     <w:multiLevelType w:val="hybridMultilevel"/>
     <w:tmpl w:val="3B9C3900"/>
@@ -5906,7 +5456,7 @@
       </w:rPr>
     </w:lvl>
   </w:abstractNum>
-  <w:abstractNum w:abstractNumId="8">
+  <w:abstractNum w:abstractNumId="9">
     <w:nsid w:val="22107652"/>
     <w:multiLevelType w:val="hybridMultilevel"/>
     <w:tmpl w:val="D038B3C2"/>
@@ -5995,7 +5545,121 @@
       </w:pPr>
     </w:lvl>
   </w:abstractNum>
-  <w:abstractNum w:abstractNumId="9">
+  <w:abstractNum w:abstractNumId="10">
+    <w:nsid w:val="249943BF"/>
+    <w:multiLevelType w:val="hybridMultilevel"/>
+    <w:tmpl w:val="7D5493EC"/>
+    <w:lvl w:ilvl="0" w:tplc="4B22CC20">
+      <w:start w:val="1"/>
+      <w:numFmt w:val="bullet"/>
+      <w:lvlText w:val="-"/>
+      <w:lvlJc w:val="left"/>
+      <w:pPr>
+        <w:ind w:left="360" w:hanging="360"/>
+      </w:pPr>
+      <w:rPr>
+        <w:rFonts w:ascii="Yu Gothic" w:eastAsia="Yu Gothic" w:hAnsi="Yu Gothic" w:hint="eastAsia"/>
+        <w:sz w:val="22"/>
+      </w:rPr>
+    </w:lvl>
+    <w:lvl w:ilvl="1" w:tplc="04090003" w:tentative="1">
+      <w:start w:val="1"/>
+      <w:numFmt w:val="bullet"/>
+      <w:lvlText w:val="o"/>
+      <w:lvlJc w:val="left"/>
+      <w:pPr>
+        <w:ind w:left="1080" w:hanging="360"/>
+      </w:pPr>
+      <w:rPr>
+        <w:rFonts w:ascii="Courier New" w:hAnsi="Courier New" w:cs="Courier New" w:hint="default"/>
+      </w:rPr>
+    </w:lvl>
+    <w:lvl w:ilvl="2" w:tplc="04090005" w:tentative="1">
+      <w:start w:val="1"/>
+      <w:numFmt w:val="bullet"/>
+      <w:lvlText w:val=""/>
+      <w:lvlJc w:val="left"/>
+      <w:pPr>
+        <w:ind w:left="1800" w:hanging="360"/>
+      </w:pPr>
+      <w:rPr>
+        <w:rFonts w:ascii="Wingdings" w:hAnsi="Wingdings" w:hint="default"/>
+      </w:rPr>
+    </w:lvl>
+    <w:lvl w:ilvl="3" w:tplc="04090001" w:tentative="1">
+      <w:start w:val="1"/>
+      <w:numFmt w:val="bullet"/>
+      <w:lvlText w:val=""/>
+      <w:lvlJc w:val="left"/>
+      <w:pPr>
+        <w:ind w:left="2520" w:hanging="360"/>
+      </w:pPr>
+      <w:rPr>
+        <w:rFonts w:ascii="Symbol" w:hAnsi="Symbol" w:hint="default"/>
+      </w:rPr>
+    </w:lvl>
+    <w:lvl w:ilvl="4" w:tplc="04090003" w:tentative="1">
+      <w:start w:val="1"/>
+      <w:numFmt w:val="bullet"/>
+      <w:lvlText w:val="o"/>
+      <w:lvlJc w:val="left"/>
+      <w:pPr>
+        <w:ind w:left="3240" w:hanging="360"/>
+      </w:pPr>
+      <w:rPr>
+        <w:rFonts w:ascii="Courier New" w:hAnsi="Courier New" w:cs="Courier New" w:hint="default"/>
+      </w:rPr>
+    </w:lvl>
+    <w:lvl w:ilvl="5" w:tplc="04090005" w:tentative="1">
+      <w:start w:val="1"/>
+      <w:numFmt w:val="bullet"/>
+      <w:lvlText w:val=""/>
+      <w:lvlJc w:val="left"/>
+      <w:pPr>
+        <w:ind w:left="3960" w:hanging="360"/>
+      </w:pPr>
+      <w:rPr>
+        <w:rFonts w:ascii="Wingdings" w:hAnsi="Wingdings" w:hint="default"/>
+      </w:rPr>
+    </w:lvl>
+    <w:lvl w:ilvl="6" w:tplc="04090001" w:tentative="1">
+      <w:start w:val="1"/>
+      <w:numFmt w:val="bullet"/>
+      <w:lvlText w:val=""/>
+      <w:lvlJc w:val="left"/>
+      <w:pPr>
+        <w:ind w:left="4680" w:hanging="360"/>
+      </w:pPr>
+      <w:rPr>
+        <w:rFonts w:ascii="Symbol" w:hAnsi="Symbol" w:hint="default"/>
+      </w:rPr>
+    </w:lvl>
+    <w:lvl w:ilvl="7" w:tplc="04090003" w:tentative="1">
+      <w:start w:val="1"/>
+      <w:numFmt w:val="bullet"/>
+      <w:lvlText w:val="o"/>
+      <w:lvlJc w:val="left"/>
+      <w:pPr>
+        <w:ind w:left="5400" w:hanging="360"/>
+      </w:pPr>
+      <w:rPr>
+        <w:rFonts w:ascii="Courier New" w:hAnsi="Courier New" w:cs="Courier New" w:hint="default"/>
+      </w:rPr>
+    </w:lvl>
+    <w:lvl w:ilvl="8" w:tplc="04090005" w:tentative="1">
+      <w:start w:val="1"/>
+      <w:numFmt w:val="bullet"/>
+      <w:lvlText w:val=""/>
+      <w:lvlJc w:val="left"/>
+      <w:pPr>
+        <w:ind w:left="6120" w:hanging="360"/>
+      </w:pPr>
+      <w:rPr>
+        <w:rFonts w:ascii="Wingdings" w:hAnsi="Wingdings" w:hint="default"/>
+      </w:rPr>
+    </w:lvl>
+  </w:abstractNum>
+  <w:abstractNum w:abstractNumId="11">
     <w:nsid w:val="269263FD"/>
     <w:multiLevelType w:val="hybridMultilevel"/>
     <w:tmpl w:val="40D21E42"/>
@@ -6108,7 +5772,7 @@
       </w:rPr>
     </w:lvl>
   </w:abstractNum>
-  <w:abstractNum w:abstractNumId="10">
+  <w:abstractNum w:abstractNumId="12">
     <w:nsid w:val="2A9130BD"/>
     <w:multiLevelType w:val="hybridMultilevel"/>
     <w:tmpl w:val="E0D62C08"/>
@@ -6221,7 +5885,7 @@
       </w:rPr>
     </w:lvl>
   </w:abstractNum>
-  <w:abstractNum w:abstractNumId="11">
+  <w:abstractNum w:abstractNumId="13">
     <w:nsid w:val="2A9A0572"/>
     <w:multiLevelType w:val="hybridMultilevel"/>
     <w:tmpl w:val="1D8281A0"/>
@@ -6334,7 +5998,7 @@
       </w:rPr>
     </w:lvl>
   </w:abstractNum>
-  <w:abstractNum w:abstractNumId="12">
+  <w:abstractNum w:abstractNumId="14">
     <w:nsid w:val="2F226BE2"/>
     <w:multiLevelType w:val="hybridMultilevel"/>
     <w:tmpl w:val="BB1005AC"/>
@@ -6447,7 +6111,7 @@
       </w:rPr>
     </w:lvl>
   </w:abstractNum>
-  <w:abstractNum w:abstractNumId="13">
+  <w:abstractNum w:abstractNumId="15">
     <w:nsid w:val="2F5B7130"/>
     <w:multiLevelType w:val="hybridMultilevel"/>
     <w:tmpl w:val="FE2A3E1A"/>
@@ -6560,7 +6224,7 @@
       </w:rPr>
     </w:lvl>
   </w:abstractNum>
-  <w:abstractNum w:abstractNumId="14">
+  <w:abstractNum w:abstractNumId="16">
     <w:nsid w:val="2F73155B"/>
     <w:multiLevelType w:val="hybridMultilevel"/>
     <w:tmpl w:val="C76856F6"/>
@@ -6673,7 +6337,121 @@
       </w:rPr>
     </w:lvl>
   </w:abstractNum>
-  <w:abstractNum w:abstractNumId="15">
+  <w:abstractNum w:abstractNumId="17">
+    <w:nsid w:val="309C052B"/>
+    <w:multiLevelType w:val="hybridMultilevel"/>
+    <w:tmpl w:val="C1B60762"/>
+    <w:lvl w:ilvl="0" w:tplc="8CFE8948">
+      <w:start w:val="1"/>
+      <w:numFmt w:val="bullet"/>
+      <w:lvlText w:val="-"/>
+      <w:lvlJc w:val="left"/>
+      <w:pPr>
+        <w:ind w:left="360" w:hanging="360"/>
+      </w:pPr>
+      <w:rPr>
+        <w:rFonts w:ascii="Yu Gothic" w:eastAsia="Yu Gothic" w:hAnsi="Yu Gothic" w:hint="eastAsia"/>
+        <w:sz w:val="22"/>
+      </w:rPr>
+    </w:lvl>
+    <w:lvl w:ilvl="1" w:tplc="04090003" w:tentative="1">
+      <w:start w:val="1"/>
+      <w:numFmt w:val="bullet"/>
+      <w:lvlText w:val="o"/>
+      <w:lvlJc w:val="left"/>
+      <w:pPr>
+        <w:ind w:left="1080" w:hanging="360"/>
+      </w:pPr>
+      <w:rPr>
+        <w:rFonts w:ascii="Courier New" w:hAnsi="Courier New" w:cs="Courier New" w:hint="default"/>
+      </w:rPr>
+    </w:lvl>
+    <w:lvl w:ilvl="2" w:tplc="04090005" w:tentative="1">
+      <w:start w:val="1"/>
+      <w:numFmt w:val="bullet"/>
+      <w:lvlText w:val=""/>
+      <w:lvlJc w:val="left"/>
+      <w:pPr>
+        <w:ind w:left="1800" w:hanging="360"/>
+      </w:pPr>
+      <w:rPr>
+        <w:rFonts w:ascii="Wingdings" w:hAnsi="Wingdings" w:hint="default"/>
+      </w:rPr>
+    </w:lvl>
+    <w:lvl w:ilvl="3" w:tplc="04090001" w:tentative="1">
+      <w:start w:val="1"/>
+      <w:numFmt w:val="bullet"/>
+      <w:lvlText w:val=""/>
+      <w:lvlJc w:val="left"/>
+      <w:pPr>
+        <w:ind w:left="2520" w:hanging="360"/>
+      </w:pPr>
+      <w:rPr>
+        <w:rFonts w:ascii="Symbol" w:hAnsi="Symbol" w:hint="default"/>
+      </w:rPr>
+    </w:lvl>
+    <w:lvl w:ilvl="4" w:tplc="04090003" w:tentative="1">
+      <w:start w:val="1"/>
+      <w:numFmt w:val="bullet"/>
+      <w:lvlText w:val="o"/>
+      <w:lvlJc w:val="left"/>
+      <w:pPr>
+        <w:ind w:left="3240" w:hanging="360"/>
+      </w:pPr>
+      <w:rPr>
+        <w:rFonts w:ascii="Courier New" w:hAnsi="Courier New" w:cs="Courier New" w:hint="default"/>
+      </w:rPr>
+    </w:lvl>
+    <w:lvl w:ilvl="5" w:tplc="04090005" w:tentative="1">
+      <w:start w:val="1"/>
+      <w:numFmt w:val="bullet"/>
+      <w:lvlText w:val=""/>
+      <w:lvlJc w:val="left"/>
+      <w:pPr>
+        <w:ind w:left="3960" w:hanging="360"/>
+      </w:pPr>
+      <w:rPr>
+        <w:rFonts w:ascii="Wingdings" w:hAnsi="Wingdings" w:hint="default"/>
+      </w:rPr>
+    </w:lvl>
+    <w:lvl w:ilvl="6" w:tplc="04090001" w:tentative="1">
+      <w:start w:val="1"/>
+      <w:numFmt w:val="bullet"/>
+      <w:lvlText w:val=""/>
+      <w:lvlJc w:val="left"/>
+      <w:pPr>
+        <w:ind w:left="4680" w:hanging="360"/>
+      </w:pPr>
+      <w:rPr>
+        <w:rFonts w:ascii="Symbol" w:hAnsi="Symbol" w:hint="default"/>
+      </w:rPr>
+    </w:lvl>
+    <w:lvl w:ilvl="7" w:tplc="04090003" w:tentative="1">
+      <w:start w:val="1"/>
+      <w:numFmt w:val="bullet"/>
+      <w:lvlText w:val="o"/>
+      <w:lvlJc w:val="left"/>
+      <w:pPr>
+        <w:ind w:left="5400" w:hanging="360"/>
+      </w:pPr>
+      <w:rPr>
+        <w:rFonts w:ascii="Courier New" w:hAnsi="Courier New" w:cs="Courier New" w:hint="default"/>
+      </w:rPr>
+    </w:lvl>
+    <w:lvl w:ilvl="8" w:tplc="04090005" w:tentative="1">
+      <w:start w:val="1"/>
+      <w:numFmt w:val="bullet"/>
+      <w:lvlText w:val=""/>
+      <w:lvlJc w:val="left"/>
+      <w:pPr>
+        <w:ind w:left="6120" w:hanging="360"/>
+      </w:pPr>
+      <w:rPr>
+        <w:rFonts w:ascii="Wingdings" w:hAnsi="Wingdings" w:hint="default"/>
+      </w:rPr>
+    </w:lvl>
+  </w:abstractNum>
+  <w:abstractNum w:abstractNumId="18">
     <w:nsid w:val="334777AF"/>
     <w:multiLevelType w:val="hybridMultilevel"/>
     <w:tmpl w:val="A17CC1A6"/>
@@ -6786,7 +6564,93 @@
       </w:rPr>
     </w:lvl>
   </w:abstractNum>
-  <w:abstractNum w:abstractNumId="16">
+  <w:abstractNum w:abstractNumId="19">
+    <w:nsid w:val="33A74D52"/>
+    <w:multiLevelType w:val="hybridMultilevel"/>
+    <w:tmpl w:val="ECD6719C"/>
+    <w:lvl w:ilvl="0" w:tplc="0409000F">
+      <w:start w:val="1"/>
+      <w:numFmt w:val="decimal"/>
+      <w:lvlText w:val="%1."/>
+      <w:lvlJc w:val="left"/>
+      <w:pPr>
+        <w:ind w:left="720" w:hanging="360"/>
+      </w:pPr>
+    </w:lvl>
+    <w:lvl w:ilvl="1" w:tplc="04090019" w:tentative="1">
+      <w:start w:val="1"/>
+      <w:numFmt w:val="lowerLetter"/>
+      <w:lvlText w:val="%2."/>
+      <w:lvlJc w:val="left"/>
+      <w:pPr>
+        <w:ind w:left="1440" w:hanging="360"/>
+      </w:pPr>
+    </w:lvl>
+    <w:lvl w:ilvl="2" w:tplc="0409001B" w:tentative="1">
+      <w:start w:val="1"/>
+      <w:numFmt w:val="lowerRoman"/>
+      <w:lvlText w:val="%3."/>
+      <w:lvlJc w:val="right"/>
+      <w:pPr>
+        <w:ind w:left="2160" w:hanging="180"/>
+      </w:pPr>
+    </w:lvl>
+    <w:lvl w:ilvl="3" w:tplc="0409000F" w:tentative="1">
+      <w:start w:val="1"/>
+      <w:numFmt w:val="decimal"/>
+      <w:lvlText w:val="%4."/>
+      <w:lvlJc w:val="left"/>
+      <w:pPr>
+        <w:ind w:left="2880" w:hanging="360"/>
+      </w:pPr>
+    </w:lvl>
+    <w:lvl w:ilvl="4" w:tplc="04090019" w:tentative="1">
+      <w:start w:val="1"/>
+      <w:numFmt w:val="lowerLetter"/>
+      <w:lvlText w:val="%5."/>
+      <w:lvlJc w:val="left"/>
+      <w:pPr>
+        <w:ind w:left="3600" w:hanging="360"/>
+      </w:pPr>
+    </w:lvl>
+    <w:lvl w:ilvl="5" w:tplc="0409001B" w:tentative="1">
+      <w:start w:val="1"/>
+      <w:numFmt w:val="lowerRoman"/>
+      <w:lvlText w:val="%6."/>
+      <w:lvlJc w:val="right"/>
+      <w:pPr>
+        <w:ind w:left="4320" w:hanging="180"/>
+      </w:pPr>
+    </w:lvl>
+    <w:lvl w:ilvl="6" w:tplc="0409000F" w:tentative="1">
+      <w:start w:val="1"/>
+      <w:numFmt w:val="decimal"/>
+      <w:lvlText w:val="%7."/>
+      <w:lvlJc w:val="left"/>
+      <w:pPr>
+        <w:ind w:left="5040" w:hanging="360"/>
+      </w:pPr>
+    </w:lvl>
+    <w:lvl w:ilvl="7" w:tplc="04090019" w:tentative="1">
+      <w:start w:val="1"/>
+      <w:numFmt w:val="lowerLetter"/>
+      <w:lvlText w:val="%8."/>
+      <w:lvlJc w:val="left"/>
+      <w:pPr>
+        <w:ind w:left="5760" w:hanging="360"/>
+      </w:pPr>
+    </w:lvl>
+    <w:lvl w:ilvl="8" w:tplc="0409001B" w:tentative="1">
+      <w:start w:val="1"/>
+      <w:numFmt w:val="lowerRoman"/>
+      <w:lvlText w:val="%9."/>
+      <w:lvlJc w:val="right"/>
+      <w:pPr>
+        <w:ind w:left="6480" w:hanging="180"/>
+      </w:pPr>
+    </w:lvl>
+  </w:abstractNum>
+  <w:abstractNum w:abstractNumId="20">
     <w:nsid w:val="37921EE2"/>
     <w:multiLevelType w:val="hybridMultilevel"/>
     <w:tmpl w:val="BF7A2574"/>
@@ -6899,7 +6763,7 @@
       </w:rPr>
     </w:lvl>
   </w:abstractNum>
-  <w:abstractNum w:abstractNumId="17">
+  <w:abstractNum w:abstractNumId="21">
     <w:nsid w:val="40745A8C"/>
     <w:multiLevelType w:val="multilevel"/>
     <w:tmpl w:val="EB3CEF12"/>
@@ -7048,7 +6912,7 @@
       </w:rPr>
     </w:lvl>
   </w:abstractNum>
-  <w:abstractNum w:abstractNumId="18">
+  <w:abstractNum w:abstractNumId="22">
     <w:nsid w:val="4154681F"/>
     <w:multiLevelType w:val="hybridMultilevel"/>
     <w:tmpl w:val="61F0BC8C"/>
@@ -7161,7 +7025,7 @@
       </w:rPr>
     </w:lvl>
   </w:abstractNum>
-  <w:abstractNum w:abstractNumId="19">
+  <w:abstractNum w:abstractNumId="23">
     <w:nsid w:val="42A615F9"/>
     <w:multiLevelType w:val="hybridMultilevel"/>
     <w:tmpl w:val="38D47680"/>
@@ -7274,7 +7138,7 @@
       </w:rPr>
     </w:lvl>
   </w:abstractNum>
-  <w:abstractNum w:abstractNumId="20">
+  <w:abstractNum w:abstractNumId="24">
     <w:nsid w:val="47246FCE"/>
     <w:multiLevelType w:val="hybridMultilevel"/>
     <w:tmpl w:val="0E6A37BC"/>
@@ -7387,7 +7251,7 @@
       </w:rPr>
     </w:lvl>
   </w:abstractNum>
-  <w:abstractNum w:abstractNumId="21">
+  <w:abstractNum w:abstractNumId="25">
     <w:nsid w:val="499C221E"/>
     <w:multiLevelType w:val="hybridMultilevel"/>
     <w:tmpl w:val="46C8C870"/>
@@ -7500,7 +7364,121 @@
       </w:rPr>
     </w:lvl>
   </w:abstractNum>
-  <w:abstractNum w:abstractNumId="22">
+  <w:abstractNum w:abstractNumId="26">
+    <w:nsid w:val="503004C2"/>
+    <w:multiLevelType w:val="hybridMultilevel"/>
+    <w:tmpl w:val="843683CC"/>
+    <w:lvl w:ilvl="0" w:tplc="4B22CC20">
+      <w:start w:val="1"/>
+      <w:numFmt w:val="bullet"/>
+      <w:lvlText w:val="-"/>
+      <w:lvlJc w:val="left"/>
+      <w:pPr>
+        <w:ind w:left="360" w:hanging="360"/>
+      </w:pPr>
+      <w:rPr>
+        <w:rFonts w:ascii="Yu Gothic" w:eastAsia="Yu Gothic" w:hAnsi="Yu Gothic" w:hint="eastAsia"/>
+        <w:sz w:val="22"/>
+      </w:rPr>
+    </w:lvl>
+    <w:lvl w:ilvl="1" w:tplc="04090003" w:tentative="1">
+      <w:start w:val="1"/>
+      <w:numFmt w:val="bullet"/>
+      <w:lvlText w:val="o"/>
+      <w:lvlJc w:val="left"/>
+      <w:pPr>
+        <w:ind w:left="1080" w:hanging="360"/>
+      </w:pPr>
+      <w:rPr>
+        <w:rFonts w:ascii="Courier New" w:hAnsi="Courier New" w:cs="Courier New" w:hint="default"/>
+      </w:rPr>
+    </w:lvl>
+    <w:lvl w:ilvl="2" w:tplc="04090005" w:tentative="1">
+      <w:start w:val="1"/>
+      <w:numFmt w:val="bullet"/>
+      <w:lvlText w:val=""/>
+      <w:lvlJc w:val="left"/>
+      <w:pPr>
+        <w:ind w:left="1800" w:hanging="360"/>
+      </w:pPr>
+      <w:rPr>
+        <w:rFonts w:ascii="Wingdings" w:hAnsi="Wingdings" w:hint="default"/>
+      </w:rPr>
+    </w:lvl>
+    <w:lvl w:ilvl="3" w:tplc="04090001" w:tentative="1">
+      <w:start w:val="1"/>
+      <w:numFmt w:val="bullet"/>
+      <w:lvlText w:val=""/>
+      <w:lvlJc w:val="left"/>
+      <w:pPr>
+        <w:ind w:left="2520" w:hanging="360"/>
+      </w:pPr>
+      <w:rPr>
+        <w:rFonts w:ascii="Symbol" w:hAnsi="Symbol" w:hint="default"/>
+      </w:rPr>
+    </w:lvl>
+    <w:lvl w:ilvl="4" w:tplc="04090003" w:tentative="1">
+      <w:start w:val="1"/>
+      <w:numFmt w:val="bullet"/>
+      <w:lvlText w:val="o"/>
+      <w:lvlJc w:val="left"/>
+      <w:pPr>
+        <w:ind w:left="3240" w:hanging="360"/>
+      </w:pPr>
+      <w:rPr>
+        <w:rFonts w:ascii="Courier New" w:hAnsi="Courier New" w:cs="Courier New" w:hint="default"/>
+      </w:rPr>
+    </w:lvl>
+    <w:lvl w:ilvl="5" w:tplc="04090005" w:tentative="1">
+      <w:start w:val="1"/>
+      <w:numFmt w:val="bullet"/>
+      <w:lvlText w:val=""/>
+      <w:lvlJc w:val="left"/>
+      <w:pPr>
+        <w:ind w:left="3960" w:hanging="360"/>
+      </w:pPr>
+      <w:rPr>
+        <w:rFonts w:ascii="Wingdings" w:hAnsi="Wingdings" w:hint="default"/>
+      </w:rPr>
+    </w:lvl>
+    <w:lvl w:ilvl="6" w:tplc="04090001" w:tentative="1">
+      <w:start w:val="1"/>
+      <w:numFmt w:val="bullet"/>
+      <w:lvlText w:val=""/>
+      <w:lvlJc w:val="left"/>
+      <w:pPr>
+        <w:ind w:left="4680" w:hanging="360"/>
+      </w:pPr>
+      <w:rPr>
+        <w:rFonts w:ascii="Symbol" w:hAnsi="Symbol" w:hint="default"/>
+      </w:rPr>
+    </w:lvl>
+    <w:lvl w:ilvl="7" w:tplc="04090003" w:tentative="1">
+      <w:start w:val="1"/>
+      <w:numFmt w:val="bullet"/>
+      <w:lvlText w:val="o"/>
+      <w:lvlJc w:val="left"/>
+      <w:pPr>
+        <w:ind w:left="5400" w:hanging="360"/>
+      </w:pPr>
+      <w:rPr>
+        <w:rFonts w:ascii="Courier New" w:hAnsi="Courier New" w:cs="Courier New" w:hint="default"/>
+      </w:rPr>
+    </w:lvl>
+    <w:lvl w:ilvl="8" w:tplc="04090005" w:tentative="1">
+      <w:start w:val="1"/>
+      <w:numFmt w:val="bullet"/>
+      <w:lvlText w:val=""/>
+      <w:lvlJc w:val="left"/>
+      <w:pPr>
+        <w:ind w:left="6120" w:hanging="360"/>
+      </w:pPr>
+      <w:rPr>
+        <w:rFonts w:ascii="Wingdings" w:hAnsi="Wingdings" w:hint="default"/>
+      </w:rPr>
+    </w:lvl>
+  </w:abstractNum>
+  <w:abstractNum w:abstractNumId="27">
     <w:nsid w:val="541F7259"/>
     <w:multiLevelType w:val="hybridMultilevel"/>
     <w:tmpl w:val="21DAEF7C"/>
@@ -7586,7 +7564,7 @@
       </w:pPr>
     </w:lvl>
   </w:abstractNum>
-  <w:abstractNum w:abstractNumId="23">
+  <w:abstractNum w:abstractNumId="28">
     <w:nsid w:val="550A31FD"/>
     <w:multiLevelType w:val="multilevel"/>
     <w:tmpl w:val="CF1053AA"/>
@@ -7735,7 +7713,7 @@
       </w:rPr>
     </w:lvl>
   </w:abstractNum>
-  <w:abstractNum w:abstractNumId="24">
+  <w:abstractNum w:abstractNumId="29">
     <w:nsid w:val="5580592F"/>
     <w:multiLevelType w:val="hybridMultilevel"/>
     <w:tmpl w:val="3F3AE058"/>
@@ -7848,7 +7826,7 @@
       </w:rPr>
     </w:lvl>
   </w:abstractNum>
-  <w:abstractNum w:abstractNumId="25">
+  <w:abstractNum w:abstractNumId="30">
     <w:nsid w:val="57B336E3"/>
     <w:multiLevelType w:val="hybridMultilevel"/>
     <w:tmpl w:val="DA84A0A6"/>
@@ -7961,7 +7939,7 @@
       </w:rPr>
     </w:lvl>
   </w:abstractNum>
-  <w:abstractNum w:abstractNumId="26">
+  <w:abstractNum w:abstractNumId="31">
     <w:nsid w:val="5A966E2D"/>
     <w:multiLevelType w:val="hybridMultilevel"/>
     <w:tmpl w:val="FAD8C282"/>
@@ -8074,7 +8052,7 @@
       </w:rPr>
     </w:lvl>
   </w:abstractNum>
-  <w:abstractNum w:abstractNumId="27">
+  <w:abstractNum w:abstractNumId="32">
     <w:nsid w:val="61401EC2"/>
     <w:multiLevelType w:val="hybridMultilevel"/>
     <w:tmpl w:val="4244AE2C"/>
@@ -8187,7 +8165,121 @@
       </w:rPr>
     </w:lvl>
   </w:abstractNum>
-  <w:abstractNum w:abstractNumId="28">
+  <w:abstractNum w:abstractNumId="33">
+    <w:nsid w:val="62813EB9"/>
+    <w:multiLevelType w:val="hybridMultilevel"/>
+    <w:tmpl w:val="F1722FB4"/>
+    <w:lvl w:ilvl="0" w:tplc="4B22CC20">
+      <w:start w:val="1"/>
+      <w:numFmt w:val="bullet"/>
+      <w:lvlText w:val="-"/>
+      <w:lvlJc w:val="left"/>
+      <w:pPr>
+        <w:ind w:left="360" w:hanging="360"/>
+      </w:pPr>
+      <w:rPr>
+        <w:rFonts w:ascii="Yu Gothic" w:eastAsia="Yu Gothic" w:hAnsi="Yu Gothic" w:hint="eastAsia"/>
+        <w:sz w:val="22"/>
+      </w:rPr>
+    </w:lvl>
+    <w:lvl w:ilvl="1" w:tplc="04090003" w:tentative="1">
+      <w:start w:val="1"/>
+      <w:numFmt w:val="bullet"/>
+      <w:lvlText w:val="o"/>
+      <w:lvlJc w:val="left"/>
+      <w:pPr>
+        <w:ind w:left="1080" w:hanging="360"/>
+      </w:pPr>
+      <w:rPr>
+        <w:rFonts w:ascii="Courier New" w:hAnsi="Courier New" w:cs="Courier New" w:hint="default"/>
+      </w:rPr>
+    </w:lvl>
+    <w:lvl w:ilvl="2" w:tplc="04090005" w:tentative="1">
+      <w:start w:val="1"/>
+      <w:numFmt w:val="bullet"/>
+      <w:lvlText w:val=""/>
+      <w:lvlJc w:val="left"/>
+      <w:pPr>
+        <w:ind w:left="1800" w:hanging="360"/>
+      </w:pPr>
+      <w:rPr>
+        <w:rFonts w:ascii="Wingdings" w:hAnsi="Wingdings" w:hint="default"/>
+      </w:rPr>
+    </w:lvl>
+    <w:lvl w:ilvl="3" w:tplc="04090001" w:tentative="1">
+      <w:start w:val="1"/>
+      <w:numFmt w:val="bullet"/>
+      <w:lvlText w:val=""/>
+      <w:lvlJc w:val="left"/>
+      <w:pPr>
+        <w:ind w:left="2520" w:hanging="360"/>
+      </w:pPr>
+      <w:rPr>
+        <w:rFonts w:ascii="Symbol" w:hAnsi="Symbol" w:hint="default"/>
+      </w:rPr>
+    </w:lvl>
+    <w:lvl w:ilvl="4" w:tplc="04090003" w:tentative="1">
+      <w:start w:val="1"/>
+      <w:numFmt w:val="bullet"/>
+      <w:lvlText w:val="o"/>
+      <w:lvlJc w:val="left"/>
+      <w:pPr>
+        <w:ind w:left="3240" w:hanging="360"/>
+      </w:pPr>
+      <w:rPr>
+        <w:rFonts w:ascii="Courier New" w:hAnsi="Courier New" w:cs="Courier New" w:hint="default"/>
+      </w:rPr>
+    </w:lvl>
+    <w:lvl w:ilvl="5" w:tplc="04090005" w:tentative="1">
+      <w:start w:val="1"/>
+      <w:numFmt w:val="bullet"/>
+      <w:lvlText w:val=""/>
+      <w:lvlJc w:val="left"/>
+      <w:pPr>
+        <w:ind w:left="3960" w:hanging="360"/>
+      </w:pPr>
+      <w:rPr>
+        <w:rFonts w:ascii="Wingdings" w:hAnsi="Wingdings" w:hint="default"/>
+      </w:rPr>
+    </w:lvl>
+    <w:lvl w:ilvl="6" w:tplc="04090001" w:tentative="1">
+      <w:start w:val="1"/>
+      <w:numFmt w:val="bullet"/>
+      <w:lvlText w:val=""/>
+      <w:lvlJc w:val="left"/>
+      <w:pPr>
+        <w:ind w:left="4680" w:hanging="360"/>
+      </w:pPr>
+      <w:rPr>
+        <w:rFonts w:ascii="Symbol" w:hAnsi="Symbol" w:hint="default"/>
+      </w:rPr>
+    </w:lvl>
+    <w:lvl w:ilvl="7" w:tplc="04090003" w:tentative="1">
+      <w:start w:val="1"/>
+      <w:numFmt w:val="bullet"/>
+      <w:lvlText w:val="o"/>
+      <w:lvlJc w:val="left"/>
+      <w:pPr>
+        <w:ind w:left="5400" w:hanging="360"/>
+      </w:pPr>
+      <w:rPr>
+        <w:rFonts w:ascii="Courier New" w:hAnsi="Courier New" w:cs="Courier New" w:hint="default"/>
+      </w:rPr>
+    </w:lvl>
+    <w:lvl w:ilvl="8" w:tplc="04090005" w:tentative="1">
+      <w:start w:val="1"/>
+      <w:numFmt w:val="bullet"/>
+      <w:lvlText w:val=""/>
+      <w:lvlJc w:val="left"/>
+      <w:pPr>
+        <w:ind w:left="6120" w:hanging="360"/>
+      </w:pPr>
+      <w:rPr>
+        <w:rFonts w:ascii="Wingdings" w:hAnsi="Wingdings" w:hint="default"/>
+      </w:rPr>
+    </w:lvl>
+  </w:abstractNum>
+  <w:abstractNum w:abstractNumId="34">
     <w:nsid w:val="63C42E6E"/>
     <w:multiLevelType w:val="hybridMultilevel"/>
     <w:tmpl w:val="1C4A84F4"/>
@@ -8300,7 +8392,7 @@
       </w:rPr>
     </w:lvl>
   </w:abstractNum>
-  <w:abstractNum w:abstractNumId="29">
+  <w:abstractNum w:abstractNumId="35">
     <w:nsid w:val="658439D6"/>
     <w:multiLevelType w:val="hybridMultilevel"/>
     <w:tmpl w:val="1E0623F0"/>
@@ -8413,7 +8505,97 @@
       </w:rPr>
     </w:lvl>
   </w:abstractNum>
-  <w:abstractNum w:abstractNumId="30">
+  <w:abstractNum w:abstractNumId="36">
+    <w:nsid w:val="6B950234"/>
+    <w:multiLevelType w:val="hybridMultilevel"/>
+    <w:tmpl w:val="798C9036"/>
+    <w:lvl w:ilvl="0" w:tplc="4B22CC20">
+      <w:start w:val="1"/>
+      <w:numFmt w:val="bullet"/>
+      <w:lvlText w:val="-"/>
+      <w:lvlJc w:val="left"/>
+      <w:pPr>
+        <w:ind w:left="360" w:hanging="360"/>
+      </w:pPr>
+      <w:rPr>
+        <w:rFonts w:ascii="Yu Gothic" w:eastAsia="Yu Gothic" w:hAnsi="Yu Gothic" w:hint="eastAsia"/>
+        <w:sz w:val="22"/>
+      </w:rPr>
+    </w:lvl>
+    <w:lvl w:ilvl="1" w:tplc="04090019" w:tentative="1">
+      <w:start w:val="1"/>
+      <w:numFmt w:val="lowerLetter"/>
+      <w:lvlText w:val="%2."/>
+      <w:lvlJc w:val="left"/>
+      <w:pPr>
+        <w:ind w:left="1080" w:hanging="360"/>
+      </w:pPr>
+    </w:lvl>
+    <w:lvl w:ilvl="2" w:tplc="0409001B" w:tentative="1">
+      <w:start w:val="1"/>
+      <w:numFmt w:val="lowerRoman"/>
+      <w:lvlText w:val="%3."/>
+      <w:lvlJc w:val="right"/>
+      <w:pPr>
+        <w:ind w:left="1800" w:hanging="180"/>
+      </w:pPr>
+    </w:lvl>
+    <w:lvl w:ilvl="3" w:tplc="0409000F" w:tentative="1">
+      <w:start w:val="1"/>
+      <w:numFmt w:val="decimal"/>
+      <w:lvlText w:val="%4."/>
+      <w:lvlJc w:val="left"/>
+      <w:pPr>
+        <w:ind w:left="2520" w:hanging="360"/>
+      </w:pPr>
+    </w:lvl>
+    <w:lvl w:ilvl="4" w:tplc="04090019" w:tentative="1">
+      <w:start w:val="1"/>
+      <w:numFmt w:val="lowerLetter"/>
+      <w:lvlText w:val="%5."/>
+      <w:lvlJc w:val="left"/>
+      <w:pPr>
+        <w:ind w:left="3240" w:hanging="360"/>
+      </w:pPr>
+    </w:lvl>
+    <w:lvl w:ilvl="5" w:tplc="0409001B" w:tentative="1">
+      <w:start w:val="1"/>
+      <w:numFmt w:val="lowerRoman"/>
+      <w:lvlText w:val="%6."/>
+      <w:lvlJc w:val="right"/>
+      <w:pPr>
+        <w:ind w:left="3960" w:hanging="180"/>
+      </w:pPr>
+    </w:lvl>
+    <w:lvl w:ilvl="6" w:tplc="0409000F" w:tentative="1">
+      <w:start w:val="1"/>
+      <w:numFmt w:val="decimal"/>
+      <w:lvlText w:val="%7."/>
+      <w:lvlJc w:val="left"/>
+      <w:pPr>
+        <w:ind w:left="4680" w:hanging="360"/>
+      </w:pPr>
+    </w:lvl>
+    <w:lvl w:ilvl="7" w:tplc="04090019" w:tentative="1">
+      <w:start w:val="1"/>
+      <w:numFmt w:val="lowerLetter"/>
+      <w:lvlText w:val="%8."/>
+      <w:lvlJc w:val="left"/>
+      <w:pPr>
+        <w:ind w:left="5400" w:hanging="360"/>
+      </w:pPr>
+    </w:lvl>
+    <w:lvl w:ilvl="8" w:tplc="0409001B" w:tentative="1">
+      <w:start w:val="1"/>
+      <w:numFmt w:val="lowerRoman"/>
+      <w:lvlText w:val="%9."/>
+      <w:lvlJc w:val="right"/>
+      <w:pPr>
+        <w:ind w:left="6120" w:hanging="180"/>
+      </w:pPr>
+    </w:lvl>
+  </w:abstractNum>
+  <w:abstractNum w:abstractNumId="37">
     <w:nsid w:val="6D5070CE"/>
     <w:multiLevelType w:val="hybridMultilevel"/>
     <w:tmpl w:val="CD0267C2"/>
@@ -8526,7 +8708,7 @@
       </w:rPr>
     </w:lvl>
   </w:abstractNum>
-  <w:abstractNum w:abstractNumId="31">
+  <w:abstractNum w:abstractNumId="38">
     <w:nsid w:val="6F3B6F99"/>
     <w:multiLevelType w:val="hybridMultilevel"/>
     <w:tmpl w:val="24DC63F2"/>
@@ -8639,7 +8821,7 @@
       </w:rPr>
     </w:lvl>
   </w:abstractNum>
-  <w:abstractNum w:abstractNumId="32">
+  <w:abstractNum w:abstractNumId="39">
     <w:nsid w:val="748844DD"/>
     <w:multiLevelType w:val="hybridMultilevel"/>
     <w:tmpl w:val="108891C2"/>
@@ -8752,7 +8934,7 @@
       </w:rPr>
     </w:lvl>
   </w:abstractNum>
-  <w:abstractNum w:abstractNumId="33">
+  <w:abstractNum w:abstractNumId="40">
     <w:nsid w:val="74FA6D96"/>
     <w:multiLevelType w:val="hybridMultilevel"/>
     <w:tmpl w:val="A308DCE6"/>
@@ -8841,7 +9023,7 @@
       </w:pPr>
     </w:lvl>
   </w:abstractNum>
-  <w:abstractNum w:abstractNumId="34">
+  <w:abstractNum w:abstractNumId="41">
     <w:nsid w:val="78732326"/>
     <w:multiLevelType w:val="hybridMultilevel"/>
     <w:tmpl w:val="2D9AF204"/>
@@ -8954,7 +9136,7 @@
       </w:rPr>
     </w:lvl>
   </w:abstractNum>
-  <w:abstractNum w:abstractNumId="35">
+  <w:abstractNum w:abstractNumId="42">
     <w:nsid w:val="7B3F7699"/>
     <w:multiLevelType w:val="hybridMultilevel"/>
     <w:tmpl w:val="34DE97F4"/>
@@ -9067,7 +9249,7 @@
       </w:rPr>
     </w:lvl>
   </w:abstractNum>
-  <w:abstractNum w:abstractNumId="36">
+  <w:abstractNum w:abstractNumId="43">
     <w:nsid w:val="7F292910"/>
     <w:multiLevelType w:val="hybridMultilevel"/>
     <w:tmpl w:val="0F22ED9A"/>
@@ -9180,116 +9362,254 @@
       </w:rPr>
     </w:lvl>
   </w:abstractNum>
+  <w:abstractNum w:abstractNumId="44">
+    <w:nsid w:val="7FE712A5"/>
+    <w:multiLevelType w:val="hybridMultilevel"/>
+    <w:tmpl w:val="1CC89F94"/>
+    <w:lvl w:ilvl="0" w:tplc="68A4DBBE">
+      <w:start w:val="1"/>
+      <w:numFmt w:val="bullet"/>
+      <w:lvlText w:val="-"/>
+      <w:lvlJc w:val="left"/>
+      <w:pPr>
+        <w:ind w:left="360" w:hanging="360"/>
+      </w:pPr>
+      <w:rPr>
+        <w:rFonts w:ascii="Yu Gothic" w:eastAsia="Yu Gothic" w:hAnsi="Yu Gothic" w:hint="eastAsia"/>
+        <w:sz w:val="22"/>
+      </w:rPr>
+    </w:lvl>
+    <w:lvl w:ilvl="1" w:tplc="04090003" w:tentative="1">
+      <w:start w:val="1"/>
+      <w:numFmt w:val="bullet"/>
+      <w:lvlText w:val="o"/>
+      <w:lvlJc w:val="left"/>
+      <w:pPr>
+        <w:ind w:left="1080" w:hanging="360"/>
+      </w:pPr>
+      <w:rPr>
+        <w:rFonts w:ascii="Courier New" w:hAnsi="Courier New" w:cs="Courier New" w:hint="default"/>
+      </w:rPr>
+    </w:lvl>
+    <w:lvl w:ilvl="2" w:tplc="04090005" w:tentative="1">
+      <w:start w:val="1"/>
+      <w:numFmt w:val="bullet"/>
+      <w:lvlText w:val=""/>
+      <w:lvlJc w:val="left"/>
+      <w:pPr>
+        <w:ind w:left="1800" w:hanging="360"/>
+      </w:pPr>
+      <w:rPr>
+        <w:rFonts w:ascii="Wingdings" w:hAnsi="Wingdings" w:hint="default"/>
+      </w:rPr>
+    </w:lvl>
+    <w:lvl w:ilvl="3" w:tplc="04090001" w:tentative="1">
+      <w:start w:val="1"/>
+      <w:numFmt w:val="bullet"/>
+      <w:lvlText w:val=""/>
+      <w:lvlJc w:val="left"/>
+      <w:pPr>
+        <w:ind w:left="2520" w:hanging="360"/>
+      </w:pPr>
+      <w:rPr>
+        <w:rFonts w:ascii="Symbol" w:hAnsi="Symbol" w:hint="default"/>
+      </w:rPr>
+    </w:lvl>
+    <w:lvl w:ilvl="4" w:tplc="04090003" w:tentative="1">
+      <w:start w:val="1"/>
+      <w:numFmt w:val="bullet"/>
+      <w:lvlText w:val="o"/>
+      <w:lvlJc w:val="left"/>
+      <w:pPr>
+        <w:ind w:left="3240" w:hanging="360"/>
+      </w:pPr>
+      <w:rPr>
+        <w:rFonts w:ascii="Courier New" w:hAnsi="Courier New" w:cs="Courier New" w:hint="default"/>
+      </w:rPr>
+    </w:lvl>
+    <w:lvl w:ilvl="5" w:tplc="04090005" w:tentative="1">
+      <w:start w:val="1"/>
+      <w:numFmt w:val="bullet"/>
+      <w:lvlText w:val=""/>
+      <w:lvlJc w:val="left"/>
+      <w:pPr>
+        <w:ind w:left="3960" w:hanging="360"/>
+      </w:pPr>
+      <w:rPr>
+        <w:rFonts w:ascii="Wingdings" w:hAnsi="Wingdings" w:hint="default"/>
+      </w:rPr>
+    </w:lvl>
+    <w:lvl w:ilvl="6" w:tplc="04090001" w:tentative="1">
+      <w:start w:val="1"/>
+      <w:numFmt w:val="bullet"/>
+      <w:lvlText w:val=""/>
+      <w:lvlJc w:val="left"/>
+      <w:pPr>
+        <w:ind w:left="4680" w:hanging="360"/>
+      </w:pPr>
+      <w:rPr>
+        <w:rFonts w:ascii="Symbol" w:hAnsi="Symbol" w:hint="default"/>
+      </w:rPr>
+    </w:lvl>
+    <w:lvl w:ilvl="7" w:tplc="04090003" w:tentative="1">
+      <w:start w:val="1"/>
+      <w:numFmt w:val="bullet"/>
+      <w:lvlText w:val="o"/>
+      <w:lvlJc w:val="left"/>
+      <w:pPr>
+        <w:ind w:left="5400" w:hanging="360"/>
+      </w:pPr>
+      <w:rPr>
+        <w:rFonts w:ascii="Courier New" w:hAnsi="Courier New" w:cs="Courier New" w:hint="default"/>
+      </w:rPr>
+    </w:lvl>
+    <w:lvl w:ilvl="8" w:tplc="04090005" w:tentative="1">
+      <w:start w:val="1"/>
+      <w:numFmt w:val="bullet"/>
+      <w:lvlText w:val=""/>
+      <w:lvlJc w:val="left"/>
+      <w:pPr>
+        <w:ind w:left="6120" w:hanging="360"/>
+      </w:pPr>
+      <w:rPr>
+        <w:rFonts w:ascii="Wingdings" w:hAnsi="Wingdings" w:hint="default"/>
+      </w:rPr>
+    </w:lvl>
+  </w:abstractNum>
   <w:num w:numId="1">
-    <w:abstractNumId w:val="10"/>
+    <w:abstractNumId w:val="12"/>
   </w:num>
   <w:num w:numId="2">
-    <w:abstractNumId w:val="11"/>
+    <w:abstractNumId w:val="13"/>
   </w:num>
   <w:num w:numId="3">
-    <w:abstractNumId w:val="6"/>
+    <w:abstractNumId w:val="7"/>
   </w:num>
   <w:num w:numId="4">
-    <w:abstractNumId w:val="23"/>
+    <w:abstractNumId w:val="28"/>
   </w:num>
   <w:num w:numId="5">
+    <w:abstractNumId w:val="37"/>
+  </w:num>
+  <w:num w:numId="6">
+    <w:abstractNumId w:val="18"/>
+  </w:num>
+  <w:num w:numId="7">
+    <w:abstractNumId w:val="29"/>
+  </w:num>
+  <w:num w:numId="8">
     <w:abstractNumId w:val="30"/>
   </w:num>
-  <w:num w:numId="6">
-    <w:abstractNumId w:val="15"/>
-  </w:num>
-  <w:num w:numId="7">
-    <w:abstractNumId w:val="24"/>
-  </w:num>
-  <w:num w:numId="8">
-    <w:abstractNumId w:val="25"/>
-  </w:num>
   <w:num w:numId="9">
-    <w:abstractNumId w:val="31"/>
+    <w:abstractNumId w:val="38"/>
   </w:num>
   <w:num w:numId="10">
-    <w:abstractNumId w:val="18"/>
+    <w:abstractNumId w:val="22"/>
   </w:num>
   <w:num w:numId="11">
-    <w:abstractNumId w:val="36"/>
+    <w:abstractNumId w:val="43"/>
   </w:num>
   <w:num w:numId="12">
-    <w:abstractNumId w:val="35"/>
+    <w:abstractNumId w:val="42"/>
   </w:num>
   <w:num w:numId="13">
-    <w:abstractNumId w:val="16"/>
+    <w:abstractNumId w:val="20"/>
   </w:num>
   <w:num w:numId="14">
-    <w:abstractNumId w:val="34"/>
+    <w:abstractNumId w:val="41"/>
   </w:num>
   <w:num w:numId="15">
-    <w:abstractNumId w:val="3"/>
+    <w:abstractNumId w:val="4"/>
   </w:num>
   <w:num w:numId="16">
-    <w:abstractNumId w:val="22"/>
+    <w:abstractNumId w:val="27"/>
   </w:num>
   <w:num w:numId="17">
     <w:abstractNumId w:val="0"/>
   </w:num>
   <w:num w:numId="18">
-    <w:abstractNumId w:val="8"/>
+    <w:abstractNumId w:val="9"/>
   </w:num>
   <w:num w:numId="19">
-    <w:abstractNumId w:val="33"/>
+    <w:abstractNumId w:val="40"/>
   </w:num>
   <w:num w:numId="20">
-    <w:abstractNumId w:val="29"/>
+    <w:abstractNumId w:val="35"/>
   </w:num>
   <w:num w:numId="21">
     <w:abstractNumId w:val="1"/>
   </w:num>
   <w:num w:numId="22">
+    <w:abstractNumId w:val="3"/>
+  </w:num>
+  <w:num w:numId="23">
+    <w:abstractNumId w:val="5"/>
+  </w:num>
+  <w:num w:numId="24">
+    <w:abstractNumId w:val="21"/>
+  </w:num>
+  <w:num w:numId="25">
+    <w:abstractNumId w:val="6"/>
+  </w:num>
+  <w:num w:numId="26">
+    <w:abstractNumId w:val="25"/>
+  </w:num>
+  <w:num w:numId="27">
+    <w:abstractNumId w:val="34"/>
+  </w:num>
+  <w:num w:numId="28">
+    <w:abstractNumId w:val="31"/>
+  </w:num>
+  <w:num w:numId="29">
+    <w:abstractNumId w:val="8"/>
+  </w:num>
+  <w:num w:numId="30">
+    <w:abstractNumId w:val="32"/>
+  </w:num>
+  <w:num w:numId="31">
+    <w:abstractNumId w:val="39"/>
+  </w:num>
+  <w:num w:numId="32">
+    <w:abstractNumId w:val="23"/>
+  </w:num>
+  <w:num w:numId="33">
+    <w:abstractNumId w:val="16"/>
+  </w:num>
+  <w:num w:numId="34">
+    <w:abstractNumId w:val="11"/>
+  </w:num>
+  <w:num w:numId="35">
+    <w:abstractNumId w:val="14"/>
+  </w:num>
+  <w:num w:numId="36">
+    <w:abstractNumId w:val="15"/>
+  </w:num>
+  <w:num w:numId="37">
+    <w:abstractNumId w:val="24"/>
+  </w:num>
+  <w:num w:numId="38">
+    <w:abstractNumId w:val="17"/>
+  </w:num>
+  <w:num w:numId="39">
+    <w:abstractNumId w:val="44"/>
+  </w:num>
+  <w:num w:numId="40">
+    <w:abstractNumId w:val="10"/>
+  </w:num>
+  <w:num w:numId="41">
     <w:abstractNumId w:val="2"/>
   </w:num>
-  <w:num w:numId="23">
-    <w:abstractNumId w:val="4"/>
-  </w:num>
-  <w:num w:numId="24">
-    <w:abstractNumId w:val="17"/>
-  </w:num>
-  <w:num w:numId="25">
-    <w:abstractNumId w:val="5"/>
-  </w:num>
-  <w:num w:numId="26">
-    <w:abstractNumId w:val="21"/>
-  </w:num>
-  <w:num w:numId="27">
-    <w:abstractNumId w:val="28"/>
-  </w:num>
-  <w:num w:numId="28">
-    <w:abstractNumId w:val="26"/>
-  </w:num>
-  <w:num w:numId="29">
-    <w:abstractNumId w:val="7"/>
-  </w:num>
-  <w:num w:numId="30">
-    <w:abstractNumId w:val="27"/>
-  </w:num>
-  <w:num w:numId="31">
-    <w:abstractNumId w:val="32"/>
-  </w:num>
-  <w:num w:numId="32">
+  <w:num w:numId="42">
     <w:abstractNumId w:val="19"/>
   </w:num>
-  <w:num w:numId="33">
-    <w:abstractNumId w:val="14"/>
+  <w:num w:numId="43">
+    <w:abstractNumId w:val="36"/>
   </w:num>
-  <w:num w:numId="34">
-    <w:abstractNumId w:val="9"/>
+  <w:num w:numId="44">
+    <w:abstractNumId w:val="33"/>
   </w:num>
-  <w:num w:numId="35">
-    <w:abstractNumId w:val="12"/>
-  </w:num>
-  <w:num w:numId="36">
-    <w:abstractNumId w:val="13"/>
-  </w:num>
-  <w:num w:numId="37">
-    <w:abstractNumId w:val="20"/>
+  <w:num w:numId="45">
+    <w:abstractNumId w:val="26"/>
   </w:num>
   <w:numIdMacAtCleanup w:val="8"/>
 </w:numbering>
@@ -10285,7 +10605,7 @@
 </file>
 
 <file path=customXml/itemProps1.xml><?xml version="1.0" encoding="utf-8"?>
-<ds:datastoreItem xmlns:ds="http://schemas.openxmlformats.org/officeDocument/2006/customXml" ds:itemID="{E8A5421C-29E6-4CA5-ADD0-F973DBEAE02B}">
+<ds:datastoreItem xmlns:ds="http://schemas.openxmlformats.org/officeDocument/2006/customXml" ds:itemID="{D965ECB5-0EE4-470C-A611-A6099CD6C159}">
   <ds:schemaRefs>
     <ds:schemaRef ds:uri="http://schemas.openxmlformats.org/officeDocument/2006/bibliography"/>
   </ds:schemaRefs>

--- a/William/PHP Backend/William_Jackson.docx
+++ b/William/PHP Backend/William_Jackson.docx
@@ -148,66 +148,12 @@
             </w:pPr>
             <w:r>
               <w:rPr>
-                <w:rFonts w:ascii="Arial" w:eastAsia="Arial" w:hAnsi="Arial" w:cs="Arial"/>
+                <w:rFonts w:ascii="Arial" w:hAnsi="Arial" w:cs="Arial"/>
                 <w:color w:val="FFFFFF"/>
                 <w:sz w:val="17"/>
                 <w:szCs w:val="17"/>
               </w:rPr>
-              <w:t xml:space="preserve">Wellington, Nevada, United States | </w:t>
-            </w:r>
-            <w:r>
-              <w:rPr>
-                <w:rFonts w:ascii="Arial" w:eastAsia="Arial" w:hAnsi="Arial" w:cs="Arial"/>
-                <w:color w:val="FFFFFF"/>
-                <w:sz w:val="17"/>
-                <w:szCs w:val="17"/>
-              </w:rPr>
-              <w:t>+1 (786) 949-7561</w:t>
-            </w:r>
-            <w:r>
-              <w:rPr>
-                <w:rFonts w:ascii="Arial" w:eastAsia="Arial" w:hAnsi="Arial" w:cs="Arial"/>
-                <w:color w:val="FFFFFF"/>
-                <w:sz w:val="17"/>
-                <w:szCs w:val="17"/>
-              </w:rPr>
-              <w:t xml:space="preserve">| </w:t>
-            </w:r>
-            <w:r>
-              <w:rPr>
-                <w:rFonts w:ascii="Arial" w:eastAsia="Arial" w:hAnsi="Arial" w:cs="Arial"/>
-                <w:color w:val="FFFFFF"/>
-                <w:sz w:val="17"/>
-                <w:szCs w:val="17"/>
-              </w:rPr>
-              <w:t>williamjackson.pro@outlook.com</w:t>
-            </w:r>
-            <w:r>
-              <w:rPr>
-                <w:rFonts w:ascii="Arial" w:eastAsia="Arial" w:hAnsi="Arial" w:cs="Arial"/>
-                <w:color w:val="FFFFFF"/>
-                <w:sz w:val="17"/>
-                <w:szCs w:val="17"/>
-              </w:rPr>
-              <w:t xml:space="preserve"> | </w:t>
-            </w:r>
-            <w:r>
-              <w:rPr>
-                <w:rFonts w:ascii="Arial" w:eastAsia="Arial" w:hAnsi="Arial" w:cs="Arial"/>
-                <w:color w:val="FFFFFF"/>
-                <w:sz w:val="17"/>
-                <w:szCs w:val="17"/>
-              </w:rPr>
-              <w:t>linkedin.com/in/william-jackson-</w:t>
-            </w:r>
-            <w:r>
-              <w:rPr>
-                <w:rFonts w:ascii="Arial" w:eastAsia="Arial" w:hAnsi="Arial" w:cs="Arial"/>
-                <w:color w:val="FFFFFF"/>
-                <w:sz w:val="17"/>
-                <w:szCs w:val="17"/>
-              </w:rPr>
-              <w:t>75b9343b6</w:t>
+              <w:t>Wellington, Nevada, United States | +1 (786) 949-7561| williamjdev@outlook.com | linkedin.com/in/william-jackson-40036a3ba</w:t>
             </w:r>
             <w:bookmarkStart w:id="0" w:name="_GoBack"/>
             <w:bookmarkEnd w:id="0"/>
@@ -10605,7 +10551,7 @@
 </file>
 
 <file path=customXml/itemProps1.xml><?xml version="1.0" encoding="utf-8"?>
-<ds:datastoreItem xmlns:ds="http://schemas.openxmlformats.org/officeDocument/2006/customXml" ds:itemID="{D965ECB5-0EE4-470C-A611-A6099CD6C159}">
+<ds:datastoreItem xmlns:ds="http://schemas.openxmlformats.org/officeDocument/2006/customXml" ds:itemID="{EFDFDB12-B0EF-47F3-8207-B83F908F3F55}">
   <ds:schemaRefs>
     <ds:schemaRef ds:uri="http://schemas.openxmlformats.org/officeDocument/2006/bibliography"/>
   </ds:schemaRefs>

--- a/William/PHP Backend/William_Jackson.docx
+++ b/William/PHP Backend/William_Jackson.docx
@@ -155,8 +155,6 @@
               </w:rPr>
               <w:t>Wellington, Nevada, United States | +1 (786) 949-7561| williamjdev@outlook.com | linkedin.com/in/william-jackson-40036a3ba</w:t>
             </w:r>
-            <w:bookmarkStart w:id="0" w:name="_GoBack"/>
-            <w:bookmarkEnd w:id="0"/>
           </w:p>
         </w:tc>
       </w:tr>
@@ -237,13 +235,39 @@
         </w:rPr>
         <w:t xml:space="preserve"> services and API platforms across </w:t>
       </w:r>
+      <w:r>
+        <w:rPr>
+          <w:rStyle w:val="Strong"/>
+          <w:sz w:val="22"/>
+        </w:rPr>
+        <w:t>SaaS, enterprise workflow, operations, and integration-heavy product environments</w:t>
+      </w:r>
+      <w:r>
+        <w:rPr>
+          <w:sz w:val="22"/>
+        </w:rPr>
+        <w:t xml:space="preserve"> on </w:t>
+      </w:r>
+      <w:r>
+        <w:rPr>
+          <w:rStyle w:val="Strong"/>
+          <w:sz w:val="22"/>
+        </w:rPr>
+        <w:t>AWS-first</w:t>
+      </w:r>
+      <w:r>
+        <w:rPr>
+          <w:sz w:val="22"/>
+        </w:rPr>
+        <w:t xml:space="preserve"> architectures. Strong expertise in </w:t>
+      </w:r>
       <w:proofErr w:type="spellStart"/>
       <w:r>
         <w:rPr>
           <w:rStyle w:val="Strong"/>
           <w:sz w:val="22"/>
         </w:rPr>
-        <w:t>SaaS</w:t>
+        <w:t>Laravel</w:t>
       </w:r>
       <w:proofErr w:type="spellEnd"/>
       <w:r>
@@ -251,26 +275,13 @@
           <w:rStyle w:val="Strong"/>
           <w:sz w:val="22"/>
         </w:rPr>
-        <w:t>, enterprise workflow, operations, and integration-heavy product environments</w:t>
-      </w:r>
-      <w:r>
-        <w:rPr>
-          <w:sz w:val="22"/>
-        </w:rPr>
-        <w:t xml:space="preserve"> on </w:t>
-      </w:r>
-      <w:r>
-        <w:rPr>
-          <w:rStyle w:val="Strong"/>
-          <w:sz w:val="22"/>
-        </w:rPr>
-        <w:t>AWS-first</w:t>
-      </w:r>
-      <w:r>
-        <w:rPr>
-          <w:sz w:val="22"/>
-        </w:rPr>
-        <w:t xml:space="preserve"> architectures. Strong expertise in </w:t>
+        <w:t xml:space="preserve"> 5.8–10</w:t>
+      </w:r>
+      <w:r>
+        <w:rPr>
+          <w:sz w:val="22"/>
+        </w:rPr>
+        <w:t xml:space="preserve">, </w:t>
       </w:r>
       <w:proofErr w:type="spellStart"/>
       <w:r>
@@ -278,7 +289,7 @@
           <w:rStyle w:val="Strong"/>
           <w:sz w:val="22"/>
         </w:rPr>
-        <w:t>Laravel</w:t>
+        <w:t>Symfony</w:t>
       </w:r>
       <w:proofErr w:type="spellEnd"/>
       <w:r>
@@ -286,7 +297,34 @@
           <w:rStyle w:val="Strong"/>
           <w:sz w:val="22"/>
         </w:rPr>
-        <w:t xml:space="preserve"> 5.8–10</w:t>
+        <w:t xml:space="preserve"> 3.4–6</w:t>
+      </w:r>
+      <w:r>
+        <w:rPr>
+          <w:sz w:val="22"/>
+        </w:rPr>
+        <w:t xml:space="preserve">, distributed service design, secure REST and </w:t>
+      </w:r>
+      <w:proofErr w:type="spellStart"/>
+      <w:r>
+        <w:rPr>
+          <w:sz w:val="22"/>
+        </w:rPr>
+        <w:t>GraphQL</w:t>
+      </w:r>
+      <w:proofErr w:type="spellEnd"/>
+      <w:r>
+        <w:rPr>
+          <w:sz w:val="22"/>
+        </w:rPr>
+        <w:t xml:space="preserve"> delivery, and event-driven processing with </w:t>
+      </w:r>
+      <w:r>
+        <w:rPr>
+          <w:rStyle w:val="Strong"/>
+          <w:sz w:val="22"/>
+        </w:rPr>
+        <w:t>Kafka</w:t>
       </w:r>
       <w:r>
         <w:rPr>
@@ -300,60 +338,11 @@
           <w:rStyle w:val="Strong"/>
           <w:sz w:val="22"/>
         </w:rPr>
-        <w:t>Symfony</w:t>
+        <w:t>RabbitMQ</w:t>
       </w:r>
       <w:proofErr w:type="spellEnd"/>
       <w:r>
         <w:rPr>
-          <w:rStyle w:val="Strong"/>
-          <w:sz w:val="22"/>
-        </w:rPr>
-        <w:t xml:space="preserve"> 3.4–6</w:t>
-      </w:r>
-      <w:r>
-        <w:rPr>
-          <w:sz w:val="22"/>
-        </w:rPr>
-        <w:t xml:space="preserve">, distributed service design, secure REST and </w:t>
-      </w:r>
-      <w:proofErr w:type="spellStart"/>
-      <w:r>
-        <w:rPr>
-          <w:sz w:val="22"/>
-        </w:rPr>
-        <w:t>GraphQL</w:t>
-      </w:r>
-      <w:proofErr w:type="spellEnd"/>
-      <w:r>
-        <w:rPr>
-          <w:sz w:val="22"/>
-        </w:rPr>
-        <w:t xml:space="preserve"> delivery, and event-driven processing with </w:t>
-      </w:r>
-      <w:r>
-        <w:rPr>
-          <w:rStyle w:val="Strong"/>
-          <w:sz w:val="22"/>
-        </w:rPr>
-        <w:t>Kafka</w:t>
-      </w:r>
-      <w:r>
-        <w:rPr>
-          <w:sz w:val="22"/>
-        </w:rPr>
-        <w:t xml:space="preserve">, </w:t>
-      </w:r>
-      <w:proofErr w:type="spellStart"/>
-      <w:r>
-        <w:rPr>
-          <w:rStyle w:val="Strong"/>
-          <w:sz w:val="22"/>
-        </w:rPr>
-        <w:t>RabbitMQ</w:t>
-      </w:r>
-      <w:proofErr w:type="spellEnd"/>
-      <w:r>
-        <w:rPr>
           <w:sz w:val="22"/>
         </w:rPr>
         <w:t xml:space="preserve">, and </w:t>
@@ -371,7 +360,6 @@
         </w:rPr>
         <w:t xml:space="preserve">. Deep background in </w:t>
       </w:r>
-      <w:proofErr w:type="spellStart"/>
       <w:r>
         <w:rPr>
           <w:rStyle w:val="Strong"/>
@@ -379,7 +367,6 @@
         </w:rPr>
         <w:t>PostgreSQL</w:t>
       </w:r>
-      <w:proofErr w:type="spellEnd"/>
       <w:r>
         <w:rPr>
           <w:sz w:val="22"/>
@@ -743,13 +730,52 @@
         </w:rPr>
         <w:t xml:space="preserve"> — </w:t>
       </w:r>
+      <w:r>
+        <w:rPr>
+          <w:rStyle w:val="Strong"/>
+          <w:sz w:val="22"/>
+        </w:rPr>
+        <w:t>PostgreSQL 10–16</w:t>
+      </w:r>
+      <w:r>
+        <w:rPr>
+          <w:sz w:val="22"/>
+        </w:rPr>
+        <w:t xml:space="preserve">, </w:t>
+      </w:r>
+      <w:r>
+        <w:rPr>
+          <w:rStyle w:val="Strong"/>
+          <w:sz w:val="22"/>
+        </w:rPr>
+        <w:t>MySQL 5.7–8.0</w:t>
+      </w:r>
+      <w:r>
+        <w:rPr>
+          <w:sz w:val="22"/>
+        </w:rPr>
+        <w:t xml:space="preserve">, </w:t>
+      </w:r>
+      <w:r>
+        <w:rPr>
+          <w:rStyle w:val="Strong"/>
+          <w:sz w:val="22"/>
+        </w:rPr>
+        <w:t>SQL Server 2016–2022</w:t>
+      </w:r>
+      <w:r>
+        <w:rPr>
+          <w:sz w:val="22"/>
+        </w:rPr>
+        <w:t xml:space="preserve">, </w:t>
+      </w:r>
       <w:proofErr w:type="spellStart"/>
       <w:r>
         <w:rPr>
           <w:rStyle w:val="Strong"/>
           <w:sz w:val="22"/>
         </w:rPr>
-        <w:t>PostgreSQL</w:t>
+        <w:t>Redis</w:t>
       </w:r>
       <w:proofErr w:type="spellEnd"/>
       <w:r>
@@ -757,75 +783,13 @@
           <w:rStyle w:val="Strong"/>
           <w:sz w:val="22"/>
         </w:rPr>
-        <w:t xml:space="preserve"> 10–16</w:t>
-      </w:r>
-      <w:r>
-        <w:rPr>
-          <w:sz w:val="22"/>
-        </w:rPr>
-        <w:t xml:space="preserve">, </w:t>
-      </w:r>
-      <w:r>
-        <w:rPr>
-          <w:rStyle w:val="Strong"/>
-          <w:sz w:val="22"/>
-        </w:rPr>
-        <w:t>MySQL 5.7–8.0</w:t>
-      </w:r>
-      <w:r>
-        <w:rPr>
-          <w:sz w:val="22"/>
-        </w:rPr>
-        <w:t xml:space="preserve">, </w:t>
-      </w:r>
-      <w:r>
-        <w:rPr>
-          <w:rStyle w:val="Strong"/>
-          <w:sz w:val="22"/>
-        </w:rPr>
-        <w:t>SQL Server 2016–2022</w:t>
-      </w:r>
-      <w:r>
-        <w:rPr>
-          <w:sz w:val="22"/>
-        </w:rPr>
-        <w:t xml:space="preserve">, </w:t>
-      </w:r>
-      <w:proofErr w:type="spellStart"/>
-      <w:r>
-        <w:rPr>
-          <w:rStyle w:val="Strong"/>
-          <w:sz w:val="22"/>
-        </w:rPr>
-        <w:t>Redis</w:t>
-      </w:r>
-      <w:proofErr w:type="spellEnd"/>
-      <w:r>
-        <w:rPr>
-          <w:rStyle w:val="Strong"/>
-          <w:sz w:val="22"/>
-        </w:rPr>
         <w:t xml:space="preserve"> 5–7</w:t>
       </w:r>
       <w:r>
         <w:rPr>
           <w:sz w:val="22"/>
         </w:rPr>
-        <w:t xml:space="preserve">, </w:t>
-      </w:r>
-      <w:proofErr w:type="spellStart"/>
-      <w:r>
-        <w:rPr>
-          <w:sz w:val="22"/>
-        </w:rPr>
-        <w:t>MongoDB</w:t>
-      </w:r>
-      <w:proofErr w:type="spellEnd"/>
-      <w:r>
-        <w:rPr>
-          <w:sz w:val="22"/>
-        </w:rPr>
-        <w:t xml:space="preserve">, </w:t>
+        <w:t xml:space="preserve">, MongoDB, </w:t>
       </w:r>
       <w:proofErr w:type="spellStart"/>
       <w:r>
@@ -944,56 +908,61 @@
           <w:rStyle w:val="Strong"/>
           <w:sz w:val="22"/>
         </w:rPr>
-        <w:t xml:space="preserve">Cloud &amp; </w:t>
+        <w:t>Cloud &amp; DevOps</w:t>
+      </w:r>
+      <w:r>
+        <w:rPr>
+          <w:sz w:val="22"/>
+        </w:rPr>
+        <w:t xml:space="preserve"> — </w:t>
+      </w:r>
+      <w:r>
+        <w:rPr>
+          <w:rStyle w:val="Strong"/>
+          <w:sz w:val="22"/>
+        </w:rPr>
+        <w:t>AWS</w:t>
+      </w:r>
+      <w:r>
+        <w:rPr>
+          <w:sz w:val="22"/>
+        </w:rPr>
+        <w:t xml:space="preserve">: EKS, ECS, EC2, Lambda, API Gateway, S3, </w:t>
       </w:r>
       <w:proofErr w:type="spellStart"/>
       <w:r>
         <w:rPr>
-          <w:rStyle w:val="Strong"/>
-          <w:sz w:val="22"/>
-        </w:rPr>
-        <w:t>DevOps</w:t>
+          <w:sz w:val="22"/>
+        </w:rPr>
+        <w:t>CloudFront</w:t>
       </w:r>
       <w:proofErr w:type="spellEnd"/>
       <w:r>
         <w:rPr>
           <w:sz w:val="22"/>
         </w:rPr>
-        <w:t xml:space="preserve"> — </w:t>
-      </w:r>
-      <w:r>
-        <w:rPr>
-          <w:rStyle w:val="Strong"/>
-          <w:sz w:val="22"/>
-        </w:rPr>
-        <w:t>AWS</w:t>
-      </w:r>
-      <w:r>
-        <w:rPr>
-          <w:sz w:val="22"/>
-        </w:rPr>
-        <w:t xml:space="preserve">: EKS, ECS, EC2, Lambda, API Gateway, S3, </w:t>
+        <w:t xml:space="preserve">, RDS, </w:t>
       </w:r>
       <w:proofErr w:type="spellStart"/>
       <w:r>
         <w:rPr>
           <w:sz w:val="22"/>
         </w:rPr>
-        <w:t>CloudFront</w:t>
+        <w:t>DynamoDB</w:t>
       </w:r>
       <w:proofErr w:type="spellEnd"/>
       <w:r>
         <w:rPr>
           <w:sz w:val="22"/>
         </w:rPr>
-        <w:t xml:space="preserve">, RDS, </w:t>
+        <w:t xml:space="preserve">, </w:t>
       </w:r>
       <w:proofErr w:type="spellStart"/>
       <w:r>
         <w:rPr>
           <w:sz w:val="22"/>
         </w:rPr>
-        <w:t>DynamoDB</w:t>
+        <w:t>ElastiCache</w:t>
       </w:r>
       <w:proofErr w:type="spellEnd"/>
       <w:r>
@@ -1007,180 +976,96 @@
         <w:rPr>
           <w:sz w:val="22"/>
         </w:rPr>
-        <w:t>ElastiCache</w:t>
+        <w:t>EventBridge</w:t>
       </w:r>
       <w:proofErr w:type="spellEnd"/>
       <w:r>
         <w:rPr>
           <w:sz w:val="22"/>
         </w:rPr>
-        <w:t xml:space="preserve">, </w:t>
+        <w:t xml:space="preserve">, Step Functions, IAM | </w:t>
+      </w:r>
+      <w:r>
+        <w:rPr>
+          <w:rStyle w:val="Strong"/>
+          <w:sz w:val="22"/>
+        </w:rPr>
+        <w:t>Azure</w:t>
+      </w:r>
+      <w:r>
+        <w:rPr>
+          <w:sz w:val="22"/>
+        </w:rPr>
+        <w:t xml:space="preserve">: AKS, App Service, Azure SQL, Service Bus, Key Vault, Application Insights | </w:t>
+      </w:r>
+      <w:r>
+        <w:rPr>
+          <w:rStyle w:val="Strong"/>
+          <w:sz w:val="22"/>
+        </w:rPr>
+        <w:t>GCP</w:t>
+      </w:r>
+      <w:r>
+        <w:rPr>
+          <w:sz w:val="22"/>
+        </w:rPr>
+        <w:t xml:space="preserve">: GKE, Cloud Run, Pub/Sub, Cloud Storage, </w:t>
       </w:r>
       <w:proofErr w:type="spellStart"/>
       <w:r>
         <w:rPr>
           <w:sz w:val="22"/>
         </w:rPr>
-        <w:t>EventBridge</w:t>
+        <w:t>BigQuery</w:t>
       </w:r>
       <w:proofErr w:type="spellEnd"/>
       <w:r>
         <w:rPr>
           <w:sz w:val="22"/>
         </w:rPr>
-        <w:t xml:space="preserve">, Step Functions, IAM | </w:t>
-      </w:r>
-      <w:r>
-        <w:rPr>
-          <w:rStyle w:val="Strong"/>
-          <w:sz w:val="22"/>
-        </w:rPr>
-        <w:t>Azure</w:t>
-      </w:r>
-      <w:r>
-        <w:rPr>
-          <w:sz w:val="22"/>
-        </w:rPr>
-        <w:t xml:space="preserve">: AKS, App Service, Azure SQL, Service Bus, Key Vault, Application Insights | </w:t>
-      </w:r>
-      <w:r>
-        <w:rPr>
-          <w:rStyle w:val="Strong"/>
-          <w:sz w:val="22"/>
-        </w:rPr>
-        <w:t>GCP</w:t>
-      </w:r>
-      <w:r>
-        <w:rPr>
-          <w:sz w:val="22"/>
-        </w:rPr>
-        <w:t xml:space="preserve">: GKE, Cloud Run, Pub/Sub, Cloud Storage, </w:t>
+        <w:t xml:space="preserve"> | Docker, Kubernetes, Helm, Argo CD, </w:t>
       </w:r>
       <w:proofErr w:type="spellStart"/>
       <w:r>
         <w:rPr>
           <w:sz w:val="22"/>
         </w:rPr>
-        <w:t>BigQuery</w:t>
+        <w:t>GitOps</w:t>
       </w:r>
       <w:proofErr w:type="spellEnd"/>
       <w:r>
         <w:rPr>
           <w:sz w:val="22"/>
         </w:rPr>
-        <w:t xml:space="preserve"> | </w:t>
+        <w:t xml:space="preserve">, Terraform, </w:t>
       </w:r>
       <w:proofErr w:type="spellStart"/>
       <w:r>
         <w:rPr>
           <w:sz w:val="22"/>
         </w:rPr>
-        <w:t>Docker</w:t>
+        <w:t>CloudFormation</w:t>
       </w:r>
       <w:proofErr w:type="spellEnd"/>
       <w:r>
         <w:rPr>
           <w:sz w:val="22"/>
         </w:rPr>
-        <w:t xml:space="preserve">, </w:t>
+        <w:t xml:space="preserve"> | GitHub Actions, </w:t>
       </w:r>
       <w:proofErr w:type="spellStart"/>
       <w:r>
         <w:rPr>
           <w:sz w:val="22"/>
         </w:rPr>
-        <w:t>Kubernetes</w:t>
+        <w:t>GitLab</w:t>
       </w:r>
       <w:proofErr w:type="spellEnd"/>
       <w:r>
         <w:rPr>
           <w:sz w:val="22"/>
         </w:rPr>
-        <w:t xml:space="preserve">, Helm, Argo CD, </w:t>
-      </w:r>
-      <w:proofErr w:type="spellStart"/>
-      <w:r>
-        <w:rPr>
-          <w:sz w:val="22"/>
-        </w:rPr>
-        <w:t>GitOps</w:t>
-      </w:r>
-      <w:proofErr w:type="spellEnd"/>
-      <w:r>
-        <w:rPr>
-          <w:sz w:val="22"/>
-        </w:rPr>
-        <w:t xml:space="preserve">, </w:t>
-      </w:r>
-      <w:proofErr w:type="spellStart"/>
-      <w:r>
-        <w:rPr>
-          <w:sz w:val="22"/>
-        </w:rPr>
-        <w:t>Terraform</w:t>
-      </w:r>
-      <w:proofErr w:type="spellEnd"/>
-      <w:r>
-        <w:rPr>
-          <w:sz w:val="22"/>
-        </w:rPr>
-        <w:t xml:space="preserve">, </w:t>
-      </w:r>
-      <w:proofErr w:type="spellStart"/>
-      <w:r>
-        <w:rPr>
-          <w:sz w:val="22"/>
-        </w:rPr>
-        <w:t>CloudFormation</w:t>
-      </w:r>
-      <w:proofErr w:type="spellEnd"/>
-      <w:r>
-        <w:rPr>
-          <w:sz w:val="22"/>
-        </w:rPr>
-        <w:t xml:space="preserve"> | </w:t>
-      </w:r>
-      <w:proofErr w:type="spellStart"/>
-      <w:r>
-        <w:rPr>
-          <w:sz w:val="22"/>
-        </w:rPr>
-        <w:t>GitHub</w:t>
-      </w:r>
-      <w:proofErr w:type="spellEnd"/>
-      <w:r>
-        <w:rPr>
-          <w:sz w:val="22"/>
-        </w:rPr>
-        <w:t xml:space="preserve"> Actions, </w:t>
-      </w:r>
-      <w:proofErr w:type="spellStart"/>
-      <w:r>
-        <w:rPr>
-          <w:sz w:val="22"/>
-        </w:rPr>
-        <w:t>GitLab</w:t>
-      </w:r>
-      <w:proofErr w:type="spellEnd"/>
-      <w:r>
-        <w:rPr>
-          <w:sz w:val="22"/>
-        </w:rPr>
-        <w:t xml:space="preserve"> CI, Jenkins, Azure </w:t>
-      </w:r>
-      <w:proofErr w:type="spellStart"/>
-      <w:r>
-        <w:rPr>
-          <w:sz w:val="22"/>
-        </w:rPr>
-        <w:t>DevOps</w:t>
-      </w:r>
-      <w:proofErr w:type="spellEnd"/>
-      <w:r>
-        <w:rPr>
-          <w:sz w:val="22"/>
-        </w:rPr>
-        <w:t xml:space="preserve">, </w:t>
+        <w:t xml:space="preserve"> CI, Jenkins, Azure DevOps, </w:t>
       </w:r>
       <w:proofErr w:type="spellStart"/>
       <w:r>
@@ -1204,27 +1089,33 @@
           <w:sz w:val="28"/>
         </w:rPr>
       </w:pPr>
+      <w:r>
+        <w:rPr>
+          <w:rStyle w:val="Strong"/>
+          <w:sz w:val="22"/>
+        </w:rPr>
+        <w:t>Observability, Quality &amp; Security</w:t>
+      </w:r>
+      <w:r>
+        <w:rPr>
+          <w:sz w:val="22"/>
+        </w:rPr>
+        <w:t xml:space="preserve"> — </w:t>
+      </w:r>
       <w:proofErr w:type="spellStart"/>
       <w:r>
         <w:rPr>
           <w:rStyle w:val="Strong"/>
           <w:sz w:val="22"/>
         </w:rPr>
-        <w:t>Observability</w:t>
+        <w:t>OpenTelemetry</w:t>
       </w:r>
       <w:proofErr w:type="spellEnd"/>
       <w:r>
         <w:rPr>
-          <w:rStyle w:val="Strong"/>
-          <w:sz w:val="22"/>
-        </w:rPr>
-        <w:t>, Quality &amp; Security</w:t>
-      </w:r>
-      <w:r>
-        <w:rPr>
-          <w:sz w:val="22"/>
-        </w:rPr>
-        <w:t xml:space="preserve"> — </w:t>
+          <w:sz w:val="22"/>
+        </w:rPr>
+        <w:t xml:space="preserve">, </w:t>
       </w:r>
       <w:proofErr w:type="spellStart"/>
       <w:r>
@@ -1232,7 +1123,7 @@
           <w:rStyle w:val="Strong"/>
           <w:sz w:val="22"/>
         </w:rPr>
-        <w:t>OpenTelemetry</w:t>
+        <w:t>Datadog</w:t>
       </w:r>
       <w:proofErr w:type="spellEnd"/>
       <w:r>
@@ -1241,13 +1132,26 @@
         </w:rPr>
         <w:t xml:space="preserve">, </w:t>
       </w:r>
+      <w:r>
+        <w:rPr>
+          <w:rStyle w:val="Strong"/>
+          <w:sz w:val="22"/>
+        </w:rPr>
+        <w:t>Prometheus</w:t>
+      </w:r>
+      <w:r>
+        <w:rPr>
+          <w:sz w:val="22"/>
+        </w:rPr>
+        <w:t xml:space="preserve">, </w:t>
+      </w:r>
       <w:proofErr w:type="spellStart"/>
       <w:r>
         <w:rPr>
           <w:rStyle w:val="Strong"/>
           <w:sz w:val="22"/>
         </w:rPr>
-        <w:t>Datadog</w:t>
+        <w:t>Grafana</w:t>
       </w:r>
       <w:proofErr w:type="spellEnd"/>
       <w:r>
@@ -1261,7 +1165,7 @@
           <w:rStyle w:val="Strong"/>
           <w:sz w:val="22"/>
         </w:rPr>
-        <w:t>Prometheus</w:t>
+        <w:t>ELK/EFK</w:t>
       </w:r>
       <w:r>
         <w:rPr>
@@ -1275,13 +1179,26 @@
           <w:rStyle w:val="Strong"/>
           <w:sz w:val="22"/>
         </w:rPr>
-        <w:t>Grafana</w:t>
+        <w:t>CloudWatch</w:t>
       </w:r>
       <w:proofErr w:type="spellEnd"/>
       <w:r>
         <w:rPr>
           <w:sz w:val="22"/>
         </w:rPr>
+        <w:t xml:space="preserve">, structured logging, Jest, Mocha, Chai, Cypress, Playwright, Pact-style contract testing, </w:t>
+      </w:r>
+      <w:r>
+        <w:rPr>
+          <w:rStyle w:val="Strong"/>
+          <w:sz w:val="22"/>
+        </w:rPr>
+        <w:t>OAuth2</w:t>
+      </w:r>
+      <w:r>
+        <w:rPr>
+          <w:sz w:val="22"/>
+        </w:rPr>
         <w:t xml:space="preserve">, </w:t>
       </w:r>
       <w:r>
@@ -1289,57 +1206,7 @@
           <w:rStyle w:val="Strong"/>
           <w:sz w:val="22"/>
         </w:rPr>
-        <w:t>ELK/EFK</w:t>
-      </w:r>
-      <w:r>
-        <w:rPr>
-          <w:sz w:val="22"/>
-        </w:rPr>
-        <w:t xml:space="preserve">, </w:t>
-      </w:r>
-      <w:proofErr w:type="spellStart"/>
-      <w:r>
-        <w:rPr>
-          <w:rStyle w:val="Strong"/>
-          <w:sz w:val="22"/>
-        </w:rPr>
-        <w:t>CloudWatch</w:t>
-      </w:r>
-      <w:proofErr w:type="spellEnd"/>
-      <w:r>
-        <w:rPr>
-          <w:sz w:val="22"/>
-        </w:rPr>
-        <w:t xml:space="preserve">, structured logging, Jest, Mocha, Chai, Cypress, Playwright, Pact-style contract testing, </w:t>
-      </w:r>
-      <w:r>
-        <w:rPr>
-          <w:rStyle w:val="Strong"/>
-          <w:sz w:val="22"/>
-        </w:rPr>
-        <w:t>OAuth2</w:t>
-      </w:r>
-      <w:r>
-        <w:rPr>
-          <w:sz w:val="22"/>
-        </w:rPr>
-        <w:t xml:space="preserve">, </w:t>
-      </w:r>
-      <w:proofErr w:type="spellStart"/>
-      <w:r>
-        <w:rPr>
-          <w:rStyle w:val="Strong"/>
-          <w:sz w:val="22"/>
-        </w:rPr>
-        <w:t>OpenID</w:t>
-      </w:r>
-      <w:proofErr w:type="spellEnd"/>
-      <w:r>
-        <w:rPr>
-          <w:rStyle w:val="Strong"/>
-          <w:sz w:val="22"/>
-        </w:rPr>
-        <w:t xml:space="preserve"> Connect</w:t>
+        <w:t>OpenID Connect</w:t>
       </w:r>
       <w:r>
         <w:rPr>
@@ -1728,7 +1595,6 @@
         </w:rPr>
         <w:t xml:space="preserve">Optimized </w:t>
       </w:r>
-      <w:proofErr w:type="spellStart"/>
       <w:r>
         <w:rPr>
           <w:rStyle w:val="Strong"/>
@@ -1736,7 +1602,6 @@
         </w:rPr>
         <w:t>PostgreSQL</w:t>
       </w:r>
-      <w:proofErr w:type="spellEnd"/>
       <w:r>
         <w:rPr>
           <w:sz w:val="22"/>
@@ -1897,7 +1762,6 @@
         <w:lastRenderedPageBreak/>
         <w:t xml:space="preserve">Delivered flexible persistence patterns using </w:t>
       </w:r>
-      <w:proofErr w:type="spellStart"/>
       <w:r>
         <w:rPr>
           <w:rStyle w:val="Strong"/>
@@ -1905,7 +1769,6 @@
         </w:rPr>
         <w:t>MongoDB</w:t>
       </w:r>
-      <w:proofErr w:type="spellEnd"/>
       <w:r>
         <w:rPr>
           <w:sz w:val="22"/>
@@ -2060,21 +1923,12 @@
         </w:rPr>
         <w:t xml:space="preserve">, </w:t>
       </w:r>
-      <w:proofErr w:type="spellStart"/>
-      <w:r>
-        <w:rPr>
-          <w:rStyle w:val="Strong"/>
-          <w:sz w:val="22"/>
-        </w:rPr>
-        <w:t>OpenID</w:t>
-      </w:r>
-      <w:proofErr w:type="spellEnd"/>
-      <w:r>
-        <w:rPr>
-          <w:rStyle w:val="Strong"/>
-          <w:sz w:val="22"/>
-        </w:rPr>
-        <w:t xml:space="preserve"> Connect</w:t>
+      <w:r>
+        <w:rPr>
+          <w:rStyle w:val="Strong"/>
+          <w:sz w:val="22"/>
+        </w:rPr>
+        <w:t>OpenID Connect</w:t>
       </w:r>
       <w:r>
         <w:rPr>
@@ -2154,21 +2008,7 @@
         <w:rPr>
           <w:sz w:val="22"/>
         </w:rPr>
-        <w:t xml:space="preserve"> tracing and unified </w:t>
-      </w:r>
-      <w:proofErr w:type="spellStart"/>
-      <w:r>
-        <w:rPr>
-          <w:sz w:val="22"/>
-        </w:rPr>
-        <w:t>observability</w:t>
-      </w:r>
-      <w:proofErr w:type="spellEnd"/>
-      <w:r>
-        <w:rPr>
-          <w:sz w:val="22"/>
-        </w:rPr>
-        <w:t xml:space="preserve"> with </w:t>
+        <w:t xml:space="preserve"> tracing and unified observability with </w:t>
       </w:r>
       <w:proofErr w:type="spellStart"/>
       <w:r>
@@ -2502,7 +2342,6 @@
         </w:rPr>
         <w:t xml:space="preserve">Strengthened persistence across </w:t>
       </w:r>
-      <w:proofErr w:type="spellStart"/>
       <w:r>
         <w:rPr>
           <w:rStyle w:val="Strong"/>
@@ -2510,7 +2349,6 @@
         </w:rPr>
         <w:t>PostgreSQL</w:t>
       </w:r>
-      <w:proofErr w:type="spellEnd"/>
       <w:r>
         <w:rPr>
           <w:sz w:val="22"/>
@@ -2764,21 +2602,7 @@
         <w:rPr>
           <w:sz w:val="22"/>
         </w:rPr>
-        <w:t xml:space="preserve"> and connected alerting to documented </w:t>
-      </w:r>
-      <w:proofErr w:type="spellStart"/>
-      <w:r>
-        <w:rPr>
-          <w:sz w:val="22"/>
-        </w:rPr>
-        <w:t>runbooks</w:t>
-      </w:r>
-      <w:proofErr w:type="spellEnd"/>
-      <w:r>
-        <w:rPr>
-          <w:sz w:val="22"/>
-        </w:rPr>
-        <w:t xml:space="preserve">, which reduced noisy pages by </w:t>
+        <w:t xml:space="preserve"> and connected alerting to documented runbooks, which reduced noisy pages by </w:t>
       </w:r>
       <w:r>
         <w:rPr>
@@ -3088,7 +2912,6 @@
         </w:rPr>
         <w:t xml:space="preserve">Designed transactional workflows with clear write boundaries across </w:t>
       </w:r>
-      <w:proofErr w:type="spellStart"/>
       <w:r>
         <w:rPr>
           <w:rStyle w:val="Strong"/>
@@ -3096,7 +2919,6 @@
         </w:rPr>
         <w:t>PostgreSQL</w:t>
       </w:r>
-      <w:proofErr w:type="spellEnd"/>
       <w:r>
         <w:rPr>
           <w:sz w:val="22"/>
@@ -3201,7 +3023,6 @@
         </w:rPr>
         <w:t xml:space="preserve">Added selective </w:t>
       </w:r>
-      <w:proofErr w:type="spellStart"/>
       <w:r>
         <w:rPr>
           <w:rStyle w:val="Strong"/>
@@ -3209,7 +3030,6 @@
         </w:rPr>
         <w:t>MongoDB</w:t>
       </w:r>
-      <w:proofErr w:type="spellEnd"/>
       <w:r>
         <w:rPr>
           <w:sz w:val="22"/>
@@ -3322,7 +3142,6 @@
         </w:rPr>
         <w:t xml:space="preserve">Delivered containerized developer environments with </w:t>
       </w:r>
-      <w:proofErr w:type="spellStart"/>
       <w:r>
         <w:rPr>
           <w:rStyle w:val="Strong"/>
@@ -3330,14 +3149,12 @@
         </w:rPr>
         <w:t>Docker</w:t>
       </w:r>
-      <w:proofErr w:type="spellEnd"/>
       <w:r>
         <w:rPr>
           <w:sz w:val="22"/>
         </w:rPr>
         <w:t xml:space="preserve"> and early </w:t>
       </w:r>
-      <w:proofErr w:type="spellStart"/>
       <w:r>
         <w:rPr>
           <w:rStyle w:val="Strong"/>
@@ -3345,7 +3162,6 @@
         </w:rPr>
         <w:t>Kubernetes</w:t>
       </w:r>
-      <w:proofErr w:type="spellEnd"/>
       <w:r>
         <w:rPr>
           <w:sz w:val="22"/>
@@ -3774,21 +3590,7 @@
         <w:rPr>
           <w:sz w:val="22"/>
         </w:rPr>
-        <w:t xml:space="preserve">-style persistence flows and basic </w:t>
-      </w:r>
-      <w:proofErr w:type="spellStart"/>
-      <w:r>
-        <w:rPr>
-          <w:sz w:val="22"/>
-        </w:rPr>
-        <w:t>runbook</w:t>
-      </w:r>
-      <w:proofErr w:type="spellEnd"/>
-      <w:r>
-        <w:rPr>
-          <w:sz w:val="22"/>
-        </w:rPr>
-        <w:t xml:space="preserve"> practices that improved deployment confidence and production readiness.</w:t>
+        <w:t>-style persistence flows and basic runbook practices that improved deployment confidence and production readiness.</w:t>
       </w:r>
     </w:p>
     <w:p>
@@ -3950,23 +3752,20 @@
       </w:tr>
     </w:tbl>
     <w:p>
-      <w:pPr>
-        <w:rPr>
-          <w:sz w:val="24"/>
-        </w:rPr>
-      </w:pPr>
-      <w:r>
-        <w:rPr>
-          <w:rFonts w:ascii="Arial" w:eastAsia="Arial" w:hAnsi="Arial" w:cs="Arial"/>
+      <w:bookmarkStart w:id="0" w:name="_GoBack"/>
+      <w:r>
+        <w:rPr>
+          <w:rFonts w:ascii="Arial" w:hAnsi="Arial" w:cs="Arial"/>
           <w:b/>
           <w:bCs/>
-          <w:color w:val="111111"/>
-          <w:sz w:val="22"/>
-          <w:szCs w:val="18"/>
-        </w:rPr>
-        <w:t>Stanford University Department of Computer Science</w:t>
+          <w:color w:val="000000"/>
+          <w:sz w:val="23"/>
+          <w:szCs w:val="23"/>
+        </w:rPr>
+        <w:t>Harvard University</w:t>
       </w:r>
     </w:p>
+    <w:bookmarkEnd w:id="0"/>
     <w:p>
       <w:pPr>
         <w:pStyle w:val="ListParagraph"/>
@@ -4173,23 +3972,7 @@
           <w:rStyle w:val="Strong"/>
           <w:sz w:val="22"/>
         </w:rPr>
-        <w:t xml:space="preserve">Certified </w:t>
-      </w:r>
-      <w:proofErr w:type="spellStart"/>
-      <w:r>
-        <w:rPr>
-          <w:rStyle w:val="Strong"/>
-          <w:sz w:val="22"/>
-        </w:rPr>
-        <w:t>Kubernetes</w:t>
-      </w:r>
-      <w:proofErr w:type="spellEnd"/>
-      <w:r>
-        <w:rPr>
-          <w:rStyle w:val="Strong"/>
-          <w:sz w:val="22"/>
-        </w:rPr>
-        <w:t xml:space="preserve"> Application Developer (CKAD)</w:t>
+        <w:t>Certified Kubernetes Application Developer (CKAD)</w:t>
       </w:r>
     </w:p>
     <w:p>
@@ -4204,21 +3987,7 @@
         <w:rPr>
           <w:sz w:val="22"/>
         </w:rPr>
-        <w:t xml:space="preserve">Confirmed working capability in containerized workload design, </w:t>
-      </w:r>
-      <w:proofErr w:type="spellStart"/>
-      <w:r>
-        <w:rPr>
-          <w:sz w:val="22"/>
-        </w:rPr>
-        <w:t>Kubernetes</w:t>
-      </w:r>
-      <w:proofErr w:type="spellEnd"/>
-      <w:r>
-        <w:rPr>
-          <w:sz w:val="22"/>
-        </w:rPr>
-        <w:t>-native deployment patterns, configuration management, and day-to-day application operations in clustered environments.</w:t>
+        <w:t>Confirmed working capability in containerized workload design, Kubernetes-native deployment patterns, configuration management, and day-to-day application operations in clustered environments.</w:t>
       </w:r>
       <w:proofErr w:type="gramEnd"/>
     </w:p>
@@ -10551,7 +10320,7 @@
 </file>
 
 <file path=customXml/itemProps1.xml><?xml version="1.0" encoding="utf-8"?>
-<ds:datastoreItem xmlns:ds="http://schemas.openxmlformats.org/officeDocument/2006/customXml" ds:itemID="{EFDFDB12-B0EF-47F3-8207-B83F908F3F55}">
+<ds:datastoreItem xmlns:ds="http://schemas.openxmlformats.org/officeDocument/2006/customXml" ds:itemID="{4AB18397-2BCC-4DC9-95EA-0F66431AE235}">
   <ds:schemaRefs>
     <ds:schemaRef ds:uri="http://schemas.openxmlformats.org/officeDocument/2006/bibliography"/>
   </ds:schemaRefs>
